--- a/Advanced Aeronautical Engineering.docx
+++ b/Advanced Aeronautical Engineering.docx
@@ -115,7 +115,6 @@
                           <w:placeholder>
                             <w:docPart w:val="F24248867FD9442787A578DECFE57E5D"/>
                           </w:placeholder>
-                          <w:showingPlcHdr/>
                           <w:dataBinding w:prefixMappings="xmlns:ns0='http://schemas.openxmlformats.org/officeDocument/2006/extended-properties'" w:xpath="/ns0:Properties[1]/ns0:Company[1]" w:storeItemID="{6668398D-A668-4E3E-A5EB-62B293D839F1}"/>
                           <w:text/>
                         </w:sdtPr>
@@ -141,7 +140,7 @@
                                 <w:sz w:val="20"/>
                                 <w:szCs w:val="20"/>
                               </w:rPr>
-                              <w:t>[Type the company name]</w:t>
+                              <w:t>Aerodynamic Principles</w:t>
                             </w:r>
                           </w:p>
                         </w:sdtContent>
@@ -161,7 +160,6 @@
                           <w:placeholder>
                             <w:docPart w:val="4B4717337C81473CB08621FEEBF2DC08"/>
                           </w:placeholder>
-                          <w:showingPlcHdr/>
                           <w:dataBinding w:prefixMappings="xmlns:ns0='http://schemas.microsoft.com/office/2006/coverPageProps'" w:xpath="/ns0:CoverPageProperties[1]/ns0:CompanyAddress[1]" w:storeItemID="{55AF091B-3C7A-41E3-B477-F2FDAA23CFDA}"/>
                           <w:text w:multiLine="1"/>
                         </w:sdtPr>
@@ -187,7 +185,7 @@
                                 <w:sz w:val="20"/>
                                 <w:szCs w:val="20"/>
                               </w:rPr>
-                              <w:t>[Type the company address]</w:t>
+                              <w:t>Flight mechanisms</w:t>
                             </w:r>
                           </w:p>
                         </w:sdtContent>
@@ -207,7 +205,6 @@
                           <w:placeholder>
                             <w:docPart w:val="83746BD738A3482E94B1DFDE68B903D0"/>
                           </w:placeholder>
-                          <w:showingPlcHdr/>
                           <w:dataBinding w:prefixMappings="xmlns:ns0='http://schemas.microsoft.com/office/2006/coverPageProps'" w:xpath="/ns0:CoverPageProperties[1]/ns0:CompanyPhone[1]" w:storeItemID="{55AF091B-3C7A-41E3-B477-F2FDAA23CFDA}"/>
                           <w:text/>
                         </w:sdtPr>
@@ -233,7 +230,7 @@
                                 <w:sz w:val="20"/>
                                 <w:szCs w:val="20"/>
                               </w:rPr>
-                              <w:t>[Type the phone number]</w:t>
+                              <w:t>Maneuverability</w:t>
                             </w:r>
                           </w:p>
                         </w:sdtContent>
@@ -253,7 +250,6 @@
                           <w:placeholder>
                             <w:docPart w:val="EAD12485BB52448DB85FC0BCAA404DBC"/>
                           </w:placeholder>
-                          <w:showingPlcHdr/>
                           <w:dataBinding w:prefixMappings="xmlns:ns0='http://schemas.microsoft.com/office/2006/coverPageProps'" w:xpath="/ns0:CoverPageProperties[1]/ns0:CompanyFax[1]" w:storeItemID="{55AF091B-3C7A-41E3-B477-F2FDAA23CFDA}"/>
                           <w:text/>
                         </w:sdtPr>
@@ -279,7 +275,7 @@
                                 <w:sz w:val="20"/>
                                 <w:szCs w:val="20"/>
                               </w:rPr>
-                              <w:t>[Type the fax number]</w:t>
+                              <w:t>Avionics</w:t>
                             </w:r>
                           </w:p>
                         </w:sdtContent>
@@ -299,9 +295,9 @@
                           <w:placeholder>
                             <w:docPart w:val="13FCCAC783E14392A3E1E4A20656F3D9"/>
                           </w:placeholder>
-                          <w:showingPlcHdr/>
                           <w:dataBinding w:prefixMappings="xmlns:ns0='http://schemas.microsoft.com/office/2006/coverPageProps'" w:xpath="/ns0:CoverPageProperties[1]/ns0:PublishDate[1]" w:storeItemID="{55AF091B-3C7A-41E3-B477-F2FDAA23CFDA}"/>
                           <w:date>
+                            <w:dateFormat w:val="M/d/yyyy"/>
                             <w:lid w:val="en-US"/>
                             <w:storeMappedDataAs w:val="dateTime"/>
                             <w:calendar w:val="gregorian"/>
@@ -329,7 +325,7 @@
                                 <w:sz w:val="20"/>
                                 <w:szCs w:val="20"/>
                               </w:rPr>
-                              <w:t>[Pick the date]</w:t>
+                              <w:t>AND MUCH MORE</w:t>
                             </w:r>
                           </w:p>
                         </w:sdtContent>
@@ -389,7 +385,6 @@
                           <w:placeholder>
                             <w:docPart w:val="9FB9A0F670C343E59F99BAC282358B28"/>
                           </w:placeholder>
-                          <w:showingPlcHdr/>
                           <w:dataBinding w:prefixMappings="xmlns:ns0='http://schemas.microsoft.com/office/2006/coverPageProps'" w:xpath="/ns0:CoverPageProperties[1]/ns0:Abstract[1]" w:storeItemID="{55AF091B-3C7A-41E3-B477-F2FDAA23CFDA}"/>
                           <w:text/>
                         </w:sdtPr>
@@ -404,7 +399,7 @@
                               <w:rPr>
                                 <w:color w:val="808080" w:themeColor="text1" w:themeTint="7F"/>
                               </w:rPr>
-                              <w:t>[Type the abstract of the document here. The abstract is typically a short summary of the contents of the document. Type the abstract of the document here. The abstract is typically a short summary of the contents of the document.]</w:t>
+                              <w:t>A visit to the engineering of Modern Fighter jets</w:t>
                             </w:r>
                           </w:p>
                         </w:sdtContent>
@@ -559,7 +554,7 @@
                     </pic:cNvPicPr>
                   </pic:nvPicPr>
                   <pic:blipFill>
-                    <a:blip r:embed="rId8"/>
+                    <a:blip r:embed="rId9"/>
                     <a:srcRect/>
                     <a:stretch>
                       <a:fillRect/>
@@ -655,7 +650,7 @@
                     </pic:cNvPicPr>
                   </pic:nvPicPr>
                   <pic:blipFill>
-                    <a:blip r:embed="rId9"/>
+                    <a:blip r:embed="rId10"/>
                     <a:srcRect/>
                     <a:stretch>
                       <a:fillRect/>
@@ -1765,7 +1760,7 @@
                     <pic:cNvPicPr/>
                   </pic:nvPicPr>
                   <pic:blipFill>
-                    <a:blip r:embed="rId10"/>
+                    <a:blip r:embed="rId11"/>
                     <a:stretch>
                       <a:fillRect/>
                     </a:stretch>
@@ -1818,7 +1813,7 @@
                     <pic:cNvPicPr/>
                   </pic:nvPicPr>
                   <pic:blipFill>
-                    <a:blip r:embed="rId11"/>
+                    <a:blip r:embed="rId12"/>
                     <a:stretch>
                       <a:fillRect/>
                     </a:stretch>
@@ -2438,7 +2433,7 @@
                     <pic:cNvPicPr/>
                   </pic:nvPicPr>
                   <pic:blipFill>
-                    <a:blip r:embed="rId12" cstate="print"/>
+                    <a:blip r:embed="rId13" cstate="print"/>
                     <a:stretch>
                       <a:fillRect/>
                     </a:stretch>
@@ -2735,7 +2730,7 @@
                     <pic:cNvPicPr/>
                   </pic:nvPicPr>
                   <pic:blipFill>
-                    <a:blip r:embed="rId13" cstate="print"/>
+                    <a:blip r:embed="rId14" cstate="print"/>
                     <a:stretch>
                       <a:fillRect/>
                     </a:stretch>
@@ -2778,7 +2773,7 @@
                     <pic:cNvPicPr/>
                   </pic:nvPicPr>
                   <pic:blipFill>
-                    <a:blip r:embed="rId14"/>
+                    <a:blip r:embed="rId15"/>
                     <a:stretch>
                       <a:fillRect/>
                     </a:stretch>
@@ -2839,7 +2834,7 @@
                     <pic:cNvPicPr/>
                   </pic:nvPicPr>
                   <pic:blipFill>
-                    <a:blip r:embed="rId15"/>
+                    <a:blip r:embed="rId16"/>
                     <a:stretch>
                       <a:fillRect/>
                     </a:stretch>
@@ -3329,7 +3324,7 @@
                     <pic:cNvPicPr/>
                   </pic:nvPicPr>
                   <pic:blipFill>
-                    <a:blip r:embed="rId16" cstate="print"/>
+                    <a:blip r:embed="rId17" cstate="print"/>
                     <a:stretch>
                       <a:fillRect/>
                     </a:stretch>
@@ -3374,7 +3369,7 @@
                     <pic:cNvPicPr/>
                   </pic:nvPicPr>
                   <pic:blipFill>
-                    <a:blip r:embed="rId17"/>
+                    <a:blip r:embed="rId18"/>
                     <a:stretch>
                       <a:fillRect/>
                     </a:stretch>
@@ -3427,7 +3422,7 @@
                     <pic:cNvPicPr/>
                   </pic:nvPicPr>
                   <pic:blipFill>
-                    <a:blip r:embed="rId18"/>
+                    <a:blip r:embed="rId19"/>
                     <a:stretch>
                       <a:fillRect/>
                     </a:stretch>
@@ -3568,7 +3563,7 @@
                     <pic:cNvPicPr/>
                   </pic:nvPicPr>
                   <pic:blipFill>
-                    <a:blip r:embed="rId19"/>
+                    <a:blip r:embed="rId20"/>
                     <a:stretch>
                       <a:fillRect/>
                     </a:stretch>
@@ -3701,7 +3696,7 @@
                     <pic:cNvPicPr/>
                   </pic:nvPicPr>
                   <pic:blipFill>
-                    <a:blip r:embed="rId20" cstate="print"/>
+                    <a:blip r:embed="rId21" cstate="print"/>
                     <a:stretch>
                       <a:fillRect/>
                     </a:stretch>
@@ -3956,7 +3951,7 @@
                     <pic:cNvPicPr/>
                   </pic:nvPicPr>
                   <pic:blipFill>
-                    <a:blip r:embed="rId21"/>
+                    <a:blip r:embed="rId22"/>
                     <a:stretch>
                       <a:fillRect/>
                     </a:stretch>
@@ -4086,7 +4081,7 @@
                     <pic:cNvPicPr/>
                   </pic:nvPicPr>
                   <pic:blipFill>
-                    <a:blip r:embed="rId22"/>
+                    <a:blip r:embed="rId23"/>
                     <a:stretch>
                       <a:fillRect/>
                     </a:stretch>
@@ -4883,7 +4878,7 @@
                     <pic:cNvPicPr/>
                   </pic:nvPicPr>
                   <pic:blipFill>
-                    <a:blip r:embed="rId23" cstate="print"/>
+                    <a:blip r:embed="rId24" cstate="print"/>
                     <a:stretch>
                       <a:fillRect/>
                     </a:stretch>
@@ -5198,7 +5193,7 @@
                     <pic:cNvPicPr/>
                   </pic:nvPicPr>
                   <pic:blipFill>
-                    <a:blip r:embed="rId24"/>
+                    <a:blip r:embed="rId25"/>
                     <a:stretch>
                       <a:fillRect/>
                     </a:stretch>
@@ -5301,7 +5296,7 @@
                     <pic:cNvPicPr/>
                   </pic:nvPicPr>
                   <pic:blipFill>
-                    <a:blip r:embed="rId25" cstate="print"/>
+                    <a:blip r:embed="rId26" cstate="print"/>
                     <a:stretch>
                       <a:fillRect/>
                     </a:stretch>
@@ -5344,7 +5339,7 @@
                     <pic:cNvPicPr/>
                   </pic:nvPicPr>
                   <pic:blipFill>
-                    <a:blip r:embed="rId26"/>
+                    <a:blip r:embed="rId27"/>
                     <a:stretch>
                       <a:fillRect/>
                     </a:stretch>
@@ -6378,7 +6373,7 @@
                     <pic:cNvPicPr/>
                   </pic:nvPicPr>
                   <pic:blipFill>
-                    <a:blip r:embed="rId27" cstate="print"/>
+                    <a:blip r:embed="rId28" cstate="print"/>
                     <a:stretch>
                       <a:fillRect/>
                     </a:stretch>
@@ -7262,6 +7257,14 @@
           <w:sz w:val="24"/>
           <w:szCs w:val="24"/>
         </w:rPr>
+        <w:sectPr>
+          <w:footerReference w:type="default" r:id="rId29"/>
+          <w:footerReference w:type="first" r:id="rId30"/>
+          <w:pgSz w:w="12240" w:h="15840"/>
+          <w:pgMar w:top="1440" w:right="1440" w:bottom="1440" w:left="1440" w:header="708" w:footer="708" w:gutter="0"/>
+          <w:cols w:space="708"/>
+          <w:docGrid w:linePitch="360"/>
+        </w:sectPr>
       </w:pPr>
       <w:r>
         <w:rPr>
@@ -7320,7 +7323,7 @@
                     <pic:cNvPicPr/>
                   </pic:nvPicPr>
                   <pic:blipFill>
-                    <a:blip r:embed="rId28"/>
+                    <a:blip r:embed="rId31"/>
                     <a:stretch>
                       <a:fillRect/>
                     </a:stretch>
@@ -7353,27 +7356,28 @@
       <w:pPr>
         <w:spacing w:after="0" w:line="240" w:lineRule="auto"/>
         <w:rPr>
-          <w:rFonts w:ascii="Times New Roman" w:eastAsia="Times New Roman" w:hAnsi="Times New Roman" w:cs="Times New Roman"/>
-          <w:sz w:val="24"/>
-          <w:szCs w:val="24"/>
-        </w:rPr>
-        <w:sectPr>
-          <w:footerReference w:type="default" r:id="rId29"/>
-          <w:footerReference w:type="first" r:id="rId30"/>
-          <w:pgSz w:w="12240" w:h="15840"/>
-          <w:pgMar w:top="1440" w:right="1440" w:bottom="1440" w:left="1440" w:header="708" w:footer="708" w:gutter="0"/>
-          <w:cols w:space="708"/>
-          <w:docGrid w:linePitch="360"/>
-        </w:sectPr>
-      </w:pPr>
+          <w:rFonts w:ascii="Eccentric Std" w:eastAsia="Times New Roman" w:hAnsi="Eccentric Std" w:cs="Times New Roman"/>
+          <w:sz w:val="40"/>
+          <w:szCs w:val="40"/>
+        </w:rPr>
+      </w:pPr>
+      <w:r>
+        <w:rPr>
+          <w:rFonts w:ascii="Eccentric Std" w:eastAsia="Times New Roman" w:hAnsi="Eccentric Std" w:cs="Times New Roman"/>
+          <w:sz w:val="40"/>
+          <w:szCs w:val="40"/>
+        </w:rPr>
+        <w:lastRenderedPageBreak/>
+        <w:t>Sources used:</w:t>
+      </w:r>
     </w:p>
     <w:p>
       <w:pPr>
         <w:spacing w:after="0" w:line="240" w:lineRule="auto"/>
         <w:rPr>
-          <w:rFonts w:ascii="Times New Roman" w:eastAsia="Times New Roman" w:hAnsi="Times New Roman" w:cs="Times New Roman"/>
-          <w:sz w:val="24"/>
-          <w:szCs w:val="24"/>
+          <w:rFonts w:ascii="Eccentric Std" w:eastAsia="Times New Roman" w:hAnsi="Eccentric Std" w:cs="Times New Roman"/>
+          <w:sz w:val="40"/>
+          <w:szCs w:val="40"/>
         </w:rPr>
       </w:pPr>
     </w:p>
@@ -7382,8 +7386,6318 @@
         <w:spacing w:after="0" w:line="240" w:lineRule="auto"/>
         <w:rPr>
           <w:rFonts w:ascii="Times New Roman" w:eastAsia="Times New Roman" w:hAnsi="Times New Roman" w:cs="Times New Roman"/>
-          <w:sz w:val="24"/>
-          <w:szCs w:val="24"/>
+          <w:color w:val="0000FF"/>
+          <w:sz w:val="24"/>
+          <w:szCs w:val="24"/>
+          <w:u w:val="single"/>
+        </w:rPr>
+      </w:pPr>
+      <w:r>
+        <w:rPr>
+          <w:rFonts w:ascii="Times New Roman" w:eastAsia="Times New Roman" w:hAnsi="Times New Roman" w:cs="Times New Roman"/>
+          <w:sz w:val="24"/>
+          <w:szCs w:val="24"/>
+        </w:rPr>
+        <w:fldChar w:fldCharType="begin"/>
+      </w:r>
+      <w:r>
+        <w:rPr>
+          <w:rFonts w:ascii="Times New Roman" w:eastAsia="Times New Roman" w:hAnsi="Times New Roman" w:cs="Times New Roman"/>
+          <w:sz w:val="24"/>
+          <w:szCs w:val="24"/>
+        </w:rPr>
+        <w:instrText xml:space="preserve"> HYPERLINK "https://www1.grc.nasa.gov/beginners-guide-to-aeronautics/four-forces-on-the-flyer/" \t "_blank" </w:instrText>
+      </w:r>
+      <w:r>
+        <w:rPr>
+          <w:rFonts w:ascii="Times New Roman" w:eastAsia="Times New Roman" w:hAnsi="Times New Roman" w:cs="Times New Roman"/>
+          <w:sz w:val="24"/>
+          <w:szCs w:val="24"/>
+        </w:rPr>
+        <w:fldChar w:fldCharType="separate"/>
+      </w:r>
+    </w:p>
+    <w:p>
+      <w:pPr>
+        <w:spacing w:after="0" w:line="240" w:lineRule="auto"/>
+        <w:rPr>
+          <w:rFonts w:ascii="Times New Roman" w:eastAsia="Times New Roman" w:hAnsi="Times New Roman" w:cs="Times New Roman"/>
+          <w:sz w:val="24"/>
+          <w:szCs w:val="24"/>
+        </w:rPr>
+      </w:pPr>
+      <w:r>
+        <w:rPr>
+          <w:rFonts w:ascii="Times New Roman" w:eastAsia="Times New Roman" w:hAnsi="Times New Roman" w:cs="Times New Roman"/>
+          <w:noProof/>
+          <w:color w:val="0000FF"/>
+          <w:sz w:val="24"/>
+          <w:szCs w:val="24"/>
+        </w:rPr>
+        <w:drawing>
+          <wp:inline distT="0" distB="0" distL="0" distR="0">
+            <wp:extent cx="1714500" cy="1714500"/>
+            <wp:effectExtent l="0" t="0" r="0" b="0"/>
+            <wp:docPr id="304" name="Picture 304" descr="https://t3.gstatic.com/faviconV2?url=https://www1.grc.nasa.gov/&amp;client=BARD&amp;type=FAVICON&amp;size=256&amp;fallback_opts=TYPE,SIZE,URL"/>
+            <wp:cNvGraphicFramePr>
+              <a:graphicFrameLocks xmlns:a="http://schemas.openxmlformats.org/drawingml/2006/main" noChangeAspect="1"/>
+            </wp:cNvGraphicFramePr>
+            <a:graphic xmlns:a="http://schemas.openxmlformats.org/drawingml/2006/main">
+              <a:graphicData uri="http://schemas.openxmlformats.org/drawingml/2006/picture">
+                <pic:pic xmlns:pic="http://schemas.openxmlformats.org/drawingml/2006/picture">
+                  <pic:nvPicPr>
+                    <pic:cNvPr id="0" name="Picture 304" descr="https://t3.gstatic.com/faviconV2?url=https://www1.grc.nasa.gov/&amp;client=BARD&amp;type=FAVICON&amp;size=256&amp;fallback_opts=TYPE,SIZE,URL"/>
+                    <pic:cNvPicPr>
+                      <a:picLocks noChangeAspect="1" noChangeArrowheads="1"/>
+                    </pic:cNvPicPr>
+                  </pic:nvPicPr>
+                  <pic:blipFill>
+                    <a:blip r:embed="rId32"/>
+                    <a:srcRect/>
+                    <a:stretch>
+                      <a:fillRect/>
+                    </a:stretch>
+                  </pic:blipFill>
+                  <pic:spPr bwMode="auto">
+                    <a:xfrm>
+                      <a:off x="0" y="0"/>
+                      <a:ext cx="1714500" cy="1714500"/>
+                    </a:xfrm>
+                    <a:prstGeom prst="rect">
+                      <a:avLst/>
+                    </a:prstGeom>
+                    <a:noFill/>
+                    <a:ln w="9525">
+                      <a:noFill/>
+                      <a:miter lim="800000"/>
+                      <a:headEnd/>
+                      <a:tailEnd/>
+                    </a:ln>
+                  </pic:spPr>
+                </pic:pic>
+              </a:graphicData>
+            </a:graphic>
+          </wp:inline>
+        </w:drawing>
+      </w:r>
+    </w:p>
+    <w:p>
+      <w:pPr>
+        <w:spacing w:after="0" w:line="240" w:lineRule="auto"/>
+        <w:rPr>
+          <w:rFonts w:ascii="Times New Roman" w:eastAsia="Times New Roman" w:hAnsi="Times New Roman" w:cs="Times New Roman"/>
+          <w:color w:val="0000FF"/>
+          <w:sz w:val="24"/>
+          <w:szCs w:val="24"/>
+          <w:u w:val="single"/>
+        </w:rPr>
+      </w:pPr>
+      <w:r>
+        <w:rPr>
+          <w:rFonts w:ascii="Times New Roman" w:eastAsia="Times New Roman" w:hAnsi="Times New Roman" w:cs="Times New Roman"/>
+          <w:color w:val="0000FF"/>
+          <w:sz w:val="24"/>
+          <w:szCs w:val="24"/>
+          <w:u w:val="single"/>
+        </w:rPr>
+        <w:t>www1.grc.nasa.gov</w:t>
+      </w:r>
+    </w:p>
+    <w:p>
+      <w:pPr>
+        <w:spacing w:after="0" w:line="240" w:lineRule="auto"/>
+        <w:rPr>
+          <w:rFonts w:ascii="Times New Roman" w:eastAsia="Times New Roman" w:hAnsi="Times New Roman" w:cs="Times New Roman"/>
+          <w:color w:val="0000FF"/>
+          <w:sz w:val="24"/>
+          <w:szCs w:val="24"/>
+          <w:u w:val="single"/>
+        </w:rPr>
+      </w:pPr>
+      <w:r>
+        <w:rPr>
+          <w:rFonts w:ascii="Times New Roman" w:eastAsia="Times New Roman" w:hAnsi="Times New Roman" w:cs="Times New Roman"/>
+          <w:color w:val="0000FF"/>
+          <w:sz w:val="24"/>
+          <w:szCs w:val="24"/>
+          <w:u w:val="single"/>
+        </w:rPr>
+        <w:t>Four Forces on the Flyer | Glenn Research Center - NASA</w:t>
+      </w:r>
+    </w:p>
+    <w:p>
+      <w:pPr>
+        <w:spacing w:after="0" w:line="240" w:lineRule="auto"/>
+        <w:rPr>
+          <w:rFonts w:ascii="Times New Roman" w:eastAsia="Times New Roman" w:hAnsi="Times New Roman" w:cs="Times New Roman"/>
+          <w:sz w:val="24"/>
+          <w:szCs w:val="24"/>
+        </w:rPr>
+      </w:pPr>
+      <w:r>
+        <w:rPr>
+          <w:rFonts w:ascii="Times New Roman" w:eastAsia="Times New Roman" w:hAnsi="Times New Roman" w:cs="Times New Roman"/>
+          <w:color w:val="0000FF"/>
+          <w:sz w:val="24"/>
+          <w:szCs w:val="24"/>
+          <w:u w:val="single"/>
+        </w:rPr>
+        <w:t xml:space="preserve">Opens in a new window </w:t>
+      </w:r>
+      <w:r>
+        <w:rPr>
+          <w:rFonts w:ascii="Times New Roman" w:eastAsia="Times New Roman" w:hAnsi="Times New Roman" w:cs="Times New Roman"/>
+          <w:sz w:val="24"/>
+          <w:szCs w:val="24"/>
+        </w:rPr>
+        <w:fldChar w:fldCharType="end"/>
+      </w:r>
+      <w:r>
+        <w:rPr>
+          <w:rFonts w:ascii="Times New Roman" w:eastAsia="Times New Roman" w:hAnsi="Times New Roman" w:cs="Times New Roman"/>
+          <w:sz w:val="24"/>
+          <w:szCs w:val="24"/>
+        </w:rPr>
+        <w:fldChar w:fldCharType="begin"/>
+      </w:r>
+      <w:r>
+        <w:rPr>
+          <w:rFonts w:ascii="Times New Roman" w:eastAsia="Times New Roman" w:hAnsi="Times New Roman" w:cs="Times New Roman"/>
+          <w:sz w:val="24"/>
+          <w:szCs w:val="24"/>
+        </w:rPr>
+        <w:instrText xml:space="preserve"> HYPERLINK "https://www.nasa.gov/wp-content/uploads/2020/06/four_forces_k-4.pdf" \t "_blank" </w:instrText>
+      </w:r>
+      <w:r>
+        <w:rPr>
+          <w:rFonts w:ascii="Times New Roman" w:eastAsia="Times New Roman" w:hAnsi="Times New Roman" w:cs="Times New Roman"/>
+          <w:sz w:val="24"/>
+          <w:szCs w:val="24"/>
+        </w:rPr>
+        <w:fldChar w:fldCharType="separate"/>
+      </w:r>
+    </w:p>
+    <w:p>
+      <w:pPr>
+        <w:spacing w:after="0" w:line="240" w:lineRule="auto"/>
+        <w:rPr>
+          <w:rFonts w:ascii="Times New Roman" w:eastAsia="Times New Roman" w:hAnsi="Times New Roman" w:cs="Times New Roman"/>
+          <w:sz w:val="24"/>
+          <w:szCs w:val="24"/>
+        </w:rPr>
+      </w:pPr>
+      <w:r>
+        <w:rPr>
+          <w:rFonts w:ascii="Times New Roman" w:eastAsia="Times New Roman" w:hAnsi="Times New Roman" w:cs="Times New Roman"/>
+          <w:noProof/>
+          <w:color w:val="0000FF"/>
+          <w:sz w:val="24"/>
+          <w:szCs w:val="24"/>
+        </w:rPr>
+        <w:drawing>
+          <wp:inline distT="0" distB="0" distL="0" distR="0">
+            <wp:extent cx="1714500" cy="1714500"/>
+            <wp:effectExtent l="0" t="0" r="0" b="0"/>
+            <wp:docPr id="305" name="Picture 305" descr="https://t2.gstatic.com/faviconV2?url=https://www.nasa.gov/&amp;client=BARD&amp;type=FAVICON&amp;size=256&amp;fallback_opts=TYPE,SIZE,URL"/>
+            <wp:cNvGraphicFramePr>
+              <a:graphicFrameLocks xmlns:a="http://schemas.openxmlformats.org/drawingml/2006/main" noChangeAspect="1"/>
+            </wp:cNvGraphicFramePr>
+            <a:graphic xmlns:a="http://schemas.openxmlformats.org/drawingml/2006/main">
+              <a:graphicData uri="http://schemas.openxmlformats.org/drawingml/2006/picture">
+                <pic:pic xmlns:pic="http://schemas.openxmlformats.org/drawingml/2006/picture">
+                  <pic:nvPicPr>
+                    <pic:cNvPr id="0" name="Picture 305" descr="https://t2.gstatic.com/faviconV2?url=https://www.nasa.gov/&amp;client=BARD&amp;type=FAVICON&amp;size=256&amp;fallback_opts=TYPE,SIZE,URL"/>
+                    <pic:cNvPicPr>
+                      <a:picLocks noChangeAspect="1" noChangeArrowheads="1"/>
+                    </pic:cNvPicPr>
+                  </pic:nvPicPr>
+                  <pic:blipFill>
+                    <a:blip r:embed="rId32"/>
+                    <a:srcRect/>
+                    <a:stretch>
+                      <a:fillRect/>
+                    </a:stretch>
+                  </pic:blipFill>
+                  <pic:spPr bwMode="auto">
+                    <a:xfrm>
+                      <a:off x="0" y="0"/>
+                      <a:ext cx="1714500" cy="1714500"/>
+                    </a:xfrm>
+                    <a:prstGeom prst="rect">
+                      <a:avLst/>
+                    </a:prstGeom>
+                    <a:noFill/>
+                    <a:ln w="9525">
+                      <a:noFill/>
+                      <a:miter lim="800000"/>
+                      <a:headEnd/>
+                      <a:tailEnd/>
+                    </a:ln>
+                  </pic:spPr>
+                </pic:pic>
+              </a:graphicData>
+            </a:graphic>
+          </wp:inline>
+        </w:drawing>
+      </w:r>
+    </w:p>
+    <w:p>
+      <w:pPr>
+        <w:spacing w:after="0" w:line="240" w:lineRule="auto"/>
+        <w:rPr>
+          <w:rFonts w:ascii="Times New Roman" w:eastAsia="Times New Roman" w:hAnsi="Times New Roman" w:cs="Times New Roman"/>
+          <w:color w:val="0000FF"/>
+          <w:sz w:val="24"/>
+          <w:szCs w:val="24"/>
+          <w:u w:val="single"/>
+        </w:rPr>
+      </w:pPr>
+      <w:r>
+        <w:rPr>
+          <w:rFonts w:ascii="Times New Roman" w:eastAsia="Times New Roman" w:hAnsi="Times New Roman" w:cs="Times New Roman"/>
+          <w:color w:val="0000FF"/>
+          <w:sz w:val="24"/>
+          <w:szCs w:val="24"/>
+          <w:u w:val="single"/>
+        </w:rPr>
+        <w:t>nasa.gov</w:t>
+      </w:r>
+    </w:p>
+    <w:p>
+      <w:pPr>
+        <w:spacing w:after="0" w:line="240" w:lineRule="auto"/>
+        <w:rPr>
+          <w:rFonts w:ascii="Times New Roman" w:eastAsia="Times New Roman" w:hAnsi="Times New Roman" w:cs="Times New Roman"/>
+          <w:color w:val="0000FF"/>
+          <w:sz w:val="24"/>
+          <w:szCs w:val="24"/>
+          <w:u w:val="single"/>
+        </w:rPr>
+      </w:pPr>
+      <w:r>
+        <w:rPr>
+          <w:rFonts w:ascii="Times New Roman" w:eastAsia="Times New Roman" w:hAnsi="Times New Roman" w:cs="Times New Roman"/>
+          <w:color w:val="0000FF"/>
+          <w:sz w:val="24"/>
+          <w:szCs w:val="24"/>
+          <w:u w:val="single"/>
+        </w:rPr>
+        <w:t>Four Forces, Grades K-4 - NASA</w:t>
+      </w:r>
+    </w:p>
+    <w:p>
+      <w:pPr>
+        <w:spacing w:after="0" w:line="240" w:lineRule="auto"/>
+        <w:rPr>
+          <w:rFonts w:ascii="Times New Roman" w:eastAsia="Times New Roman" w:hAnsi="Times New Roman" w:cs="Times New Roman"/>
+          <w:sz w:val="24"/>
+          <w:szCs w:val="24"/>
+        </w:rPr>
+      </w:pPr>
+      <w:r>
+        <w:rPr>
+          <w:rFonts w:ascii="Times New Roman" w:eastAsia="Times New Roman" w:hAnsi="Times New Roman" w:cs="Times New Roman"/>
+          <w:color w:val="0000FF"/>
+          <w:sz w:val="24"/>
+          <w:szCs w:val="24"/>
+          <w:u w:val="single"/>
+        </w:rPr>
+        <w:t xml:space="preserve">Opens in a new window </w:t>
+      </w:r>
+      <w:r>
+        <w:rPr>
+          <w:rFonts w:ascii="Times New Roman" w:eastAsia="Times New Roman" w:hAnsi="Times New Roman" w:cs="Times New Roman"/>
+          <w:sz w:val="24"/>
+          <w:szCs w:val="24"/>
+        </w:rPr>
+        <w:fldChar w:fldCharType="end"/>
+      </w:r>
+      <w:r>
+        <w:rPr>
+          <w:rFonts w:ascii="Times New Roman" w:eastAsia="Times New Roman" w:hAnsi="Times New Roman" w:cs="Times New Roman"/>
+          <w:sz w:val="24"/>
+          <w:szCs w:val="24"/>
+        </w:rPr>
+        <w:fldChar w:fldCharType="begin"/>
+      </w:r>
+      <w:r>
+        <w:rPr>
+          <w:rFonts w:ascii="Times New Roman" w:eastAsia="Times New Roman" w:hAnsi="Times New Roman" w:cs="Times New Roman"/>
+          <w:sz w:val="24"/>
+          <w:szCs w:val="24"/>
+        </w:rPr>
+        <w:instrText xml:space="preserve"> HYPERLINK "https://www1.grc.nasa.gov/beginners-guide-to-aeronautics/aircraft-rotations/" \t "_blank" </w:instrText>
+      </w:r>
+      <w:r>
+        <w:rPr>
+          <w:rFonts w:ascii="Times New Roman" w:eastAsia="Times New Roman" w:hAnsi="Times New Roman" w:cs="Times New Roman"/>
+          <w:sz w:val="24"/>
+          <w:szCs w:val="24"/>
+        </w:rPr>
+        <w:fldChar w:fldCharType="separate"/>
+      </w:r>
+    </w:p>
+    <w:p>
+      <w:pPr>
+        <w:spacing w:after="0" w:line="240" w:lineRule="auto"/>
+        <w:rPr>
+          <w:rFonts w:ascii="Times New Roman" w:eastAsia="Times New Roman" w:hAnsi="Times New Roman" w:cs="Times New Roman"/>
+          <w:sz w:val="24"/>
+          <w:szCs w:val="24"/>
+        </w:rPr>
+      </w:pPr>
+      <w:r>
+        <w:rPr>
+          <w:rFonts w:ascii="Times New Roman" w:eastAsia="Times New Roman" w:hAnsi="Times New Roman" w:cs="Times New Roman"/>
+          <w:noProof/>
+          <w:color w:val="0000FF"/>
+          <w:sz w:val="24"/>
+          <w:szCs w:val="24"/>
+        </w:rPr>
+        <w:drawing>
+          <wp:inline distT="0" distB="0" distL="0" distR="0">
+            <wp:extent cx="1714500" cy="1714500"/>
+            <wp:effectExtent l="0" t="0" r="0" b="0"/>
+            <wp:docPr id="306" name="Picture 306" descr="https://t3.gstatic.com/faviconV2?url=https://www1.grc.nasa.gov/&amp;client=BARD&amp;type=FAVICON&amp;size=256&amp;fallback_opts=TYPE,SIZE,URL"/>
+            <wp:cNvGraphicFramePr>
+              <a:graphicFrameLocks xmlns:a="http://schemas.openxmlformats.org/drawingml/2006/main" noChangeAspect="1"/>
+            </wp:cNvGraphicFramePr>
+            <a:graphic xmlns:a="http://schemas.openxmlformats.org/drawingml/2006/main">
+              <a:graphicData uri="http://schemas.openxmlformats.org/drawingml/2006/picture">
+                <pic:pic xmlns:pic="http://schemas.openxmlformats.org/drawingml/2006/picture">
+                  <pic:nvPicPr>
+                    <pic:cNvPr id="0" name="Picture 306" descr="https://t3.gstatic.com/faviconV2?url=https://www1.grc.nasa.gov/&amp;client=BARD&amp;type=FAVICON&amp;size=256&amp;fallback_opts=TYPE,SIZE,URL"/>
+                    <pic:cNvPicPr>
+                      <a:picLocks noChangeAspect="1" noChangeArrowheads="1"/>
+                    </pic:cNvPicPr>
+                  </pic:nvPicPr>
+                  <pic:blipFill>
+                    <a:blip r:embed="rId32"/>
+                    <a:srcRect/>
+                    <a:stretch>
+                      <a:fillRect/>
+                    </a:stretch>
+                  </pic:blipFill>
+                  <pic:spPr bwMode="auto">
+                    <a:xfrm>
+                      <a:off x="0" y="0"/>
+                      <a:ext cx="1714500" cy="1714500"/>
+                    </a:xfrm>
+                    <a:prstGeom prst="rect">
+                      <a:avLst/>
+                    </a:prstGeom>
+                    <a:noFill/>
+                    <a:ln w="9525">
+                      <a:noFill/>
+                      <a:miter lim="800000"/>
+                      <a:headEnd/>
+                      <a:tailEnd/>
+                    </a:ln>
+                  </pic:spPr>
+                </pic:pic>
+              </a:graphicData>
+            </a:graphic>
+          </wp:inline>
+        </w:drawing>
+      </w:r>
+    </w:p>
+    <w:p>
+      <w:pPr>
+        <w:spacing w:after="0" w:line="240" w:lineRule="auto"/>
+        <w:rPr>
+          <w:rFonts w:ascii="Times New Roman" w:eastAsia="Times New Roman" w:hAnsi="Times New Roman" w:cs="Times New Roman"/>
+          <w:color w:val="0000FF"/>
+          <w:sz w:val="24"/>
+          <w:szCs w:val="24"/>
+          <w:u w:val="single"/>
+        </w:rPr>
+      </w:pPr>
+      <w:r>
+        <w:rPr>
+          <w:rFonts w:ascii="Times New Roman" w:eastAsia="Times New Roman" w:hAnsi="Times New Roman" w:cs="Times New Roman"/>
+          <w:color w:val="0000FF"/>
+          <w:sz w:val="24"/>
+          <w:szCs w:val="24"/>
+          <w:u w:val="single"/>
+        </w:rPr>
+        <w:t>www1.grc.nasa.gov</w:t>
+      </w:r>
+    </w:p>
+    <w:p>
+      <w:pPr>
+        <w:spacing w:after="0" w:line="240" w:lineRule="auto"/>
+        <w:rPr>
+          <w:rFonts w:ascii="Times New Roman" w:eastAsia="Times New Roman" w:hAnsi="Times New Roman" w:cs="Times New Roman"/>
+          <w:color w:val="0000FF"/>
+          <w:sz w:val="24"/>
+          <w:szCs w:val="24"/>
+          <w:u w:val="single"/>
+        </w:rPr>
+      </w:pPr>
+      <w:r>
+        <w:rPr>
+          <w:rFonts w:ascii="Times New Roman" w:eastAsia="Times New Roman" w:hAnsi="Times New Roman" w:cs="Times New Roman"/>
+          <w:color w:val="0000FF"/>
+          <w:sz w:val="24"/>
+          <w:szCs w:val="24"/>
+          <w:u w:val="single"/>
+        </w:rPr>
+        <w:t>Aircraft Rotations - Glenn Research Center - NASA</w:t>
+      </w:r>
+    </w:p>
+    <w:p>
+      <w:pPr>
+        <w:spacing w:after="0" w:line="240" w:lineRule="auto"/>
+        <w:rPr>
+          <w:rFonts w:ascii="Times New Roman" w:eastAsia="Times New Roman" w:hAnsi="Times New Roman" w:cs="Times New Roman"/>
+          <w:sz w:val="24"/>
+          <w:szCs w:val="24"/>
+        </w:rPr>
+      </w:pPr>
+      <w:r>
+        <w:rPr>
+          <w:rFonts w:ascii="Times New Roman" w:eastAsia="Times New Roman" w:hAnsi="Times New Roman" w:cs="Times New Roman"/>
+          <w:color w:val="0000FF"/>
+          <w:sz w:val="24"/>
+          <w:szCs w:val="24"/>
+          <w:u w:val="single"/>
+        </w:rPr>
+        <w:t xml:space="preserve">Opens in a new window </w:t>
+      </w:r>
+      <w:r>
+        <w:rPr>
+          <w:rFonts w:ascii="Times New Roman" w:eastAsia="Times New Roman" w:hAnsi="Times New Roman" w:cs="Times New Roman"/>
+          <w:sz w:val="24"/>
+          <w:szCs w:val="24"/>
+        </w:rPr>
+        <w:fldChar w:fldCharType="end"/>
+      </w:r>
+      <w:r>
+        <w:rPr>
+          <w:rFonts w:ascii="Times New Roman" w:eastAsia="Times New Roman" w:hAnsi="Times New Roman" w:cs="Times New Roman"/>
+          <w:sz w:val="24"/>
+          <w:szCs w:val="24"/>
+        </w:rPr>
+        <w:fldChar w:fldCharType="begin"/>
+      </w:r>
+      <w:r>
+        <w:rPr>
+          <w:rFonts w:ascii="Times New Roman" w:eastAsia="Times New Roman" w:hAnsi="Times New Roman" w:cs="Times New Roman"/>
+          <w:sz w:val="24"/>
+          <w:szCs w:val="24"/>
+        </w:rPr>
+        <w:instrText xml:space="preserve"> HYPERLINK "https://www1.grc.nasa.gov/beginners-guide-to-aeronautics/forces-in-a-climb/" \t "_blank" </w:instrText>
+      </w:r>
+      <w:r>
+        <w:rPr>
+          <w:rFonts w:ascii="Times New Roman" w:eastAsia="Times New Roman" w:hAnsi="Times New Roman" w:cs="Times New Roman"/>
+          <w:sz w:val="24"/>
+          <w:szCs w:val="24"/>
+        </w:rPr>
+        <w:fldChar w:fldCharType="separate"/>
+      </w:r>
+    </w:p>
+    <w:p>
+      <w:pPr>
+        <w:spacing w:after="0" w:line="240" w:lineRule="auto"/>
+        <w:rPr>
+          <w:rFonts w:ascii="Times New Roman" w:eastAsia="Times New Roman" w:hAnsi="Times New Roman" w:cs="Times New Roman"/>
+          <w:sz w:val="24"/>
+          <w:szCs w:val="24"/>
+        </w:rPr>
+      </w:pPr>
+      <w:r>
+        <w:rPr>
+          <w:rFonts w:ascii="Times New Roman" w:eastAsia="Times New Roman" w:hAnsi="Times New Roman" w:cs="Times New Roman"/>
+          <w:noProof/>
+          <w:color w:val="0000FF"/>
+          <w:sz w:val="24"/>
+          <w:szCs w:val="24"/>
+        </w:rPr>
+        <w:lastRenderedPageBreak/>
+        <w:drawing>
+          <wp:inline distT="0" distB="0" distL="0" distR="0">
+            <wp:extent cx="1714500" cy="1714500"/>
+            <wp:effectExtent l="0" t="0" r="0" b="0"/>
+            <wp:docPr id="307" name="Picture 307" descr="https://t3.gstatic.com/faviconV2?url=https://www1.grc.nasa.gov/&amp;client=BARD&amp;type=FAVICON&amp;size=256&amp;fallback_opts=TYPE,SIZE,URL"/>
+            <wp:cNvGraphicFramePr>
+              <a:graphicFrameLocks xmlns:a="http://schemas.openxmlformats.org/drawingml/2006/main" noChangeAspect="1"/>
+            </wp:cNvGraphicFramePr>
+            <a:graphic xmlns:a="http://schemas.openxmlformats.org/drawingml/2006/main">
+              <a:graphicData uri="http://schemas.openxmlformats.org/drawingml/2006/picture">
+                <pic:pic xmlns:pic="http://schemas.openxmlformats.org/drawingml/2006/picture">
+                  <pic:nvPicPr>
+                    <pic:cNvPr id="0" name="Picture 307" descr="https://t3.gstatic.com/faviconV2?url=https://www1.grc.nasa.gov/&amp;client=BARD&amp;type=FAVICON&amp;size=256&amp;fallback_opts=TYPE,SIZE,URL"/>
+                    <pic:cNvPicPr>
+                      <a:picLocks noChangeAspect="1" noChangeArrowheads="1"/>
+                    </pic:cNvPicPr>
+                  </pic:nvPicPr>
+                  <pic:blipFill>
+                    <a:blip r:embed="rId32"/>
+                    <a:srcRect/>
+                    <a:stretch>
+                      <a:fillRect/>
+                    </a:stretch>
+                  </pic:blipFill>
+                  <pic:spPr bwMode="auto">
+                    <a:xfrm>
+                      <a:off x="0" y="0"/>
+                      <a:ext cx="1714500" cy="1714500"/>
+                    </a:xfrm>
+                    <a:prstGeom prst="rect">
+                      <a:avLst/>
+                    </a:prstGeom>
+                    <a:noFill/>
+                    <a:ln w="9525">
+                      <a:noFill/>
+                      <a:miter lim="800000"/>
+                      <a:headEnd/>
+                      <a:tailEnd/>
+                    </a:ln>
+                  </pic:spPr>
+                </pic:pic>
+              </a:graphicData>
+            </a:graphic>
+          </wp:inline>
+        </w:drawing>
+      </w:r>
+    </w:p>
+    <w:p>
+      <w:pPr>
+        <w:spacing w:after="0" w:line="240" w:lineRule="auto"/>
+        <w:rPr>
+          <w:rFonts w:ascii="Times New Roman" w:eastAsia="Times New Roman" w:hAnsi="Times New Roman" w:cs="Times New Roman"/>
+          <w:color w:val="0000FF"/>
+          <w:sz w:val="24"/>
+          <w:szCs w:val="24"/>
+          <w:u w:val="single"/>
+        </w:rPr>
+      </w:pPr>
+      <w:r>
+        <w:rPr>
+          <w:rFonts w:ascii="Times New Roman" w:eastAsia="Times New Roman" w:hAnsi="Times New Roman" w:cs="Times New Roman"/>
+          <w:color w:val="0000FF"/>
+          <w:sz w:val="24"/>
+          <w:szCs w:val="24"/>
+          <w:u w:val="single"/>
+        </w:rPr>
+        <w:t>www1.grc.nasa.gov</w:t>
+      </w:r>
+    </w:p>
+    <w:p>
+      <w:pPr>
+        <w:spacing w:after="0" w:line="240" w:lineRule="auto"/>
+        <w:rPr>
+          <w:rFonts w:ascii="Times New Roman" w:eastAsia="Times New Roman" w:hAnsi="Times New Roman" w:cs="Times New Roman"/>
+          <w:color w:val="0000FF"/>
+          <w:sz w:val="24"/>
+          <w:szCs w:val="24"/>
+          <w:u w:val="single"/>
+        </w:rPr>
+      </w:pPr>
+      <w:r>
+        <w:rPr>
+          <w:rFonts w:ascii="Times New Roman" w:eastAsia="Times New Roman" w:hAnsi="Times New Roman" w:cs="Times New Roman"/>
+          <w:color w:val="0000FF"/>
+          <w:sz w:val="24"/>
+          <w:szCs w:val="24"/>
+          <w:u w:val="single"/>
+        </w:rPr>
+        <w:t>Forces in a Climb - Glenn Research Center - NASA</w:t>
+      </w:r>
+    </w:p>
+    <w:p>
+      <w:pPr>
+        <w:spacing w:after="0" w:line="240" w:lineRule="auto"/>
+        <w:rPr>
+          <w:rFonts w:ascii="Times New Roman" w:eastAsia="Times New Roman" w:hAnsi="Times New Roman" w:cs="Times New Roman"/>
+          <w:sz w:val="24"/>
+          <w:szCs w:val="24"/>
+        </w:rPr>
+      </w:pPr>
+      <w:r>
+        <w:rPr>
+          <w:rFonts w:ascii="Times New Roman" w:eastAsia="Times New Roman" w:hAnsi="Times New Roman" w:cs="Times New Roman"/>
+          <w:color w:val="0000FF"/>
+          <w:sz w:val="24"/>
+          <w:szCs w:val="24"/>
+          <w:u w:val="single"/>
+        </w:rPr>
+        <w:t xml:space="preserve">Opens in a new window </w:t>
+      </w:r>
+      <w:r>
+        <w:rPr>
+          <w:rFonts w:ascii="Times New Roman" w:eastAsia="Times New Roman" w:hAnsi="Times New Roman" w:cs="Times New Roman"/>
+          <w:sz w:val="24"/>
+          <w:szCs w:val="24"/>
+        </w:rPr>
+        <w:fldChar w:fldCharType="end"/>
+      </w:r>
+      <w:r>
+        <w:rPr>
+          <w:rFonts w:ascii="Times New Roman" w:eastAsia="Times New Roman" w:hAnsi="Times New Roman" w:cs="Times New Roman"/>
+          <w:sz w:val="24"/>
+          <w:szCs w:val="24"/>
+        </w:rPr>
+        <w:fldChar w:fldCharType="begin"/>
+      </w:r>
+      <w:r>
+        <w:rPr>
+          <w:rFonts w:ascii="Times New Roman" w:eastAsia="Times New Roman" w:hAnsi="Times New Roman" w:cs="Times New Roman"/>
+          <w:sz w:val="24"/>
+          <w:szCs w:val="24"/>
+        </w:rPr>
+        <w:instrText xml:space="preserve"> HYPERLINK "https://www.mdpi.com/2311-5521/6/4/144" \t "_blank" </w:instrText>
+      </w:r>
+      <w:r>
+        <w:rPr>
+          <w:rFonts w:ascii="Times New Roman" w:eastAsia="Times New Roman" w:hAnsi="Times New Roman" w:cs="Times New Roman"/>
+          <w:sz w:val="24"/>
+          <w:szCs w:val="24"/>
+        </w:rPr>
+        <w:fldChar w:fldCharType="separate"/>
+      </w:r>
+    </w:p>
+    <w:p>
+      <w:pPr>
+        <w:spacing w:after="0" w:line="240" w:lineRule="auto"/>
+        <w:rPr>
+          <w:rFonts w:ascii="Times New Roman" w:eastAsia="Times New Roman" w:hAnsi="Times New Roman" w:cs="Times New Roman"/>
+          <w:sz w:val="24"/>
+          <w:szCs w:val="24"/>
+        </w:rPr>
+      </w:pPr>
+      <w:r>
+        <w:rPr>
+          <w:rFonts w:ascii="Times New Roman" w:eastAsia="Times New Roman" w:hAnsi="Times New Roman" w:cs="Times New Roman"/>
+          <w:noProof/>
+          <w:color w:val="0000FF"/>
+          <w:sz w:val="24"/>
+          <w:szCs w:val="24"/>
+        </w:rPr>
+        <w:drawing>
+          <wp:inline distT="0" distB="0" distL="0" distR="0">
+            <wp:extent cx="1714500" cy="1714500"/>
+            <wp:effectExtent l="19050" t="0" r="0" b="0"/>
+            <wp:docPr id="308" name="Picture 308" descr="https://t1.gstatic.com/faviconV2?url=https://www.mdpi.com/&amp;client=BARD&amp;type=FAVICON&amp;size=256&amp;fallback_opts=TYPE,SIZE,URL"/>
+            <wp:cNvGraphicFramePr>
+              <a:graphicFrameLocks xmlns:a="http://schemas.openxmlformats.org/drawingml/2006/main" noChangeAspect="1"/>
+            </wp:cNvGraphicFramePr>
+            <a:graphic xmlns:a="http://schemas.openxmlformats.org/drawingml/2006/main">
+              <a:graphicData uri="http://schemas.openxmlformats.org/drawingml/2006/picture">
+                <pic:pic xmlns:pic="http://schemas.openxmlformats.org/drawingml/2006/picture">
+                  <pic:nvPicPr>
+                    <pic:cNvPr id="0" name="Picture 308" descr="https://t1.gstatic.com/faviconV2?url=https://www.mdpi.com/&amp;client=BARD&amp;type=FAVICON&amp;size=256&amp;fallback_opts=TYPE,SIZE,URL"/>
+                    <pic:cNvPicPr>
+                      <a:picLocks noChangeAspect="1" noChangeArrowheads="1"/>
+                    </pic:cNvPicPr>
+                  </pic:nvPicPr>
+                  <pic:blipFill>
+                    <a:blip r:embed="rId33"/>
+                    <a:srcRect/>
+                    <a:stretch>
+                      <a:fillRect/>
+                    </a:stretch>
+                  </pic:blipFill>
+                  <pic:spPr bwMode="auto">
+                    <a:xfrm>
+                      <a:off x="0" y="0"/>
+                      <a:ext cx="1714500" cy="1714500"/>
+                    </a:xfrm>
+                    <a:prstGeom prst="rect">
+                      <a:avLst/>
+                    </a:prstGeom>
+                    <a:noFill/>
+                    <a:ln w="9525">
+                      <a:noFill/>
+                      <a:miter lim="800000"/>
+                      <a:headEnd/>
+                      <a:tailEnd/>
+                    </a:ln>
+                  </pic:spPr>
+                </pic:pic>
+              </a:graphicData>
+            </a:graphic>
+          </wp:inline>
+        </w:drawing>
+      </w:r>
+    </w:p>
+    <w:p>
+      <w:pPr>
+        <w:spacing w:after="0" w:line="240" w:lineRule="auto"/>
+        <w:rPr>
+          <w:rFonts w:ascii="Times New Roman" w:eastAsia="Times New Roman" w:hAnsi="Times New Roman" w:cs="Times New Roman"/>
+          <w:color w:val="0000FF"/>
+          <w:sz w:val="24"/>
+          <w:szCs w:val="24"/>
+          <w:u w:val="single"/>
+        </w:rPr>
+      </w:pPr>
+      <w:r>
+        <w:rPr>
+          <w:rFonts w:ascii="Times New Roman" w:eastAsia="Times New Roman" w:hAnsi="Times New Roman" w:cs="Times New Roman"/>
+          <w:color w:val="0000FF"/>
+          <w:sz w:val="24"/>
+          <w:szCs w:val="24"/>
+          <w:u w:val="single"/>
+        </w:rPr>
+        <w:t>mdpi.com</w:t>
+      </w:r>
+    </w:p>
+    <w:p>
+      <w:pPr>
+        <w:spacing w:after="0" w:line="240" w:lineRule="auto"/>
+        <w:rPr>
+          <w:rFonts w:ascii="Times New Roman" w:eastAsia="Times New Roman" w:hAnsi="Times New Roman" w:cs="Times New Roman"/>
+          <w:color w:val="0000FF"/>
+          <w:sz w:val="24"/>
+          <w:szCs w:val="24"/>
+          <w:u w:val="single"/>
+        </w:rPr>
+      </w:pPr>
+      <w:r>
+        <w:rPr>
+          <w:rFonts w:ascii="Times New Roman" w:eastAsia="Times New Roman" w:hAnsi="Times New Roman" w:cs="Times New Roman"/>
+          <w:color w:val="0000FF"/>
+          <w:sz w:val="24"/>
+          <w:szCs w:val="24"/>
+          <w:u w:val="single"/>
+        </w:rPr>
+        <w:t>Vortex Dynamics Study and Flow Visualization on Aircraft Model ...</w:t>
+      </w:r>
+    </w:p>
+    <w:p>
+      <w:pPr>
+        <w:spacing w:after="0" w:line="240" w:lineRule="auto"/>
+        <w:rPr>
+          <w:rFonts w:ascii="Times New Roman" w:eastAsia="Times New Roman" w:hAnsi="Times New Roman" w:cs="Times New Roman"/>
+          <w:sz w:val="24"/>
+          <w:szCs w:val="24"/>
+        </w:rPr>
+      </w:pPr>
+      <w:r>
+        <w:rPr>
+          <w:rFonts w:ascii="Times New Roman" w:eastAsia="Times New Roman" w:hAnsi="Times New Roman" w:cs="Times New Roman"/>
+          <w:color w:val="0000FF"/>
+          <w:sz w:val="24"/>
+          <w:szCs w:val="24"/>
+          <w:u w:val="single"/>
+        </w:rPr>
+        <w:t xml:space="preserve">Opens in a new window </w:t>
+      </w:r>
+      <w:r>
+        <w:rPr>
+          <w:rFonts w:ascii="Times New Roman" w:eastAsia="Times New Roman" w:hAnsi="Times New Roman" w:cs="Times New Roman"/>
+          <w:sz w:val="24"/>
+          <w:szCs w:val="24"/>
+        </w:rPr>
+        <w:fldChar w:fldCharType="end"/>
+      </w:r>
+      <w:r>
+        <w:rPr>
+          <w:rFonts w:ascii="Times New Roman" w:eastAsia="Times New Roman" w:hAnsi="Times New Roman" w:cs="Times New Roman"/>
+          <w:sz w:val="24"/>
+          <w:szCs w:val="24"/>
+        </w:rPr>
+        <w:fldChar w:fldCharType="begin"/>
+      </w:r>
+      <w:r>
+        <w:rPr>
+          <w:rFonts w:ascii="Times New Roman" w:eastAsia="Times New Roman" w:hAnsi="Times New Roman" w:cs="Times New Roman"/>
+          <w:sz w:val="24"/>
+          <w:szCs w:val="24"/>
+        </w:rPr>
+        <w:instrText xml:space="preserve"> HYPERLINK "https://www.scielo.br/j/jatm/a/5mBwqZFTCG3BFnsr3jjMyMQ/" \t "_blank" </w:instrText>
+      </w:r>
+      <w:r>
+        <w:rPr>
+          <w:rFonts w:ascii="Times New Roman" w:eastAsia="Times New Roman" w:hAnsi="Times New Roman" w:cs="Times New Roman"/>
+          <w:sz w:val="24"/>
+          <w:szCs w:val="24"/>
+        </w:rPr>
+        <w:fldChar w:fldCharType="separate"/>
+      </w:r>
+    </w:p>
+    <w:p>
+      <w:pPr>
+        <w:spacing w:after="0" w:line="240" w:lineRule="auto"/>
+        <w:rPr>
+          <w:rFonts w:ascii="Times New Roman" w:eastAsia="Times New Roman" w:hAnsi="Times New Roman" w:cs="Times New Roman"/>
+          <w:sz w:val="24"/>
+          <w:szCs w:val="24"/>
+        </w:rPr>
+      </w:pPr>
+      <w:r>
+        <w:rPr>
+          <w:rFonts w:ascii="Times New Roman" w:eastAsia="Times New Roman" w:hAnsi="Times New Roman" w:cs="Times New Roman"/>
+          <w:noProof/>
+          <w:color w:val="0000FF"/>
+          <w:sz w:val="24"/>
+          <w:szCs w:val="24"/>
+        </w:rPr>
+        <w:drawing>
+          <wp:inline distT="0" distB="0" distL="0" distR="0">
+            <wp:extent cx="304800" cy="304800"/>
+            <wp:effectExtent l="19050" t="0" r="0" b="0"/>
+            <wp:docPr id="309" name="Picture 309" descr="https://t1.gstatic.com/faviconV2?url=https://www.scielo.br/&amp;client=BARD&amp;type=FAVICON&amp;size=256&amp;fallback_opts=TYPE,SIZE,URL"/>
+            <wp:cNvGraphicFramePr>
+              <a:graphicFrameLocks xmlns:a="http://schemas.openxmlformats.org/drawingml/2006/main" noChangeAspect="1"/>
+            </wp:cNvGraphicFramePr>
+            <a:graphic xmlns:a="http://schemas.openxmlformats.org/drawingml/2006/main">
+              <a:graphicData uri="http://schemas.openxmlformats.org/drawingml/2006/picture">
+                <pic:pic xmlns:pic="http://schemas.openxmlformats.org/drawingml/2006/picture">
+                  <pic:nvPicPr>
+                    <pic:cNvPr id="0" name="Picture 309" descr="https://t1.gstatic.com/faviconV2?url=https://www.scielo.br/&amp;client=BARD&amp;type=FAVICON&amp;size=256&amp;fallback_opts=TYPE,SIZE,URL"/>
+                    <pic:cNvPicPr>
+                      <a:picLocks noChangeAspect="1" noChangeArrowheads="1"/>
+                    </pic:cNvPicPr>
+                  </pic:nvPicPr>
+                  <pic:blipFill>
+                    <a:blip r:embed="rId34"/>
+                    <a:srcRect/>
+                    <a:stretch>
+                      <a:fillRect/>
+                    </a:stretch>
+                  </pic:blipFill>
+                  <pic:spPr bwMode="auto">
+                    <a:xfrm>
+                      <a:off x="0" y="0"/>
+                      <a:ext cx="304800" cy="304800"/>
+                    </a:xfrm>
+                    <a:prstGeom prst="rect">
+                      <a:avLst/>
+                    </a:prstGeom>
+                    <a:noFill/>
+                    <a:ln w="9525">
+                      <a:noFill/>
+                      <a:miter lim="800000"/>
+                      <a:headEnd/>
+                      <a:tailEnd/>
+                    </a:ln>
+                  </pic:spPr>
+                </pic:pic>
+              </a:graphicData>
+            </a:graphic>
+          </wp:inline>
+        </w:drawing>
+      </w:r>
+    </w:p>
+    <w:p>
+      <w:pPr>
+        <w:spacing w:after="0" w:line="240" w:lineRule="auto"/>
+        <w:rPr>
+          <w:rFonts w:ascii="Times New Roman" w:eastAsia="Times New Roman" w:hAnsi="Times New Roman" w:cs="Times New Roman"/>
+          <w:color w:val="0000FF"/>
+          <w:sz w:val="24"/>
+          <w:szCs w:val="24"/>
+          <w:u w:val="single"/>
+        </w:rPr>
+      </w:pPr>
+      <w:r>
+        <w:rPr>
+          <w:rFonts w:ascii="Times New Roman" w:eastAsia="Times New Roman" w:hAnsi="Times New Roman" w:cs="Times New Roman"/>
+          <w:color w:val="0000FF"/>
+          <w:sz w:val="24"/>
+          <w:szCs w:val="24"/>
+          <w:u w:val="single"/>
+        </w:rPr>
+        <w:t>scielo.br</w:t>
+      </w:r>
+    </w:p>
+    <w:p>
+      <w:pPr>
+        <w:spacing w:after="0" w:line="240" w:lineRule="auto"/>
+        <w:rPr>
+          <w:rFonts w:ascii="Times New Roman" w:eastAsia="Times New Roman" w:hAnsi="Times New Roman" w:cs="Times New Roman"/>
+          <w:color w:val="0000FF"/>
+          <w:sz w:val="24"/>
+          <w:szCs w:val="24"/>
+          <w:u w:val="single"/>
+        </w:rPr>
+      </w:pPr>
+      <w:r>
+        <w:rPr>
+          <w:rFonts w:ascii="Times New Roman" w:eastAsia="Times New Roman" w:hAnsi="Times New Roman" w:cs="Times New Roman"/>
+          <w:color w:val="0000FF"/>
+          <w:sz w:val="24"/>
+          <w:szCs w:val="24"/>
+          <w:u w:val="single"/>
+        </w:rPr>
+        <w:t>Brasil - Computational Aerodynamics Study of Competing ... - SciELO</w:t>
+      </w:r>
+    </w:p>
+    <w:p>
+      <w:pPr>
+        <w:spacing w:after="0" w:line="240" w:lineRule="auto"/>
+        <w:rPr>
+          <w:rFonts w:ascii="Times New Roman" w:eastAsia="Times New Roman" w:hAnsi="Times New Roman" w:cs="Times New Roman"/>
+          <w:sz w:val="24"/>
+          <w:szCs w:val="24"/>
+        </w:rPr>
+      </w:pPr>
+      <w:r>
+        <w:rPr>
+          <w:rFonts w:ascii="Times New Roman" w:eastAsia="Times New Roman" w:hAnsi="Times New Roman" w:cs="Times New Roman"/>
+          <w:color w:val="0000FF"/>
+          <w:sz w:val="24"/>
+          <w:szCs w:val="24"/>
+          <w:u w:val="single"/>
+        </w:rPr>
+        <w:t xml:space="preserve">Opens in a new window </w:t>
+      </w:r>
+      <w:r>
+        <w:rPr>
+          <w:rFonts w:ascii="Times New Roman" w:eastAsia="Times New Roman" w:hAnsi="Times New Roman" w:cs="Times New Roman"/>
+          <w:sz w:val="24"/>
+          <w:szCs w:val="24"/>
+        </w:rPr>
+        <w:fldChar w:fldCharType="end"/>
+      </w:r>
+      <w:r>
+        <w:rPr>
+          <w:rFonts w:ascii="Times New Roman" w:eastAsia="Times New Roman" w:hAnsi="Times New Roman" w:cs="Times New Roman"/>
+          <w:sz w:val="24"/>
+          <w:szCs w:val="24"/>
+        </w:rPr>
+        <w:fldChar w:fldCharType="begin"/>
+      </w:r>
+      <w:r>
+        <w:rPr>
+          <w:rFonts w:ascii="Times New Roman" w:eastAsia="Times New Roman" w:hAnsi="Times New Roman" w:cs="Times New Roman"/>
+          <w:sz w:val="24"/>
+          <w:szCs w:val="24"/>
+        </w:rPr>
+        <w:instrText xml:space="preserve"> HYPERLINK "https://cs.stanford.edu/people/eroberts/courses/ww2/projects/jet-airplanes/how.html" \t "_blank" </w:instrText>
+      </w:r>
+      <w:r>
+        <w:rPr>
+          <w:rFonts w:ascii="Times New Roman" w:eastAsia="Times New Roman" w:hAnsi="Times New Roman" w:cs="Times New Roman"/>
+          <w:sz w:val="24"/>
+          <w:szCs w:val="24"/>
+        </w:rPr>
+        <w:fldChar w:fldCharType="separate"/>
+      </w:r>
+    </w:p>
+    <w:p>
+      <w:pPr>
+        <w:spacing w:after="0" w:line="240" w:lineRule="auto"/>
+        <w:rPr>
+          <w:rFonts w:ascii="Times New Roman" w:eastAsia="Times New Roman" w:hAnsi="Times New Roman" w:cs="Times New Roman"/>
+          <w:sz w:val="24"/>
+          <w:szCs w:val="24"/>
+        </w:rPr>
+      </w:pPr>
+      <w:r>
+        <w:rPr>
+          <w:rFonts w:ascii="Times New Roman" w:eastAsia="Times New Roman" w:hAnsi="Times New Roman" w:cs="Times New Roman"/>
+          <w:noProof/>
+          <w:color w:val="0000FF"/>
+          <w:sz w:val="24"/>
+          <w:szCs w:val="24"/>
+        </w:rPr>
+        <w:drawing>
+          <wp:inline distT="0" distB="0" distL="0" distR="0">
+            <wp:extent cx="1714500" cy="1714500"/>
+            <wp:effectExtent l="19050" t="0" r="0" b="0"/>
+            <wp:docPr id="310" name="Picture 310" descr="https://t1.gstatic.com/faviconV2?url=https://cs.stanford.edu/&amp;client=BARD&amp;type=FAVICON&amp;size=256&amp;fallback_opts=TYPE,SIZE,URL"/>
+            <wp:cNvGraphicFramePr>
+              <a:graphicFrameLocks xmlns:a="http://schemas.openxmlformats.org/drawingml/2006/main" noChangeAspect="1"/>
+            </wp:cNvGraphicFramePr>
+            <a:graphic xmlns:a="http://schemas.openxmlformats.org/drawingml/2006/main">
+              <a:graphicData uri="http://schemas.openxmlformats.org/drawingml/2006/picture">
+                <pic:pic xmlns:pic="http://schemas.openxmlformats.org/drawingml/2006/picture">
+                  <pic:nvPicPr>
+                    <pic:cNvPr id="0" name="Picture 310" descr="https://t1.gstatic.com/faviconV2?url=https://cs.stanford.edu/&amp;client=BARD&amp;type=FAVICON&amp;size=256&amp;fallback_opts=TYPE,SIZE,URL"/>
+                    <pic:cNvPicPr>
+                      <a:picLocks noChangeAspect="1" noChangeArrowheads="1"/>
+                    </pic:cNvPicPr>
+                  </pic:nvPicPr>
+                  <pic:blipFill>
+                    <a:blip r:embed="rId35"/>
+                    <a:srcRect/>
+                    <a:stretch>
+                      <a:fillRect/>
+                    </a:stretch>
+                  </pic:blipFill>
+                  <pic:spPr bwMode="auto">
+                    <a:xfrm>
+                      <a:off x="0" y="0"/>
+                      <a:ext cx="1714500" cy="1714500"/>
+                    </a:xfrm>
+                    <a:prstGeom prst="rect">
+                      <a:avLst/>
+                    </a:prstGeom>
+                    <a:noFill/>
+                    <a:ln w="9525">
+                      <a:noFill/>
+                      <a:miter lim="800000"/>
+                      <a:headEnd/>
+                      <a:tailEnd/>
+                    </a:ln>
+                  </pic:spPr>
+                </pic:pic>
+              </a:graphicData>
+            </a:graphic>
+          </wp:inline>
+        </w:drawing>
+      </w:r>
+    </w:p>
+    <w:p>
+      <w:pPr>
+        <w:spacing w:after="0" w:line="240" w:lineRule="auto"/>
+        <w:rPr>
+          <w:rFonts w:ascii="Times New Roman" w:eastAsia="Times New Roman" w:hAnsi="Times New Roman" w:cs="Times New Roman"/>
+          <w:color w:val="0000FF"/>
+          <w:sz w:val="24"/>
+          <w:szCs w:val="24"/>
+          <w:u w:val="single"/>
+        </w:rPr>
+      </w:pPr>
+      <w:r>
+        <w:rPr>
+          <w:rFonts w:ascii="Times New Roman" w:eastAsia="Times New Roman" w:hAnsi="Times New Roman" w:cs="Times New Roman"/>
+          <w:color w:val="0000FF"/>
+          <w:sz w:val="24"/>
+          <w:szCs w:val="24"/>
+          <w:u w:val="single"/>
+        </w:rPr>
+        <w:t>cs.stanford.edu</w:t>
+      </w:r>
+    </w:p>
+    <w:p>
+      <w:pPr>
+        <w:spacing w:after="0" w:line="240" w:lineRule="auto"/>
+        <w:rPr>
+          <w:rFonts w:ascii="Times New Roman" w:eastAsia="Times New Roman" w:hAnsi="Times New Roman" w:cs="Times New Roman"/>
+          <w:color w:val="0000FF"/>
+          <w:sz w:val="24"/>
+          <w:szCs w:val="24"/>
+          <w:u w:val="single"/>
+        </w:rPr>
+      </w:pPr>
+      <w:r>
+        <w:rPr>
+          <w:rFonts w:ascii="Times New Roman" w:eastAsia="Times New Roman" w:hAnsi="Times New Roman" w:cs="Times New Roman"/>
+          <w:color w:val="0000FF"/>
+          <w:sz w:val="24"/>
+          <w:szCs w:val="24"/>
+          <w:u w:val="single"/>
+        </w:rPr>
+        <w:lastRenderedPageBreak/>
+        <w:t>This process is the essence of how jet engines work, but how exactly does something like compression (squeezing) occur? To find</w:t>
+      </w:r>
+    </w:p>
+    <w:p>
+      <w:pPr>
+        <w:spacing w:after="0" w:line="240" w:lineRule="auto"/>
+        <w:rPr>
+          <w:rFonts w:ascii="Times New Roman" w:eastAsia="Times New Roman" w:hAnsi="Times New Roman" w:cs="Times New Roman"/>
+          <w:sz w:val="24"/>
+          <w:szCs w:val="24"/>
+        </w:rPr>
+      </w:pPr>
+      <w:r>
+        <w:rPr>
+          <w:rFonts w:ascii="Times New Roman" w:eastAsia="Times New Roman" w:hAnsi="Times New Roman" w:cs="Times New Roman"/>
+          <w:color w:val="0000FF"/>
+          <w:sz w:val="24"/>
+          <w:szCs w:val="24"/>
+          <w:u w:val="single"/>
+        </w:rPr>
+        <w:t xml:space="preserve">Opens in a new window </w:t>
+      </w:r>
+      <w:r>
+        <w:rPr>
+          <w:rFonts w:ascii="Times New Roman" w:eastAsia="Times New Roman" w:hAnsi="Times New Roman" w:cs="Times New Roman"/>
+          <w:sz w:val="24"/>
+          <w:szCs w:val="24"/>
+        </w:rPr>
+        <w:fldChar w:fldCharType="end"/>
+      </w:r>
+      <w:r>
+        <w:rPr>
+          <w:rFonts w:ascii="Times New Roman" w:eastAsia="Times New Roman" w:hAnsi="Times New Roman" w:cs="Times New Roman"/>
+          <w:sz w:val="24"/>
+          <w:szCs w:val="24"/>
+        </w:rPr>
+        <w:fldChar w:fldCharType="begin"/>
+      </w:r>
+      <w:r>
+        <w:rPr>
+          <w:rFonts w:ascii="Times New Roman" w:eastAsia="Times New Roman" w:hAnsi="Times New Roman" w:cs="Times New Roman"/>
+          <w:sz w:val="24"/>
+          <w:szCs w:val="24"/>
+        </w:rPr>
+        <w:instrText xml:space="preserve"> HYPERLINK "https://www.spilve.lv/library/construction/The%20Jet%20Engine.pdf" \t "_blank" </w:instrText>
+      </w:r>
+      <w:r>
+        <w:rPr>
+          <w:rFonts w:ascii="Times New Roman" w:eastAsia="Times New Roman" w:hAnsi="Times New Roman" w:cs="Times New Roman"/>
+          <w:sz w:val="24"/>
+          <w:szCs w:val="24"/>
+        </w:rPr>
+        <w:fldChar w:fldCharType="separate"/>
+      </w:r>
+    </w:p>
+    <w:p>
+      <w:pPr>
+        <w:spacing w:after="0" w:line="240" w:lineRule="auto"/>
+        <w:rPr>
+          <w:rFonts w:ascii="Times New Roman" w:eastAsia="Times New Roman" w:hAnsi="Times New Roman" w:cs="Times New Roman"/>
+          <w:sz w:val="24"/>
+          <w:szCs w:val="24"/>
+        </w:rPr>
+      </w:pPr>
+      <w:r>
+        <w:rPr>
+          <w:rFonts w:ascii="Times New Roman" w:eastAsia="Times New Roman" w:hAnsi="Times New Roman" w:cs="Times New Roman"/>
+          <w:noProof/>
+          <w:color w:val="0000FF"/>
+          <w:sz w:val="24"/>
+          <w:szCs w:val="24"/>
+        </w:rPr>
+        <w:drawing>
+          <wp:inline distT="0" distB="0" distL="0" distR="0">
+            <wp:extent cx="152400" cy="152400"/>
+            <wp:effectExtent l="19050" t="0" r="0" b="0"/>
+            <wp:docPr id="311" name="Picture 311" descr="https://t0.gstatic.com/faviconV2?url=https://www.spilve.lv/&amp;client=BARD&amp;type=FAVICON&amp;size=256&amp;fallback_opts=TYPE,SIZE,URL"/>
+            <wp:cNvGraphicFramePr>
+              <a:graphicFrameLocks xmlns:a="http://schemas.openxmlformats.org/drawingml/2006/main" noChangeAspect="1"/>
+            </wp:cNvGraphicFramePr>
+            <a:graphic xmlns:a="http://schemas.openxmlformats.org/drawingml/2006/main">
+              <a:graphicData uri="http://schemas.openxmlformats.org/drawingml/2006/picture">
+                <pic:pic xmlns:pic="http://schemas.openxmlformats.org/drawingml/2006/picture">
+                  <pic:nvPicPr>
+                    <pic:cNvPr id="0" name="Picture 311" descr="https://t0.gstatic.com/faviconV2?url=https://www.spilve.lv/&amp;client=BARD&amp;type=FAVICON&amp;size=256&amp;fallback_opts=TYPE,SIZE,URL"/>
+                    <pic:cNvPicPr>
+                      <a:picLocks noChangeAspect="1" noChangeArrowheads="1"/>
+                    </pic:cNvPicPr>
+                  </pic:nvPicPr>
+                  <pic:blipFill>
+                    <a:blip r:embed="rId36"/>
+                    <a:srcRect/>
+                    <a:stretch>
+                      <a:fillRect/>
+                    </a:stretch>
+                  </pic:blipFill>
+                  <pic:spPr bwMode="auto">
+                    <a:xfrm>
+                      <a:off x="0" y="0"/>
+                      <a:ext cx="152400" cy="152400"/>
+                    </a:xfrm>
+                    <a:prstGeom prst="rect">
+                      <a:avLst/>
+                    </a:prstGeom>
+                    <a:noFill/>
+                    <a:ln w="9525">
+                      <a:noFill/>
+                      <a:miter lim="800000"/>
+                      <a:headEnd/>
+                      <a:tailEnd/>
+                    </a:ln>
+                  </pic:spPr>
+                </pic:pic>
+              </a:graphicData>
+            </a:graphic>
+          </wp:inline>
+        </w:drawing>
+      </w:r>
+    </w:p>
+    <w:p>
+      <w:pPr>
+        <w:spacing w:after="0" w:line="240" w:lineRule="auto"/>
+        <w:rPr>
+          <w:rFonts w:ascii="Times New Roman" w:eastAsia="Times New Roman" w:hAnsi="Times New Roman" w:cs="Times New Roman"/>
+          <w:color w:val="0000FF"/>
+          <w:sz w:val="24"/>
+          <w:szCs w:val="24"/>
+          <w:u w:val="single"/>
+        </w:rPr>
+      </w:pPr>
+      <w:r>
+        <w:rPr>
+          <w:rFonts w:ascii="Times New Roman" w:eastAsia="Times New Roman" w:hAnsi="Times New Roman" w:cs="Times New Roman"/>
+          <w:color w:val="0000FF"/>
+          <w:sz w:val="24"/>
+          <w:szCs w:val="24"/>
+          <w:u w:val="single"/>
+        </w:rPr>
+        <w:t>spilve.lv</w:t>
+      </w:r>
+    </w:p>
+    <w:p>
+      <w:pPr>
+        <w:spacing w:after="0" w:line="240" w:lineRule="auto"/>
+        <w:rPr>
+          <w:rFonts w:ascii="Times New Roman" w:eastAsia="Times New Roman" w:hAnsi="Times New Roman" w:cs="Times New Roman"/>
+          <w:color w:val="0000FF"/>
+          <w:sz w:val="24"/>
+          <w:szCs w:val="24"/>
+          <w:u w:val="single"/>
+        </w:rPr>
+      </w:pPr>
+      <w:r>
+        <w:rPr>
+          <w:rFonts w:ascii="Times New Roman" w:eastAsia="Times New Roman" w:hAnsi="Times New Roman" w:cs="Times New Roman"/>
+          <w:color w:val="0000FF"/>
+          <w:sz w:val="24"/>
+          <w:szCs w:val="24"/>
+          <w:u w:val="single"/>
+        </w:rPr>
+        <w:t>The Jet Engine.pdf - SPILVE.LV</w:t>
+      </w:r>
+    </w:p>
+    <w:p>
+      <w:pPr>
+        <w:spacing w:after="0" w:line="240" w:lineRule="auto"/>
+        <w:rPr>
+          <w:rFonts w:ascii="Times New Roman" w:eastAsia="Times New Roman" w:hAnsi="Times New Roman" w:cs="Times New Roman"/>
+          <w:sz w:val="24"/>
+          <w:szCs w:val="24"/>
+        </w:rPr>
+      </w:pPr>
+      <w:r>
+        <w:rPr>
+          <w:rFonts w:ascii="Times New Roman" w:eastAsia="Times New Roman" w:hAnsi="Times New Roman" w:cs="Times New Roman"/>
+          <w:color w:val="0000FF"/>
+          <w:sz w:val="24"/>
+          <w:szCs w:val="24"/>
+          <w:u w:val="single"/>
+        </w:rPr>
+        <w:t xml:space="preserve">Opens in a new window </w:t>
+      </w:r>
+      <w:r>
+        <w:rPr>
+          <w:rFonts w:ascii="Times New Roman" w:eastAsia="Times New Roman" w:hAnsi="Times New Roman" w:cs="Times New Roman"/>
+          <w:sz w:val="24"/>
+          <w:szCs w:val="24"/>
+        </w:rPr>
+        <w:fldChar w:fldCharType="end"/>
+      </w:r>
+      <w:r>
+        <w:rPr>
+          <w:rFonts w:ascii="Times New Roman" w:eastAsia="Times New Roman" w:hAnsi="Times New Roman" w:cs="Times New Roman"/>
+          <w:sz w:val="24"/>
+          <w:szCs w:val="24"/>
+        </w:rPr>
+        <w:fldChar w:fldCharType="begin"/>
+      </w:r>
+      <w:r>
+        <w:rPr>
+          <w:rFonts w:ascii="Times New Roman" w:eastAsia="Times New Roman" w:hAnsi="Times New Roman" w:cs="Times New Roman"/>
+          <w:sz w:val="24"/>
+          <w:szCs w:val="24"/>
+        </w:rPr>
+        <w:instrText xml:space="preserve"> HYPERLINK "https://www.nasa.gov/wp-content/uploads/2020/04/the_axes_of_flight.pdf" \t "_blank" </w:instrText>
+      </w:r>
+      <w:r>
+        <w:rPr>
+          <w:rFonts w:ascii="Times New Roman" w:eastAsia="Times New Roman" w:hAnsi="Times New Roman" w:cs="Times New Roman"/>
+          <w:sz w:val="24"/>
+          <w:szCs w:val="24"/>
+        </w:rPr>
+        <w:fldChar w:fldCharType="separate"/>
+      </w:r>
+    </w:p>
+    <w:p>
+      <w:pPr>
+        <w:spacing w:after="0" w:line="240" w:lineRule="auto"/>
+        <w:rPr>
+          <w:rFonts w:ascii="Times New Roman" w:eastAsia="Times New Roman" w:hAnsi="Times New Roman" w:cs="Times New Roman"/>
+          <w:sz w:val="24"/>
+          <w:szCs w:val="24"/>
+        </w:rPr>
+      </w:pPr>
+      <w:r>
+        <w:rPr>
+          <w:rFonts w:ascii="Times New Roman" w:eastAsia="Times New Roman" w:hAnsi="Times New Roman" w:cs="Times New Roman"/>
+          <w:noProof/>
+          <w:color w:val="0000FF"/>
+          <w:sz w:val="24"/>
+          <w:szCs w:val="24"/>
+        </w:rPr>
+        <w:drawing>
+          <wp:inline distT="0" distB="0" distL="0" distR="0">
+            <wp:extent cx="1714500" cy="1714500"/>
+            <wp:effectExtent l="0" t="0" r="0" b="0"/>
+            <wp:docPr id="312" name="Picture 312" descr="https://t2.gstatic.com/faviconV2?url=https://www.nasa.gov/&amp;client=BARD&amp;type=FAVICON&amp;size=256&amp;fallback_opts=TYPE,SIZE,URL"/>
+            <wp:cNvGraphicFramePr>
+              <a:graphicFrameLocks xmlns:a="http://schemas.openxmlformats.org/drawingml/2006/main" noChangeAspect="1"/>
+            </wp:cNvGraphicFramePr>
+            <a:graphic xmlns:a="http://schemas.openxmlformats.org/drawingml/2006/main">
+              <a:graphicData uri="http://schemas.openxmlformats.org/drawingml/2006/picture">
+                <pic:pic xmlns:pic="http://schemas.openxmlformats.org/drawingml/2006/picture">
+                  <pic:nvPicPr>
+                    <pic:cNvPr id="0" name="Picture 312" descr="https://t2.gstatic.com/faviconV2?url=https://www.nasa.gov/&amp;client=BARD&amp;type=FAVICON&amp;size=256&amp;fallback_opts=TYPE,SIZE,URL"/>
+                    <pic:cNvPicPr>
+                      <a:picLocks noChangeAspect="1" noChangeArrowheads="1"/>
+                    </pic:cNvPicPr>
+                  </pic:nvPicPr>
+                  <pic:blipFill>
+                    <a:blip r:embed="rId32"/>
+                    <a:srcRect/>
+                    <a:stretch>
+                      <a:fillRect/>
+                    </a:stretch>
+                  </pic:blipFill>
+                  <pic:spPr bwMode="auto">
+                    <a:xfrm>
+                      <a:off x="0" y="0"/>
+                      <a:ext cx="1714500" cy="1714500"/>
+                    </a:xfrm>
+                    <a:prstGeom prst="rect">
+                      <a:avLst/>
+                    </a:prstGeom>
+                    <a:noFill/>
+                    <a:ln w="9525">
+                      <a:noFill/>
+                      <a:miter lim="800000"/>
+                      <a:headEnd/>
+                      <a:tailEnd/>
+                    </a:ln>
+                  </pic:spPr>
+                </pic:pic>
+              </a:graphicData>
+            </a:graphic>
+          </wp:inline>
+        </w:drawing>
+      </w:r>
+    </w:p>
+    <w:p>
+      <w:pPr>
+        <w:spacing w:after="0" w:line="240" w:lineRule="auto"/>
+        <w:rPr>
+          <w:rFonts w:ascii="Times New Roman" w:eastAsia="Times New Roman" w:hAnsi="Times New Roman" w:cs="Times New Roman"/>
+          <w:color w:val="0000FF"/>
+          <w:sz w:val="24"/>
+          <w:szCs w:val="24"/>
+          <w:u w:val="single"/>
+        </w:rPr>
+      </w:pPr>
+      <w:r>
+        <w:rPr>
+          <w:rFonts w:ascii="Times New Roman" w:eastAsia="Times New Roman" w:hAnsi="Times New Roman" w:cs="Times New Roman"/>
+          <w:color w:val="0000FF"/>
+          <w:sz w:val="24"/>
+          <w:szCs w:val="24"/>
+          <w:u w:val="single"/>
+        </w:rPr>
+        <w:t>nasa.gov</w:t>
+      </w:r>
+    </w:p>
+    <w:p>
+      <w:pPr>
+        <w:spacing w:after="0" w:line="240" w:lineRule="auto"/>
+        <w:rPr>
+          <w:rFonts w:ascii="Times New Roman" w:eastAsia="Times New Roman" w:hAnsi="Times New Roman" w:cs="Times New Roman"/>
+          <w:color w:val="0000FF"/>
+          <w:sz w:val="24"/>
+          <w:szCs w:val="24"/>
+          <w:u w:val="single"/>
+        </w:rPr>
+      </w:pPr>
+      <w:r>
+        <w:rPr>
+          <w:rFonts w:ascii="Times New Roman" w:eastAsia="Times New Roman" w:hAnsi="Times New Roman" w:cs="Times New Roman"/>
+          <w:color w:val="0000FF"/>
+          <w:sz w:val="24"/>
+          <w:szCs w:val="24"/>
+          <w:u w:val="single"/>
+        </w:rPr>
+        <w:t>The Axes of Flight | NASA</w:t>
+      </w:r>
+    </w:p>
+    <w:p>
+      <w:pPr>
+        <w:spacing w:after="0" w:line="240" w:lineRule="auto"/>
+        <w:rPr>
+          <w:rFonts w:ascii="Times New Roman" w:eastAsia="Times New Roman" w:hAnsi="Times New Roman" w:cs="Times New Roman"/>
+          <w:sz w:val="24"/>
+          <w:szCs w:val="24"/>
+        </w:rPr>
+      </w:pPr>
+      <w:r>
+        <w:rPr>
+          <w:rFonts w:ascii="Times New Roman" w:eastAsia="Times New Roman" w:hAnsi="Times New Roman" w:cs="Times New Roman"/>
+          <w:color w:val="0000FF"/>
+          <w:sz w:val="24"/>
+          <w:szCs w:val="24"/>
+          <w:u w:val="single"/>
+        </w:rPr>
+        <w:t xml:space="preserve">Opens in a new window </w:t>
+      </w:r>
+      <w:r>
+        <w:rPr>
+          <w:rFonts w:ascii="Times New Roman" w:eastAsia="Times New Roman" w:hAnsi="Times New Roman" w:cs="Times New Roman"/>
+          <w:sz w:val="24"/>
+          <w:szCs w:val="24"/>
+        </w:rPr>
+        <w:fldChar w:fldCharType="end"/>
+      </w:r>
+      <w:r>
+        <w:rPr>
+          <w:rFonts w:ascii="Times New Roman" w:eastAsia="Times New Roman" w:hAnsi="Times New Roman" w:cs="Times New Roman"/>
+          <w:sz w:val="24"/>
+          <w:szCs w:val="24"/>
+        </w:rPr>
+        <w:fldChar w:fldCharType="begin"/>
+      </w:r>
+      <w:r>
+        <w:rPr>
+          <w:rFonts w:ascii="Times New Roman" w:eastAsia="Times New Roman" w:hAnsi="Times New Roman" w:cs="Times New Roman"/>
+          <w:sz w:val="24"/>
+          <w:szCs w:val="24"/>
+        </w:rPr>
+        <w:instrText xml:space="preserve"> HYPERLINK "https://en.wikipedia.org/wiki/Aircraft_principal_axes" \t "_blank" </w:instrText>
+      </w:r>
+      <w:r>
+        <w:rPr>
+          <w:rFonts w:ascii="Times New Roman" w:eastAsia="Times New Roman" w:hAnsi="Times New Roman" w:cs="Times New Roman"/>
+          <w:sz w:val="24"/>
+          <w:szCs w:val="24"/>
+        </w:rPr>
+        <w:fldChar w:fldCharType="separate"/>
+      </w:r>
+    </w:p>
+    <w:p>
+      <w:pPr>
+        <w:spacing w:after="0" w:line="240" w:lineRule="auto"/>
+        <w:rPr>
+          <w:rFonts w:ascii="Times New Roman" w:eastAsia="Times New Roman" w:hAnsi="Times New Roman" w:cs="Times New Roman"/>
+          <w:sz w:val="24"/>
+          <w:szCs w:val="24"/>
+        </w:rPr>
+      </w:pPr>
+      <w:r>
+        <w:rPr>
+          <w:rFonts w:ascii="Times New Roman" w:eastAsia="Times New Roman" w:hAnsi="Times New Roman" w:cs="Times New Roman"/>
+          <w:noProof/>
+          <w:color w:val="0000FF"/>
+          <w:sz w:val="24"/>
+          <w:szCs w:val="24"/>
+        </w:rPr>
+        <w:drawing>
+          <wp:inline distT="0" distB="0" distL="0" distR="0">
+            <wp:extent cx="1524000" cy="1524000"/>
+            <wp:effectExtent l="19050" t="0" r="0" b="0"/>
+            <wp:docPr id="313" name="Picture 313" descr="https://t2.gstatic.com/faviconV2?url=https://en.wikipedia.org/&amp;client=BARD&amp;type=FAVICON&amp;size=256&amp;fallback_opts=TYPE,SIZE,URL"/>
+            <wp:cNvGraphicFramePr>
+              <a:graphicFrameLocks xmlns:a="http://schemas.openxmlformats.org/drawingml/2006/main" noChangeAspect="1"/>
+            </wp:cNvGraphicFramePr>
+            <a:graphic xmlns:a="http://schemas.openxmlformats.org/drawingml/2006/main">
+              <a:graphicData uri="http://schemas.openxmlformats.org/drawingml/2006/picture">
+                <pic:pic xmlns:pic="http://schemas.openxmlformats.org/drawingml/2006/picture">
+                  <pic:nvPicPr>
+                    <pic:cNvPr id="0" name="Picture 313" descr="https://t2.gstatic.com/faviconV2?url=https://en.wikipedia.org/&amp;client=BARD&amp;type=FAVICON&amp;size=256&amp;fallback_opts=TYPE,SIZE,URL"/>
+                    <pic:cNvPicPr>
+                      <a:picLocks noChangeAspect="1" noChangeArrowheads="1"/>
+                    </pic:cNvPicPr>
+                  </pic:nvPicPr>
+                  <pic:blipFill>
+                    <a:blip r:embed="rId37"/>
+                    <a:srcRect/>
+                    <a:stretch>
+                      <a:fillRect/>
+                    </a:stretch>
+                  </pic:blipFill>
+                  <pic:spPr bwMode="auto">
+                    <a:xfrm>
+                      <a:off x="0" y="0"/>
+                      <a:ext cx="1524000" cy="1524000"/>
+                    </a:xfrm>
+                    <a:prstGeom prst="rect">
+                      <a:avLst/>
+                    </a:prstGeom>
+                    <a:noFill/>
+                    <a:ln w="9525">
+                      <a:noFill/>
+                      <a:miter lim="800000"/>
+                      <a:headEnd/>
+                      <a:tailEnd/>
+                    </a:ln>
+                  </pic:spPr>
+                </pic:pic>
+              </a:graphicData>
+            </a:graphic>
+          </wp:inline>
+        </w:drawing>
+      </w:r>
+    </w:p>
+    <w:p>
+      <w:pPr>
+        <w:spacing w:after="0" w:line="240" w:lineRule="auto"/>
+        <w:rPr>
+          <w:rFonts w:ascii="Times New Roman" w:eastAsia="Times New Roman" w:hAnsi="Times New Roman" w:cs="Times New Roman"/>
+          <w:color w:val="0000FF"/>
+          <w:sz w:val="24"/>
+          <w:szCs w:val="24"/>
+          <w:u w:val="single"/>
+        </w:rPr>
+      </w:pPr>
+      <w:r>
+        <w:rPr>
+          <w:rFonts w:ascii="Times New Roman" w:eastAsia="Times New Roman" w:hAnsi="Times New Roman" w:cs="Times New Roman"/>
+          <w:color w:val="0000FF"/>
+          <w:sz w:val="24"/>
+          <w:szCs w:val="24"/>
+          <w:u w:val="single"/>
+        </w:rPr>
+        <w:t>en.wikipedia.org</w:t>
+      </w:r>
+    </w:p>
+    <w:p>
+      <w:pPr>
+        <w:spacing w:after="0" w:line="240" w:lineRule="auto"/>
+        <w:rPr>
+          <w:rFonts w:ascii="Times New Roman" w:eastAsia="Times New Roman" w:hAnsi="Times New Roman" w:cs="Times New Roman"/>
+          <w:color w:val="0000FF"/>
+          <w:sz w:val="24"/>
+          <w:szCs w:val="24"/>
+          <w:u w:val="single"/>
+        </w:rPr>
+      </w:pPr>
+      <w:r>
+        <w:rPr>
+          <w:rFonts w:ascii="Times New Roman" w:eastAsia="Times New Roman" w:hAnsi="Times New Roman" w:cs="Times New Roman"/>
+          <w:color w:val="0000FF"/>
+          <w:sz w:val="24"/>
+          <w:szCs w:val="24"/>
+          <w:u w:val="single"/>
+        </w:rPr>
+        <w:t>Aircraft principal axes - Wikipedia</w:t>
+      </w:r>
+    </w:p>
+    <w:p>
+      <w:pPr>
+        <w:spacing w:after="0" w:line="240" w:lineRule="auto"/>
+        <w:rPr>
+          <w:rFonts w:ascii="Times New Roman" w:eastAsia="Times New Roman" w:hAnsi="Times New Roman" w:cs="Times New Roman"/>
+          <w:sz w:val="24"/>
+          <w:szCs w:val="24"/>
+        </w:rPr>
+      </w:pPr>
+      <w:r>
+        <w:rPr>
+          <w:rFonts w:ascii="Times New Roman" w:eastAsia="Times New Roman" w:hAnsi="Times New Roman" w:cs="Times New Roman"/>
+          <w:color w:val="0000FF"/>
+          <w:sz w:val="24"/>
+          <w:szCs w:val="24"/>
+          <w:u w:val="single"/>
+        </w:rPr>
+        <w:t xml:space="preserve">Opens in a new window </w:t>
+      </w:r>
+      <w:r>
+        <w:rPr>
+          <w:rFonts w:ascii="Times New Roman" w:eastAsia="Times New Roman" w:hAnsi="Times New Roman" w:cs="Times New Roman"/>
+          <w:sz w:val="24"/>
+          <w:szCs w:val="24"/>
+        </w:rPr>
+        <w:fldChar w:fldCharType="end"/>
+      </w:r>
+      <w:r>
+        <w:rPr>
+          <w:rFonts w:ascii="Times New Roman" w:eastAsia="Times New Roman" w:hAnsi="Times New Roman" w:cs="Times New Roman"/>
+          <w:sz w:val="24"/>
+          <w:szCs w:val="24"/>
+        </w:rPr>
+        <w:fldChar w:fldCharType="begin"/>
+      </w:r>
+      <w:r>
+        <w:rPr>
+          <w:rFonts w:ascii="Times New Roman" w:eastAsia="Times New Roman" w:hAnsi="Times New Roman" w:cs="Times New Roman"/>
+          <w:sz w:val="24"/>
+          <w:szCs w:val="24"/>
+        </w:rPr>
+        <w:instrText xml:space="preserve"> HYPERLINK "https://howthingsfly.si.edu/flight-dynamics/roll-pitch-and-yaw" \t "_blank" </w:instrText>
+      </w:r>
+      <w:r>
+        <w:rPr>
+          <w:rFonts w:ascii="Times New Roman" w:eastAsia="Times New Roman" w:hAnsi="Times New Roman" w:cs="Times New Roman"/>
+          <w:sz w:val="24"/>
+          <w:szCs w:val="24"/>
+        </w:rPr>
+        <w:fldChar w:fldCharType="separate"/>
+      </w:r>
+    </w:p>
+    <w:p>
+      <w:pPr>
+        <w:spacing w:after="0" w:line="240" w:lineRule="auto"/>
+        <w:rPr>
+          <w:rFonts w:ascii="Times New Roman" w:eastAsia="Times New Roman" w:hAnsi="Times New Roman" w:cs="Times New Roman"/>
+          <w:sz w:val="24"/>
+          <w:szCs w:val="24"/>
+        </w:rPr>
+      </w:pPr>
+      <w:r>
+        <w:rPr>
+          <w:rFonts w:ascii="Times New Roman" w:eastAsia="Times New Roman" w:hAnsi="Times New Roman" w:cs="Times New Roman"/>
+          <w:noProof/>
+          <w:color w:val="0000FF"/>
+          <w:sz w:val="24"/>
+          <w:szCs w:val="24"/>
+        </w:rPr>
+        <w:drawing>
+          <wp:inline distT="0" distB="0" distL="0" distR="0">
+            <wp:extent cx="457200" cy="457200"/>
+            <wp:effectExtent l="19050" t="0" r="0" b="0"/>
+            <wp:docPr id="314" name="Picture 314" descr="https://t2.gstatic.com/faviconV2?url=https://howthingsfly.si.edu/&amp;client=BARD&amp;type=FAVICON&amp;size=256&amp;fallback_opts=TYPE,SIZE,URL"/>
+            <wp:cNvGraphicFramePr>
+              <a:graphicFrameLocks xmlns:a="http://schemas.openxmlformats.org/drawingml/2006/main" noChangeAspect="1"/>
+            </wp:cNvGraphicFramePr>
+            <a:graphic xmlns:a="http://schemas.openxmlformats.org/drawingml/2006/main">
+              <a:graphicData uri="http://schemas.openxmlformats.org/drawingml/2006/picture">
+                <pic:pic xmlns:pic="http://schemas.openxmlformats.org/drawingml/2006/picture">
+                  <pic:nvPicPr>
+                    <pic:cNvPr id="0" name="Picture 314" descr="https://t2.gstatic.com/faviconV2?url=https://howthingsfly.si.edu/&amp;client=BARD&amp;type=FAVICON&amp;size=256&amp;fallback_opts=TYPE,SIZE,URL"/>
+                    <pic:cNvPicPr>
+                      <a:picLocks noChangeAspect="1" noChangeArrowheads="1"/>
+                    </pic:cNvPicPr>
+                  </pic:nvPicPr>
+                  <pic:blipFill>
+                    <a:blip r:embed="rId38"/>
+                    <a:srcRect/>
+                    <a:stretch>
+                      <a:fillRect/>
+                    </a:stretch>
+                  </pic:blipFill>
+                  <pic:spPr bwMode="auto">
+                    <a:xfrm>
+                      <a:off x="0" y="0"/>
+                      <a:ext cx="457200" cy="457200"/>
+                    </a:xfrm>
+                    <a:prstGeom prst="rect">
+                      <a:avLst/>
+                    </a:prstGeom>
+                    <a:noFill/>
+                    <a:ln w="9525">
+                      <a:noFill/>
+                      <a:miter lim="800000"/>
+                      <a:headEnd/>
+                      <a:tailEnd/>
+                    </a:ln>
+                  </pic:spPr>
+                </pic:pic>
+              </a:graphicData>
+            </a:graphic>
+          </wp:inline>
+        </w:drawing>
+      </w:r>
+    </w:p>
+    <w:p>
+      <w:pPr>
+        <w:spacing w:after="0" w:line="240" w:lineRule="auto"/>
+        <w:rPr>
+          <w:rFonts w:ascii="Times New Roman" w:eastAsia="Times New Roman" w:hAnsi="Times New Roman" w:cs="Times New Roman"/>
+          <w:color w:val="0000FF"/>
+          <w:sz w:val="24"/>
+          <w:szCs w:val="24"/>
+          <w:u w:val="single"/>
+        </w:rPr>
+      </w:pPr>
+      <w:r>
+        <w:rPr>
+          <w:rFonts w:ascii="Times New Roman" w:eastAsia="Times New Roman" w:hAnsi="Times New Roman" w:cs="Times New Roman"/>
+          <w:color w:val="0000FF"/>
+          <w:sz w:val="24"/>
+          <w:szCs w:val="24"/>
+          <w:u w:val="single"/>
+        </w:rPr>
+        <w:t>howthingsfly.si.edu</w:t>
+      </w:r>
+    </w:p>
+    <w:p>
+      <w:pPr>
+        <w:spacing w:after="0" w:line="240" w:lineRule="auto"/>
+        <w:rPr>
+          <w:rFonts w:ascii="Times New Roman" w:eastAsia="Times New Roman" w:hAnsi="Times New Roman" w:cs="Times New Roman"/>
+          <w:color w:val="0000FF"/>
+          <w:sz w:val="24"/>
+          <w:szCs w:val="24"/>
+          <w:u w:val="single"/>
+        </w:rPr>
+      </w:pPr>
+      <w:r>
+        <w:rPr>
+          <w:rFonts w:ascii="Times New Roman" w:eastAsia="Times New Roman" w:hAnsi="Times New Roman" w:cs="Times New Roman"/>
+          <w:color w:val="0000FF"/>
+          <w:sz w:val="24"/>
+          <w:szCs w:val="24"/>
+          <w:u w:val="single"/>
+        </w:rPr>
+        <w:t>Roll, Pitch, and Yaw | How Things Fly</w:t>
+      </w:r>
+    </w:p>
+    <w:p>
+      <w:pPr>
+        <w:spacing w:after="0" w:line="240" w:lineRule="auto"/>
+        <w:rPr>
+          <w:rFonts w:ascii="Times New Roman" w:eastAsia="Times New Roman" w:hAnsi="Times New Roman" w:cs="Times New Roman"/>
+          <w:sz w:val="24"/>
+          <w:szCs w:val="24"/>
+        </w:rPr>
+      </w:pPr>
+      <w:r>
+        <w:rPr>
+          <w:rFonts w:ascii="Times New Roman" w:eastAsia="Times New Roman" w:hAnsi="Times New Roman" w:cs="Times New Roman"/>
+          <w:color w:val="0000FF"/>
+          <w:sz w:val="24"/>
+          <w:szCs w:val="24"/>
+          <w:u w:val="single"/>
+        </w:rPr>
+        <w:t xml:space="preserve">Opens in a new window </w:t>
+      </w:r>
+      <w:r>
+        <w:rPr>
+          <w:rFonts w:ascii="Times New Roman" w:eastAsia="Times New Roman" w:hAnsi="Times New Roman" w:cs="Times New Roman"/>
+          <w:sz w:val="24"/>
+          <w:szCs w:val="24"/>
+        </w:rPr>
+        <w:fldChar w:fldCharType="end"/>
+      </w:r>
+      <w:r>
+        <w:rPr>
+          <w:rFonts w:ascii="Times New Roman" w:eastAsia="Times New Roman" w:hAnsi="Times New Roman" w:cs="Times New Roman"/>
+          <w:sz w:val="24"/>
+          <w:szCs w:val="24"/>
+        </w:rPr>
+        <w:fldChar w:fldCharType="begin"/>
+      </w:r>
+      <w:r>
+        <w:rPr>
+          <w:rFonts w:ascii="Times New Roman" w:eastAsia="Times New Roman" w:hAnsi="Times New Roman" w:cs="Times New Roman"/>
+          <w:sz w:val="24"/>
+          <w:szCs w:val="24"/>
+        </w:rPr>
+        <w:instrText xml:space="preserve"> HYPERLINK "https://ntrs.nasa.gov/api/citations/19770011056/downloads/19770011056.pdf" \t "_blank" </w:instrText>
+      </w:r>
+      <w:r>
+        <w:rPr>
+          <w:rFonts w:ascii="Times New Roman" w:eastAsia="Times New Roman" w:hAnsi="Times New Roman" w:cs="Times New Roman"/>
+          <w:sz w:val="24"/>
+          <w:szCs w:val="24"/>
+        </w:rPr>
+        <w:fldChar w:fldCharType="separate"/>
+      </w:r>
+    </w:p>
+    <w:p>
+      <w:pPr>
+        <w:spacing w:after="0" w:line="240" w:lineRule="auto"/>
+        <w:rPr>
+          <w:rFonts w:ascii="Times New Roman" w:eastAsia="Times New Roman" w:hAnsi="Times New Roman" w:cs="Times New Roman"/>
+          <w:sz w:val="24"/>
+          <w:szCs w:val="24"/>
+        </w:rPr>
+      </w:pPr>
+      <w:r>
+        <w:rPr>
+          <w:rFonts w:ascii="Times New Roman" w:eastAsia="Times New Roman" w:hAnsi="Times New Roman" w:cs="Times New Roman"/>
+          <w:noProof/>
+          <w:color w:val="0000FF"/>
+          <w:sz w:val="24"/>
+          <w:szCs w:val="24"/>
+        </w:rPr>
+        <w:lastRenderedPageBreak/>
+        <w:drawing>
+          <wp:inline distT="0" distB="0" distL="0" distR="0">
+            <wp:extent cx="609600" cy="609600"/>
+            <wp:effectExtent l="19050" t="0" r="0" b="0"/>
+            <wp:docPr id="315" name="Picture 315" descr="https://t0.gstatic.com/faviconV2?url=https://ntrs.nasa.gov/&amp;client=BARD&amp;type=FAVICON&amp;size=256&amp;fallback_opts=TYPE,SIZE,URL"/>
+            <wp:cNvGraphicFramePr>
+              <a:graphicFrameLocks xmlns:a="http://schemas.openxmlformats.org/drawingml/2006/main" noChangeAspect="1"/>
+            </wp:cNvGraphicFramePr>
+            <a:graphic xmlns:a="http://schemas.openxmlformats.org/drawingml/2006/main">
+              <a:graphicData uri="http://schemas.openxmlformats.org/drawingml/2006/picture">
+                <pic:pic xmlns:pic="http://schemas.openxmlformats.org/drawingml/2006/picture">
+                  <pic:nvPicPr>
+                    <pic:cNvPr id="0" name="Picture 315" descr="https://t0.gstatic.com/faviconV2?url=https://ntrs.nasa.gov/&amp;client=BARD&amp;type=FAVICON&amp;size=256&amp;fallback_opts=TYPE,SIZE,URL"/>
+                    <pic:cNvPicPr>
+                      <a:picLocks noChangeAspect="1" noChangeArrowheads="1"/>
+                    </pic:cNvPicPr>
+                  </pic:nvPicPr>
+                  <pic:blipFill>
+                    <a:blip r:embed="rId39"/>
+                    <a:srcRect/>
+                    <a:stretch>
+                      <a:fillRect/>
+                    </a:stretch>
+                  </pic:blipFill>
+                  <pic:spPr bwMode="auto">
+                    <a:xfrm>
+                      <a:off x="0" y="0"/>
+                      <a:ext cx="609600" cy="609600"/>
+                    </a:xfrm>
+                    <a:prstGeom prst="rect">
+                      <a:avLst/>
+                    </a:prstGeom>
+                    <a:noFill/>
+                    <a:ln w="9525">
+                      <a:noFill/>
+                      <a:miter lim="800000"/>
+                      <a:headEnd/>
+                      <a:tailEnd/>
+                    </a:ln>
+                  </pic:spPr>
+                </pic:pic>
+              </a:graphicData>
+            </a:graphic>
+          </wp:inline>
+        </w:drawing>
+      </w:r>
+    </w:p>
+    <w:p>
+      <w:pPr>
+        <w:spacing w:after="0" w:line="240" w:lineRule="auto"/>
+        <w:rPr>
+          <w:rFonts w:ascii="Times New Roman" w:eastAsia="Times New Roman" w:hAnsi="Times New Roman" w:cs="Times New Roman"/>
+          <w:color w:val="0000FF"/>
+          <w:sz w:val="24"/>
+          <w:szCs w:val="24"/>
+          <w:u w:val="single"/>
+        </w:rPr>
+      </w:pPr>
+      <w:r>
+        <w:rPr>
+          <w:rFonts w:ascii="Times New Roman" w:eastAsia="Times New Roman" w:hAnsi="Times New Roman" w:cs="Times New Roman"/>
+          <w:color w:val="0000FF"/>
+          <w:sz w:val="24"/>
+          <w:szCs w:val="24"/>
+          <w:u w:val="single"/>
+        </w:rPr>
+        <w:t>ntrs.nasa.gov</w:t>
+      </w:r>
+    </w:p>
+    <w:p>
+      <w:pPr>
+        <w:spacing w:after="0" w:line="240" w:lineRule="auto"/>
+        <w:rPr>
+          <w:rFonts w:ascii="Times New Roman" w:eastAsia="Times New Roman" w:hAnsi="Times New Roman" w:cs="Times New Roman"/>
+          <w:color w:val="0000FF"/>
+          <w:sz w:val="24"/>
+          <w:szCs w:val="24"/>
+          <w:u w:val="single"/>
+        </w:rPr>
+      </w:pPr>
+      <w:r>
+        <w:rPr>
+          <w:rFonts w:ascii="Times New Roman" w:eastAsia="Times New Roman" w:hAnsi="Times New Roman" w:cs="Times New Roman"/>
+          <w:color w:val="0000FF"/>
+          <w:sz w:val="24"/>
+          <w:szCs w:val="24"/>
+          <w:u w:val="single"/>
+        </w:rPr>
+        <w:t>development of an aerodynamic theory capable of predicting surface loads on slender wings with</w:t>
+      </w:r>
+    </w:p>
+    <w:p>
+      <w:pPr>
+        <w:spacing w:after="0" w:line="240" w:lineRule="auto"/>
+        <w:rPr>
+          <w:rFonts w:ascii="Times New Roman" w:eastAsia="Times New Roman" w:hAnsi="Times New Roman" w:cs="Times New Roman"/>
+          <w:sz w:val="24"/>
+          <w:szCs w:val="24"/>
+        </w:rPr>
+      </w:pPr>
+      <w:r>
+        <w:rPr>
+          <w:rFonts w:ascii="Times New Roman" w:eastAsia="Times New Roman" w:hAnsi="Times New Roman" w:cs="Times New Roman"/>
+          <w:color w:val="0000FF"/>
+          <w:sz w:val="24"/>
+          <w:szCs w:val="24"/>
+          <w:u w:val="single"/>
+        </w:rPr>
+        <w:t xml:space="preserve">Opens in a new window </w:t>
+      </w:r>
+      <w:r>
+        <w:rPr>
+          <w:rFonts w:ascii="Times New Roman" w:eastAsia="Times New Roman" w:hAnsi="Times New Roman" w:cs="Times New Roman"/>
+          <w:sz w:val="24"/>
+          <w:szCs w:val="24"/>
+        </w:rPr>
+        <w:fldChar w:fldCharType="end"/>
+      </w:r>
+      <w:r>
+        <w:rPr>
+          <w:rFonts w:ascii="Times New Roman" w:eastAsia="Times New Roman" w:hAnsi="Times New Roman" w:cs="Times New Roman"/>
+          <w:sz w:val="24"/>
+          <w:szCs w:val="24"/>
+        </w:rPr>
+        <w:fldChar w:fldCharType="begin"/>
+      </w:r>
+      <w:r>
+        <w:rPr>
+          <w:rFonts w:ascii="Times New Roman" w:eastAsia="Times New Roman" w:hAnsi="Times New Roman" w:cs="Times New Roman"/>
+          <w:sz w:val="24"/>
+          <w:szCs w:val="24"/>
+        </w:rPr>
+        <w:instrText xml:space="preserve"> HYPERLINK "https://www.davidpublisher.com/Public/uploads/Contribute/582bb9357a120.pdf" \t "_blank" </w:instrText>
+      </w:r>
+      <w:r>
+        <w:rPr>
+          <w:rFonts w:ascii="Times New Roman" w:eastAsia="Times New Roman" w:hAnsi="Times New Roman" w:cs="Times New Roman"/>
+          <w:sz w:val="24"/>
+          <w:szCs w:val="24"/>
+        </w:rPr>
+        <w:fldChar w:fldCharType="separate"/>
+      </w:r>
+    </w:p>
+    <w:p>
+      <w:pPr>
+        <w:spacing w:after="0" w:line="240" w:lineRule="auto"/>
+        <w:rPr>
+          <w:rFonts w:ascii="Times New Roman" w:eastAsia="Times New Roman" w:hAnsi="Times New Roman" w:cs="Times New Roman"/>
+          <w:sz w:val="24"/>
+          <w:szCs w:val="24"/>
+        </w:rPr>
+      </w:pPr>
+      <w:r>
+        <w:rPr>
+          <w:rFonts w:ascii="Times New Roman" w:eastAsia="Times New Roman" w:hAnsi="Times New Roman" w:cs="Times New Roman"/>
+          <w:color w:val="0000FF"/>
+          <w:sz w:val="24"/>
+          <w:szCs w:val="24"/>
+        </w:rPr>
+        <w:pict>
+          <v:shapetype id="_x0000_t75" coordsize="21600,21600" o:spt="75" o:preferrelative="t" path="m@4@5l@4@11@9@11@9@5xe" filled="f" stroked="f">
+            <v:stroke joinstyle="miter"/>
+            <v:formulas>
+              <v:f eqn="if lineDrawn pixelLineWidth 0"/>
+              <v:f eqn="sum @0 1 0"/>
+              <v:f eqn="sum 0 0 @1"/>
+              <v:f eqn="prod @2 1 2"/>
+              <v:f eqn="prod @3 21600 pixelWidth"/>
+              <v:f eqn="prod @3 21600 pixelHeight"/>
+              <v:f eqn="sum @0 0 1"/>
+              <v:f eqn="prod @6 1 2"/>
+              <v:f eqn="prod @7 21600 pixelWidth"/>
+              <v:f eqn="sum @8 21600 0"/>
+              <v:f eqn="prod @7 21600 pixelHeight"/>
+              <v:f eqn="sum @10 21600 0"/>
+            </v:formulas>
+            <v:path o:extrusionok="f" gradientshapeok="t" o:connecttype="rect"/>
+            <o:lock v:ext="edit" aspectratio="t"/>
+          </v:shapetype>
+          <v:shape id="_x0000_i1026" type="#_x0000_t75" alt="" style="width:24pt;height:24pt"/>
+        </w:pict>
+      </w:r>
+    </w:p>
+    <w:p>
+      <w:pPr>
+        <w:spacing w:after="0" w:line="240" w:lineRule="auto"/>
+        <w:rPr>
+          <w:rFonts w:ascii="Times New Roman" w:eastAsia="Times New Roman" w:hAnsi="Times New Roman" w:cs="Times New Roman"/>
+          <w:color w:val="0000FF"/>
+          <w:sz w:val="24"/>
+          <w:szCs w:val="24"/>
+          <w:u w:val="single"/>
+        </w:rPr>
+      </w:pPr>
+      <w:r>
+        <w:rPr>
+          <w:rFonts w:ascii="Times New Roman" w:eastAsia="Times New Roman" w:hAnsi="Times New Roman" w:cs="Times New Roman"/>
+          <w:color w:val="0000FF"/>
+          <w:sz w:val="24"/>
+          <w:szCs w:val="24"/>
+          <w:u w:val="single"/>
+        </w:rPr>
+        <w:t>davidpublisher.com</w:t>
+      </w:r>
+    </w:p>
+    <w:p>
+      <w:pPr>
+        <w:spacing w:after="0" w:line="240" w:lineRule="auto"/>
+        <w:rPr>
+          <w:rFonts w:ascii="Times New Roman" w:eastAsia="Times New Roman" w:hAnsi="Times New Roman" w:cs="Times New Roman"/>
+          <w:color w:val="0000FF"/>
+          <w:sz w:val="24"/>
+          <w:szCs w:val="24"/>
+          <w:u w:val="single"/>
+        </w:rPr>
+      </w:pPr>
+      <w:r>
+        <w:rPr>
+          <w:rFonts w:ascii="Times New Roman" w:eastAsia="Times New Roman" w:hAnsi="Times New Roman" w:cs="Times New Roman"/>
+          <w:color w:val="0000FF"/>
+          <w:sz w:val="24"/>
+          <w:szCs w:val="24"/>
+          <w:u w:val="single"/>
+        </w:rPr>
+        <w:t>Aerodynamic Flow Characteristics of Utilizing Delta Wing Configurations in Supersonic and Subsonic Flight Regimes - David Publishing</w:t>
+      </w:r>
+    </w:p>
+    <w:p>
+      <w:pPr>
+        <w:spacing w:after="0" w:line="240" w:lineRule="auto"/>
+        <w:rPr>
+          <w:rFonts w:ascii="Times New Roman" w:eastAsia="Times New Roman" w:hAnsi="Times New Roman" w:cs="Times New Roman"/>
+          <w:sz w:val="24"/>
+          <w:szCs w:val="24"/>
+        </w:rPr>
+      </w:pPr>
+      <w:r>
+        <w:rPr>
+          <w:rFonts w:ascii="Times New Roman" w:eastAsia="Times New Roman" w:hAnsi="Times New Roman" w:cs="Times New Roman"/>
+          <w:color w:val="0000FF"/>
+          <w:sz w:val="24"/>
+          <w:szCs w:val="24"/>
+          <w:u w:val="single"/>
+        </w:rPr>
+        <w:t xml:space="preserve">Opens in a new window </w:t>
+      </w:r>
+      <w:r>
+        <w:rPr>
+          <w:rFonts w:ascii="Times New Roman" w:eastAsia="Times New Roman" w:hAnsi="Times New Roman" w:cs="Times New Roman"/>
+          <w:sz w:val="24"/>
+          <w:szCs w:val="24"/>
+        </w:rPr>
+        <w:fldChar w:fldCharType="end"/>
+      </w:r>
+      <w:r>
+        <w:rPr>
+          <w:rFonts w:ascii="Times New Roman" w:eastAsia="Times New Roman" w:hAnsi="Times New Roman" w:cs="Times New Roman"/>
+          <w:sz w:val="24"/>
+          <w:szCs w:val="24"/>
+        </w:rPr>
+        <w:fldChar w:fldCharType="begin"/>
+      </w:r>
+      <w:r>
+        <w:rPr>
+          <w:rFonts w:ascii="Times New Roman" w:eastAsia="Times New Roman" w:hAnsi="Times New Roman" w:cs="Times New Roman"/>
+          <w:sz w:val="24"/>
+          <w:szCs w:val="24"/>
+        </w:rPr>
+        <w:instrText xml:space="preserve"> HYPERLINK "https://en.wikipedia.org/wiki/Cobra_maneuver" \t "_blank" </w:instrText>
+      </w:r>
+      <w:r>
+        <w:rPr>
+          <w:rFonts w:ascii="Times New Roman" w:eastAsia="Times New Roman" w:hAnsi="Times New Roman" w:cs="Times New Roman"/>
+          <w:sz w:val="24"/>
+          <w:szCs w:val="24"/>
+        </w:rPr>
+        <w:fldChar w:fldCharType="separate"/>
+      </w:r>
+    </w:p>
+    <w:p>
+      <w:pPr>
+        <w:spacing w:after="0" w:line="240" w:lineRule="auto"/>
+        <w:rPr>
+          <w:rFonts w:ascii="Times New Roman" w:eastAsia="Times New Roman" w:hAnsi="Times New Roman" w:cs="Times New Roman"/>
+          <w:sz w:val="24"/>
+          <w:szCs w:val="24"/>
+        </w:rPr>
+      </w:pPr>
+      <w:r>
+        <w:rPr>
+          <w:rFonts w:ascii="Times New Roman" w:eastAsia="Times New Roman" w:hAnsi="Times New Roman" w:cs="Times New Roman"/>
+          <w:noProof/>
+          <w:color w:val="0000FF"/>
+          <w:sz w:val="24"/>
+          <w:szCs w:val="24"/>
+        </w:rPr>
+        <w:drawing>
+          <wp:inline distT="0" distB="0" distL="0" distR="0">
+            <wp:extent cx="1524000" cy="1524000"/>
+            <wp:effectExtent l="19050" t="0" r="0" b="0"/>
+            <wp:docPr id="317" name="Picture 317" descr="https://t2.gstatic.com/faviconV2?url=https://en.wikipedia.org/&amp;client=BARD&amp;type=FAVICON&amp;size=256&amp;fallback_opts=TYPE,SIZE,URL"/>
+            <wp:cNvGraphicFramePr>
+              <a:graphicFrameLocks xmlns:a="http://schemas.openxmlformats.org/drawingml/2006/main" noChangeAspect="1"/>
+            </wp:cNvGraphicFramePr>
+            <a:graphic xmlns:a="http://schemas.openxmlformats.org/drawingml/2006/main">
+              <a:graphicData uri="http://schemas.openxmlformats.org/drawingml/2006/picture">
+                <pic:pic xmlns:pic="http://schemas.openxmlformats.org/drawingml/2006/picture">
+                  <pic:nvPicPr>
+                    <pic:cNvPr id="0" name="Picture 317" descr="https://t2.gstatic.com/faviconV2?url=https://en.wikipedia.org/&amp;client=BARD&amp;type=FAVICON&amp;size=256&amp;fallback_opts=TYPE,SIZE,URL"/>
+                    <pic:cNvPicPr>
+                      <a:picLocks noChangeAspect="1" noChangeArrowheads="1"/>
+                    </pic:cNvPicPr>
+                  </pic:nvPicPr>
+                  <pic:blipFill>
+                    <a:blip r:embed="rId37"/>
+                    <a:srcRect/>
+                    <a:stretch>
+                      <a:fillRect/>
+                    </a:stretch>
+                  </pic:blipFill>
+                  <pic:spPr bwMode="auto">
+                    <a:xfrm>
+                      <a:off x="0" y="0"/>
+                      <a:ext cx="1524000" cy="1524000"/>
+                    </a:xfrm>
+                    <a:prstGeom prst="rect">
+                      <a:avLst/>
+                    </a:prstGeom>
+                    <a:noFill/>
+                    <a:ln w="9525">
+                      <a:noFill/>
+                      <a:miter lim="800000"/>
+                      <a:headEnd/>
+                      <a:tailEnd/>
+                    </a:ln>
+                  </pic:spPr>
+                </pic:pic>
+              </a:graphicData>
+            </a:graphic>
+          </wp:inline>
+        </w:drawing>
+      </w:r>
+    </w:p>
+    <w:p>
+      <w:pPr>
+        <w:spacing w:after="0" w:line="240" w:lineRule="auto"/>
+        <w:rPr>
+          <w:rFonts w:ascii="Times New Roman" w:eastAsia="Times New Roman" w:hAnsi="Times New Roman" w:cs="Times New Roman"/>
+          <w:color w:val="0000FF"/>
+          <w:sz w:val="24"/>
+          <w:szCs w:val="24"/>
+          <w:u w:val="single"/>
+        </w:rPr>
+      </w:pPr>
+      <w:r>
+        <w:rPr>
+          <w:rFonts w:ascii="Times New Roman" w:eastAsia="Times New Roman" w:hAnsi="Times New Roman" w:cs="Times New Roman"/>
+          <w:color w:val="0000FF"/>
+          <w:sz w:val="24"/>
+          <w:szCs w:val="24"/>
+          <w:u w:val="single"/>
+        </w:rPr>
+        <w:t>en.wikipedia.org</w:t>
+      </w:r>
+    </w:p>
+    <w:p>
+      <w:pPr>
+        <w:spacing w:after="0" w:line="240" w:lineRule="auto"/>
+        <w:rPr>
+          <w:rFonts w:ascii="Times New Roman" w:eastAsia="Times New Roman" w:hAnsi="Times New Roman" w:cs="Times New Roman"/>
+          <w:color w:val="0000FF"/>
+          <w:sz w:val="24"/>
+          <w:szCs w:val="24"/>
+          <w:u w:val="single"/>
+        </w:rPr>
+      </w:pPr>
+      <w:r>
+        <w:rPr>
+          <w:rFonts w:ascii="Times New Roman" w:eastAsia="Times New Roman" w:hAnsi="Times New Roman" w:cs="Times New Roman"/>
+          <w:color w:val="0000FF"/>
+          <w:sz w:val="24"/>
+          <w:szCs w:val="24"/>
+          <w:u w:val="single"/>
+        </w:rPr>
+        <w:t>Cobra maneuver - Wikipedia</w:t>
+      </w:r>
+    </w:p>
+    <w:p>
+      <w:pPr>
+        <w:spacing w:after="0" w:line="240" w:lineRule="auto"/>
+        <w:rPr>
+          <w:rFonts w:ascii="Times New Roman" w:eastAsia="Times New Roman" w:hAnsi="Times New Roman" w:cs="Times New Roman"/>
+          <w:sz w:val="24"/>
+          <w:szCs w:val="24"/>
+        </w:rPr>
+      </w:pPr>
+      <w:r>
+        <w:rPr>
+          <w:rFonts w:ascii="Times New Roman" w:eastAsia="Times New Roman" w:hAnsi="Times New Roman" w:cs="Times New Roman"/>
+          <w:color w:val="0000FF"/>
+          <w:sz w:val="24"/>
+          <w:szCs w:val="24"/>
+          <w:u w:val="single"/>
+        </w:rPr>
+        <w:t xml:space="preserve">Opens in a new window </w:t>
+      </w:r>
+      <w:r>
+        <w:rPr>
+          <w:rFonts w:ascii="Times New Roman" w:eastAsia="Times New Roman" w:hAnsi="Times New Roman" w:cs="Times New Roman"/>
+          <w:sz w:val="24"/>
+          <w:szCs w:val="24"/>
+        </w:rPr>
+        <w:fldChar w:fldCharType="end"/>
+      </w:r>
+      <w:r>
+        <w:rPr>
+          <w:rFonts w:ascii="Times New Roman" w:eastAsia="Times New Roman" w:hAnsi="Times New Roman" w:cs="Times New Roman"/>
+          <w:sz w:val="24"/>
+          <w:szCs w:val="24"/>
+        </w:rPr>
+        <w:fldChar w:fldCharType="begin"/>
+      </w:r>
+      <w:r>
+        <w:rPr>
+          <w:rFonts w:ascii="Times New Roman" w:eastAsia="Times New Roman" w:hAnsi="Times New Roman" w:cs="Times New Roman"/>
+          <w:sz w:val="24"/>
+          <w:szCs w:val="24"/>
+        </w:rPr>
+        <w:instrText xml:space="preserve"> HYPERLINK "https://migflug.com/jetflights/pugachevs-cobra-the-manoeuvre-that-broke-the-rules/" \t "_blank" </w:instrText>
+      </w:r>
+      <w:r>
+        <w:rPr>
+          <w:rFonts w:ascii="Times New Roman" w:eastAsia="Times New Roman" w:hAnsi="Times New Roman" w:cs="Times New Roman"/>
+          <w:sz w:val="24"/>
+          <w:szCs w:val="24"/>
+        </w:rPr>
+        <w:fldChar w:fldCharType="separate"/>
+      </w:r>
+    </w:p>
+    <w:p>
+      <w:pPr>
+        <w:spacing w:after="0" w:line="240" w:lineRule="auto"/>
+        <w:rPr>
+          <w:rFonts w:ascii="Times New Roman" w:eastAsia="Times New Roman" w:hAnsi="Times New Roman" w:cs="Times New Roman"/>
+          <w:sz w:val="24"/>
+          <w:szCs w:val="24"/>
+        </w:rPr>
+      </w:pPr>
+      <w:r>
+        <w:rPr>
+          <w:rFonts w:ascii="Times New Roman" w:eastAsia="Times New Roman" w:hAnsi="Times New Roman" w:cs="Times New Roman"/>
+          <w:noProof/>
+          <w:color w:val="0000FF"/>
+          <w:sz w:val="24"/>
+          <w:szCs w:val="24"/>
+        </w:rPr>
+        <w:drawing>
+          <wp:inline distT="0" distB="0" distL="0" distR="0">
+            <wp:extent cx="1828800" cy="1828800"/>
+            <wp:effectExtent l="0" t="0" r="0" b="0"/>
+            <wp:docPr id="318" name="Picture 318" descr="https://t1.gstatic.com/faviconV2?url=https://migflug.com/&amp;client=BARD&amp;type=FAVICON&amp;size=256&amp;fallback_opts=TYPE,SIZE,URL"/>
+            <wp:cNvGraphicFramePr>
+              <a:graphicFrameLocks xmlns:a="http://schemas.openxmlformats.org/drawingml/2006/main" noChangeAspect="1"/>
+            </wp:cNvGraphicFramePr>
+            <a:graphic xmlns:a="http://schemas.openxmlformats.org/drawingml/2006/main">
+              <a:graphicData uri="http://schemas.openxmlformats.org/drawingml/2006/picture">
+                <pic:pic xmlns:pic="http://schemas.openxmlformats.org/drawingml/2006/picture">
+                  <pic:nvPicPr>
+                    <pic:cNvPr id="0" name="Picture 318" descr="https://t1.gstatic.com/faviconV2?url=https://migflug.com/&amp;client=BARD&amp;type=FAVICON&amp;size=256&amp;fallback_opts=TYPE,SIZE,URL"/>
+                    <pic:cNvPicPr>
+                      <a:picLocks noChangeAspect="1" noChangeArrowheads="1"/>
+                    </pic:cNvPicPr>
+                  </pic:nvPicPr>
+                  <pic:blipFill>
+                    <a:blip r:embed="rId40"/>
+                    <a:srcRect/>
+                    <a:stretch>
+                      <a:fillRect/>
+                    </a:stretch>
+                  </pic:blipFill>
+                  <pic:spPr bwMode="auto">
+                    <a:xfrm>
+                      <a:off x="0" y="0"/>
+                      <a:ext cx="1828800" cy="1828800"/>
+                    </a:xfrm>
+                    <a:prstGeom prst="rect">
+                      <a:avLst/>
+                    </a:prstGeom>
+                    <a:noFill/>
+                    <a:ln w="9525">
+                      <a:noFill/>
+                      <a:miter lim="800000"/>
+                      <a:headEnd/>
+                      <a:tailEnd/>
+                    </a:ln>
+                  </pic:spPr>
+                </pic:pic>
+              </a:graphicData>
+            </a:graphic>
+          </wp:inline>
+        </w:drawing>
+      </w:r>
+    </w:p>
+    <w:p>
+      <w:pPr>
+        <w:spacing w:after="0" w:line="240" w:lineRule="auto"/>
+        <w:rPr>
+          <w:rFonts w:ascii="Times New Roman" w:eastAsia="Times New Roman" w:hAnsi="Times New Roman" w:cs="Times New Roman"/>
+          <w:color w:val="0000FF"/>
+          <w:sz w:val="24"/>
+          <w:szCs w:val="24"/>
+          <w:u w:val="single"/>
+        </w:rPr>
+      </w:pPr>
+      <w:r>
+        <w:rPr>
+          <w:rFonts w:ascii="Times New Roman" w:eastAsia="Times New Roman" w:hAnsi="Times New Roman" w:cs="Times New Roman"/>
+          <w:color w:val="0000FF"/>
+          <w:sz w:val="24"/>
+          <w:szCs w:val="24"/>
+          <w:u w:val="single"/>
+        </w:rPr>
+        <w:t>migflug.com</w:t>
+      </w:r>
+    </w:p>
+    <w:p>
+      <w:pPr>
+        <w:spacing w:after="0" w:line="240" w:lineRule="auto"/>
+        <w:rPr>
+          <w:rFonts w:ascii="Times New Roman" w:eastAsia="Times New Roman" w:hAnsi="Times New Roman" w:cs="Times New Roman"/>
+          <w:color w:val="0000FF"/>
+          <w:sz w:val="24"/>
+          <w:szCs w:val="24"/>
+          <w:u w:val="single"/>
+        </w:rPr>
+      </w:pPr>
+      <w:r>
+        <w:rPr>
+          <w:rFonts w:ascii="Times New Roman" w:eastAsia="Times New Roman" w:hAnsi="Times New Roman" w:cs="Times New Roman"/>
+          <w:color w:val="0000FF"/>
+          <w:sz w:val="24"/>
+          <w:szCs w:val="24"/>
+          <w:u w:val="single"/>
+        </w:rPr>
+        <w:lastRenderedPageBreak/>
+        <w:t>Pugachev's Cobra: The Impossible MiG-29 Manoeuvre - MiGFlug</w:t>
+      </w:r>
+    </w:p>
+    <w:p>
+      <w:pPr>
+        <w:spacing w:after="0" w:line="240" w:lineRule="auto"/>
+        <w:rPr>
+          <w:rFonts w:ascii="Times New Roman" w:eastAsia="Times New Roman" w:hAnsi="Times New Roman" w:cs="Times New Roman"/>
+          <w:sz w:val="24"/>
+          <w:szCs w:val="24"/>
+        </w:rPr>
+      </w:pPr>
+      <w:r>
+        <w:rPr>
+          <w:rFonts w:ascii="Times New Roman" w:eastAsia="Times New Roman" w:hAnsi="Times New Roman" w:cs="Times New Roman"/>
+          <w:color w:val="0000FF"/>
+          <w:sz w:val="24"/>
+          <w:szCs w:val="24"/>
+          <w:u w:val="single"/>
+        </w:rPr>
+        <w:t xml:space="preserve">Opens in a new window </w:t>
+      </w:r>
+      <w:r>
+        <w:rPr>
+          <w:rFonts w:ascii="Times New Roman" w:eastAsia="Times New Roman" w:hAnsi="Times New Roman" w:cs="Times New Roman"/>
+          <w:sz w:val="24"/>
+          <w:szCs w:val="24"/>
+        </w:rPr>
+        <w:fldChar w:fldCharType="end"/>
+      </w:r>
+      <w:r>
+        <w:rPr>
+          <w:rFonts w:ascii="Times New Roman" w:eastAsia="Times New Roman" w:hAnsi="Times New Roman" w:cs="Times New Roman"/>
+          <w:sz w:val="24"/>
+          <w:szCs w:val="24"/>
+        </w:rPr>
+        <w:fldChar w:fldCharType="begin"/>
+      </w:r>
+      <w:r>
+        <w:rPr>
+          <w:rFonts w:ascii="Times New Roman" w:eastAsia="Times New Roman" w:hAnsi="Times New Roman" w:cs="Times New Roman"/>
+          <w:sz w:val="24"/>
+          <w:szCs w:val="24"/>
+        </w:rPr>
+        <w:instrText xml:space="preserve"> HYPERLINK "https://flying411.com/blog/which-jets-can-do-the-cobra-maneuver/178" \t "_blank" </w:instrText>
+      </w:r>
+      <w:r>
+        <w:rPr>
+          <w:rFonts w:ascii="Times New Roman" w:eastAsia="Times New Roman" w:hAnsi="Times New Roman" w:cs="Times New Roman"/>
+          <w:sz w:val="24"/>
+          <w:szCs w:val="24"/>
+        </w:rPr>
+        <w:fldChar w:fldCharType="separate"/>
+      </w:r>
+    </w:p>
+    <w:p>
+      <w:pPr>
+        <w:spacing w:after="0" w:line="240" w:lineRule="auto"/>
+        <w:rPr>
+          <w:rFonts w:ascii="Times New Roman" w:eastAsia="Times New Roman" w:hAnsi="Times New Roman" w:cs="Times New Roman"/>
+          <w:sz w:val="24"/>
+          <w:szCs w:val="24"/>
+        </w:rPr>
+      </w:pPr>
+      <w:r>
+        <w:rPr>
+          <w:rFonts w:ascii="Times New Roman" w:eastAsia="Times New Roman" w:hAnsi="Times New Roman" w:cs="Times New Roman"/>
+          <w:noProof/>
+          <w:color w:val="0000FF"/>
+          <w:sz w:val="24"/>
+          <w:szCs w:val="24"/>
+        </w:rPr>
+        <w:drawing>
+          <wp:inline distT="0" distB="0" distL="0" distR="0">
+            <wp:extent cx="2438400" cy="2438400"/>
+            <wp:effectExtent l="19050" t="0" r="0" b="0"/>
+            <wp:docPr id="319" name="Picture 319" descr="https://t3.gstatic.com/faviconV2?url=https://flying411.com/&amp;client=BARD&amp;type=FAVICON&amp;size=256&amp;fallback_opts=TYPE,SIZE,URL"/>
+            <wp:cNvGraphicFramePr>
+              <a:graphicFrameLocks xmlns:a="http://schemas.openxmlformats.org/drawingml/2006/main" noChangeAspect="1"/>
+            </wp:cNvGraphicFramePr>
+            <a:graphic xmlns:a="http://schemas.openxmlformats.org/drawingml/2006/main">
+              <a:graphicData uri="http://schemas.openxmlformats.org/drawingml/2006/picture">
+                <pic:pic xmlns:pic="http://schemas.openxmlformats.org/drawingml/2006/picture">
+                  <pic:nvPicPr>
+                    <pic:cNvPr id="0" name="Picture 319" descr="https://t3.gstatic.com/faviconV2?url=https://flying411.com/&amp;client=BARD&amp;type=FAVICON&amp;size=256&amp;fallback_opts=TYPE,SIZE,URL"/>
+                    <pic:cNvPicPr>
+                      <a:picLocks noChangeAspect="1" noChangeArrowheads="1"/>
+                    </pic:cNvPicPr>
+                  </pic:nvPicPr>
+                  <pic:blipFill>
+                    <a:blip r:embed="rId41"/>
+                    <a:srcRect/>
+                    <a:stretch>
+                      <a:fillRect/>
+                    </a:stretch>
+                  </pic:blipFill>
+                  <pic:spPr bwMode="auto">
+                    <a:xfrm>
+                      <a:off x="0" y="0"/>
+                      <a:ext cx="2438400" cy="2438400"/>
+                    </a:xfrm>
+                    <a:prstGeom prst="rect">
+                      <a:avLst/>
+                    </a:prstGeom>
+                    <a:noFill/>
+                    <a:ln w="9525">
+                      <a:noFill/>
+                      <a:miter lim="800000"/>
+                      <a:headEnd/>
+                      <a:tailEnd/>
+                    </a:ln>
+                  </pic:spPr>
+                </pic:pic>
+              </a:graphicData>
+            </a:graphic>
+          </wp:inline>
+        </w:drawing>
+      </w:r>
+    </w:p>
+    <w:p>
+      <w:pPr>
+        <w:spacing w:after="0" w:line="240" w:lineRule="auto"/>
+        <w:rPr>
+          <w:rFonts w:ascii="Times New Roman" w:eastAsia="Times New Roman" w:hAnsi="Times New Roman" w:cs="Times New Roman"/>
+          <w:color w:val="0000FF"/>
+          <w:sz w:val="24"/>
+          <w:szCs w:val="24"/>
+          <w:u w:val="single"/>
+        </w:rPr>
+      </w:pPr>
+      <w:r>
+        <w:rPr>
+          <w:rFonts w:ascii="Times New Roman" w:eastAsia="Times New Roman" w:hAnsi="Times New Roman" w:cs="Times New Roman"/>
+          <w:color w:val="0000FF"/>
+          <w:sz w:val="24"/>
+          <w:szCs w:val="24"/>
+          <w:u w:val="single"/>
+        </w:rPr>
+        <w:t>flying411.com</w:t>
+      </w:r>
+    </w:p>
+    <w:p>
+      <w:pPr>
+        <w:spacing w:after="0" w:line="240" w:lineRule="auto"/>
+        <w:rPr>
+          <w:rFonts w:ascii="Times New Roman" w:eastAsia="Times New Roman" w:hAnsi="Times New Roman" w:cs="Times New Roman"/>
+          <w:color w:val="0000FF"/>
+          <w:sz w:val="24"/>
+          <w:szCs w:val="24"/>
+          <w:u w:val="single"/>
+        </w:rPr>
+      </w:pPr>
+      <w:r>
+        <w:rPr>
+          <w:rFonts w:ascii="Times New Roman" w:eastAsia="Times New Roman" w:hAnsi="Times New Roman" w:cs="Times New Roman"/>
+          <w:color w:val="0000FF"/>
+          <w:sz w:val="24"/>
+          <w:szCs w:val="24"/>
+          <w:u w:val="single"/>
+        </w:rPr>
+        <w:t>WHICH JETS CAN DO THE COBRA MANEUVER? A COMPLETE GUIDE - Flying411</w:t>
+      </w:r>
+    </w:p>
+    <w:p>
+      <w:pPr>
+        <w:spacing w:after="0" w:line="240" w:lineRule="auto"/>
+        <w:rPr>
+          <w:rFonts w:ascii="Times New Roman" w:eastAsia="Times New Roman" w:hAnsi="Times New Roman" w:cs="Times New Roman"/>
+          <w:sz w:val="24"/>
+          <w:szCs w:val="24"/>
+        </w:rPr>
+      </w:pPr>
+      <w:r>
+        <w:rPr>
+          <w:rFonts w:ascii="Times New Roman" w:eastAsia="Times New Roman" w:hAnsi="Times New Roman" w:cs="Times New Roman"/>
+          <w:color w:val="0000FF"/>
+          <w:sz w:val="24"/>
+          <w:szCs w:val="24"/>
+          <w:u w:val="single"/>
+        </w:rPr>
+        <w:t xml:space="preserve">Opens in a new window </w:t>
+      </w:r>
+      <w:r>
+        <w:rPr>
+          <w:rFonts w:ascii="Times New Roman" w:eastAsia="Times New Roman" w:hAnsi="Times New Roman" w:cs="Times New Roman"/>
+          <w:sz w:val="24"/>
+          <w:szCs w:val="24"/>
+        </w:rPr>
+        <w:fldChar w:fldCharType="end"/>
+      </w:r>
+      <w:r>
+        <w:rPr>
+          <w:rFonts w:ascii="Times New Roman" w:eastAsia="Times New Roman" w:hAnsi="Times New Roman" w:cs="Times New Roman"/>
+          <w:sz w:val="24"/>
+          <w:szCs w:val="24"/>
+        </w:rPr>
+        <w:fldChar w:fldCharType="begin"/>
+      </w:r>
+      <w:r>
+        <w:rPr>
+          <w:rFonts w:ascii="Times New Roman" w:eastAsia="Times New Roman" w:hAnsi="Times New Roman" w:cs="Times New Roman"/>
+          <w:sz w:val="24"/>
+          <w:szCs w:val="24"/>
+        </w:rPr>
+        <w:instrText xml:space="preserve"> HYPERLINK "https://howthingsfly.si.edu/ask-an-explainer/what-aerodynamics-behind-cobra-maneuver-fighter-jet-0" \t "_blank" </w:instrText>
+      </w:r>
+      <w:r>
+        <w:rPr>
+          <w:rFonts w:ascii="Times New Roman" w:eastAsia="Times New Roman" w:hAnsi="Times New Roman" w:cs="Times New Roman"/>
+          <w:sz w:val="24"/>
+          <w:szCs w:val="24"/>
+        </w:rPr>
+        <w:fldChar w:fldCharType="separate"/>
+      </w:r>
+    </w:p>
+    <w:p>
+      <w:pPr>
+        <w:spacing w:after="0" w:line="240" w:lineRule="auto"/>
+        <w:rPr>
+          <w:rFonts w:ascii="Times New Roman" w:eastAsia="Times New Roman" w:hAnsi="Times New Roman" w:cs="Times New Roman"/>
+          <w:sz w:val="24"/>
+          <w:szCs w:val="24"/>
+        </w:rPr>
+      </w:pPr>
+      <w:r>
+        <w:rPr>
+          <w:rFonts w:ascii="Times New Roman" w:eastAsia="Times New Roman" w:hAnsi="Times New Roman" w:cs="Times New Roman"/>
+          <w:noProof/>
+          <w:color w:val="0000FF"/>
+          <w:sz w:val="24"/>
+          <w:szCs w:val="24"/>
+        </w:rPr>
+        <w:drawing>
+          <wp:inline distT="0" distB="0" distL="0" distR="0">
+            <wp:extent cx="457200" cy="457200"/>
+            <wp:effectExtent l="19050" t="0" r="0" b="0"/>
+            <wp:docPr id="320" name="Picture 320" descr="https://t2.gstatic.com/faviconV2?url=https://howthingsfly.si.edu/&amp;client=BARD&amp;type=FAVICON&amp;size=256&amp;fallback_opts=TYPE,SIZE,URL"/>
+            <wp:cNvGraphicFramePr>
+              <a:graphicFrameLocks xmlns:a="http://schemas.openxmlformats.org/drawingml/2006/main" noChangeAspect="1"/>
+            </wp:cNvGraphicFramePr>
+            <a:graphic xmlns:a="http://schemas.openxmlformats.org/drawingml/2006/main">
+              <a:graphicData uri="http://schemas.openxmlformats.org/drawingml/2006/picture">
+                <pic:pic xmlns:pic="http://schemas.openxmlformats.org/drawingml/2006/picture">
+                  <pic:nvPicPr>
+                    <pic:cNvPr id="0" name="Picture 320" descr="https://t2.gstatic.com/faviconV2?url=https://howthingsfly.si.edu/&amp;client=BARD&amp;type=FAVICON&amp;size=256&amp;fallback_opts=TYPE,SIZE,URL"/>
+                    <pic:cNvPicPr>
+                      <a:picLocks noChangeAspect="1" noChangeArrowheads="1"/>
+                    </pic:cNvPicPr>
+                  </pic:nvPicPr>
+                  <pic:blipFill>
+                    <a:blip r:embed="rId38"/>
+                    <a:srcRect/>
+                    <a:stretch>
+                      <a:fillRect/>
+                    </a:stretch>
+                  </pic:blipFill>
+                  <pic:spPr bwMode="auto">
+                    <a:xfrm>
+                      <a:off x="0" y="0"/>
+                      <a:ext cx="457200" cy="457200"/>
+                    </a:xfrm>
+                    <a:prstGeom prst="rect">
+                      <a:avLst/>
+                    </a:prstGeom>
+                    <a:noFill/>
+                    <a:ln w="9525">
+                      <a:noFill/>
+                      <a:miter lim="800000"/>
+                      <a:headEnd/>
+                      <a:tailEnd/>
+                    </a:ln>
+                  </pic:spPr>
+                </pic:pic>
+              </a:graphicData>
+            </a:graphic>
+          </wp:inline>
+        </w:drawing>
+      </w:r>
+    </w:p>
+    <w:p>
+      <w:pPr>
+        <w:spacing w:after="0" w:line="240" w:lineRule="auto"/>
+        <w:rPr>
+          <w:rFonts w:ascii="Times New Roman" w:eastAsia="Times New Roman" w:hAnsi="Times New Roman" w:cs="Times New Roman"/>
+          <w:color w:val="0000FF"/>
+          <w:sz w:val="24"/>
+          <w:szCs w:val="24"/>
+          <w:u w:val="single"/>
+        </w:rPr>
+      </w:pPr>
+      <w:r>
+        <w:rPr>
+          <w:rFonts w:ascii="Times New Roman" w:eastAsia="Times New Roman" w:hAnsi="Times New Roman" w:cs="Times New Roman"/>
+          <w:color w:val="0000FF"/>
+          <w:sz w:val="24"/>
+          <w:szCs w:val="24"/>
+          <w:u w:val="single"/>
+        </w:rPr>
+        <w:t>howthingsfly.si.edu</w:t>
+      </w:r>
+    </w:p>
+    <w:p>
+      <w:pPr>
+        <w:spacing w:after="0" w:line="240" w:lineRule="auto"/>
+        <w:rPr>
+          <w:rFonts w:ascii="Times New Roman" w:eastAsia="Times New Roman" w:hAnsi="Times New Roman" w:cs="Times New Roman"/>
+          <w:color w:val="0000FF"/>
+          <w:sz w:val="24"/>
+          <w:szCs w:val="24"/>
+          <w:u w:val="single"/>
+        </w:rPr>
+      </w:pPr>
+      <w:r>
+        <w:rPr>
+          <w:rFonts w:ascii="Times New Roman" w:eastAsia="Times New Roman" w:hAnsi="Times New Roman" w:cs="Times New Roman"/>
+          <w:color w:val="0000FF"/>
+          <w:sz w:val="24"/>
+          <w:szCs w:val="24"/>
+          <w:u w:val="single"/>
+        </w:rPr>
+        <w:t>What is the aerodynamics behind cobra maneuver of a fighter jet? - | How Things Fly</w:t>
+      </w:r>
+    </w:p>
+    <w:p>
+      <w:pPr>
+        <w:spacing w:after="0" w:line="240" w:lineRule="auto"/>
+        <w:rPr>
+          <w:rFonts w:ascii="Times New Roman" w:eastAsia="Times New Roman" w:hAnsi="Times New Roman" w:cs="Times New Roman"/>
+          <w:sz w:val="24"/>
+          <w:szCs w:val="24"/>
+        </w:rPr>
+      </w:pPr>
+      <w:r>
+        <w:rPr>
+          <w:rFonts w:ascii="Times New Roman" w:eastAsia="Times New Roman" w:hAnsi="Times New Roman" w:cs="Times New Roman"/>
+          <w:color w:val="0000FF"/>
+          <w:sz w:val="24"/>
+          <w:szCs w:val="24"/>
+          <w:u w:val="single"/>
+        </w:rPr>
+        <w:t xml:space="preserve">Opens in a new window </w:t>
+      </w:r>
+      <w:r>
+        <w:rPr>
+          <w:rFonts w:ascii="Times New Roman" w:eastAsia="Times New Roman" w:hAnsi="Times New Roman" w:cs="Times New Roman"/>
+          <w:sz w:val="24"/>
+          <w:szCs w:val="24"/>
+        </w:rPr>
+        <w:fldChar w:fldCharType="end"/>
+      </w:r>
+      <w:r>
+        <w:rPr>
+          <w:rFonts w:ascii="Times New Roman" w:eastAsia="Times New Roman" w:hAnsi="Times New Roman" w:cs="Times New Roman"/>
+          <w:sz w:val="24"/>
+          <w:szCs w:val="24"/>
+        </w:rPr>
+        <w:fldChar w:fldCharType="begin"/>
+      </w:r>
+      <w:r>
+        <w:rPr>
+          <w:rFonts w:ascii="Times New Roman" w:eastAsia="Times New Roman" w:hAnsi="Times New Roman" w:cs="Times New Roman"/>
+          <w:sz w:val="24"/>
+          <w:szCs w:val="24"/>
+        </w:rPr>
+        <w:instrText xml:space="preserve"> HYPERLINK "https://www.grc.nasa.gov/www/k-12/airplane/brayton.html" \t "_blank" </w:instrText>
+      </w:r>
+      <w:r>
+        <w:rPr>
+          <w:rFonts w:ascii="Times New Roman" w:eastAsia="Times New Roman" w:hAnsi="Times New Roman" w:cs="Times New Roman"/>
+          <w:sz w:val="24"/>
+          <w:szCs w:val="24"/>
+        </w:rPr>
+        <w:fldChar w:fldCharType="separate"/>
+      </w:r>
+    </w:p>
+    <w:p>
+      <w:pPr>
+        <w:spacing w:after="0" w:line="240" w:lineRule="auto"/>
+        <w:rPr>
+          <w:rFonts w:ascii="Times New Roman" w:eastAsia="Times New Roman" w:hAnsi="Times New Roman" w:cs="Times New Roman"/>
+          <w:sz w:val="24"/>
+          <w:szCs w:val="24"/>
+        </w:rPr>
+      </w:pPr>
+      <w:r>
+        <w:rPr>
+          <w:rFonts w:ascii="Times New Roman" w:eastAsia="Times New Roman" w:hAnsi="Times New Roman" w:cs="Times New Roman"/>
+          <w:noProof/>
+          <w:color w:val="0000FF"/>
+          <w:sz w:val="24"/>
+          <w:szCs w:val="24"/>
+        </w:rPr>
+        <w:drawing>
+          <wp:inline distT="0" distB="0" distL="0" distR="0">
+            <wp:extent cx="152400" cy="152400"/>
+            <wp:effectExtent l="0" t="0" r="0" b="0"/>
+            <wp:docPr id="321" name="Picture 321" descr="https://t2.gstatic.com/faviconV2?url=https://www.grc.nasa.gov/&amp;client=BARD&amp;type=FAVICON&amp;size=256&amp;fallback_opts=TYPE,SIZE,URL"/>
+            <wp:cNvGraphicFramePr>
+              <a:graphicFrameLocks xmlns:a="http://schemas.openxmlformats.org/drawingml/2006/main" noChangeAspect="1"/>
+            </wp:cNvGraphicFramePr>
+            <a:graphic xmlns:a="http://schemas.openxmlformats.org/drawingml/2006/main">
+              <a:graphicData uri="http://schemas.openxmlformats.org/drawingml/2006/picture">
+                <pic:pic xmlns:pic="http://schemas.openxmlformats.org/drawingml/2006/picture">
+                  <pic:nvPicPr>
+                    <pic:cNvPr id="0" name="Picture 321" descr="https://t2.gstatic.com/faviconV2?url=https://www.grc.nasa.gov/&amp;client=BARD&amp;type=FAVICON&amp;size=256&amp;fallback_opts=TYPE,SIZE,URL"/>
+                    <pic:cNvPicPr>
+                      <a:picLocks noChangeAspect="1" noChangeArrowheads="1"/>
+                    </pic:cNvPicPr>
+                  </pic:nvPicPr>
+                  <pic:blipFill>
+                    <a:blip r:embed="rId42"/>
+                    <a:srcRect/>
+                    <a:stretch>
+                      <a:fillRect/>
+                    </a:stretch>
+                  </pic:blipFill>
+                  <pic:spPr bwMode="auto">
+                    <a:xfrm>
+                      <a:off x="0" y="0"/>
+                      <a:ext cx="152400" cy="152400"/>
+                    </a:xfrm>
+                    <a:prstGeom prst="rect">
+                      <a:avLst/>
+                    </a:prstGeom>
+                    <a:noFill/>
+                    <a:ln w="9525">
+                      <a:noFill/>
+                      <a:miter lim="800000"/>
+                      <a:headEnd/>
+                      <a:tailEnd/>
+                    </a:ln>
+                  </pic:spPr>
+                </pic:pic>
+              </a:graphicData>
+            </a:graphic>
+          </wp:inline>
+        </w:drawing>
+      </w:r>
+    </w:p>
+    <w:p>
+      <w:pPr>
+        <w:spacing w:after="0" w:line="240" w:lineRule="auto"/>
+        <w:rPr>
+          <w:rFonts w:ascii="Times New Roman" w:eastAsia="Times New Roman" w:hAnsi="Times New Roman" w:cs="Times New Roman"/>
+          <w:color w:val="0000FF"/>
+          <w:sz w:val="24"/>
+          <w:szCs w:val="24"/>
+          <w:u w:val="single"/>
+        </w:rPr>
+      </w:pPr>
+      <w:r>
+        <w:rPr>
+          <w:rFonts w:ascii="Times New Roman" w:eastAsia="Times New Roman" w:hAnsi="Times New Roman" w:cs="Times New Roman"/>
+          <w:color w:val="0000FF"/>
+          <w:sz w:val="24"/>
+          <w:szCs w:val="24"/>
+          <w:u w:val="single"/>
+        </w:rPr>
+        <w:t>grc.nasa.gov</w:t>
+      </w:r>
+    </w:p>
+    <w:p>
+      <w:pPr>
+        <w:spacing w:after="0" w:line="240" w:lineRule="auto"/>
+        <w:rPr>
+          <w:rFonts w:ascii="Times New Roman" w:eastAsia="Times New Roman" w:hAnsi="Times New Roman" w:cs="Times New Roman"/>
+          <w:color w:val="0000FF"/>
+          <w:sz w:val="24"/>
+          <w:szCs w:val="24"/>
+          <w:u w:val="single"/>
+        </w:rPr>
+      </w:pPr>
+      <w:r>
+        <w:rPr>
+          <w:rFonts w:ascii="Times New Roman" w:eastAsia="Times New Roman" w:hAnsi="Times New Roman" w:cs="Times New Roman"/>
+          <w:color w:val="0000FF"/>
+          <w:sz w:val="24"/>
+          <w:szCs w:val="24"/>
+          <w:u w:val="single"/>
+        </w:rPr>
+        <w:t>Turbine Engine Thermodynamic Cycle - Brayton Cycle</w:t>
+      </w:r>
+    </w:p>
+    <w:p>
+      <w:pPr>
+        <w:spacing w:after="0" w:line="240" w:lineRule="auto"/>
+        <w:rPr>
+          <w:rFonts w:ascii="Times New Roman" w:eastAsia="Times New Roman" w:hAnsi="Times New Roman" w:cs="Times New Roman"/>
+          <w:sz w:val="24"/>
+          <w:szCs w:val="24"/>
+        </w:rPr>
+      </w:pPr>
+      <w:r>
+        <w:rPr>
+          <w:rFonts w:ascii="Times New Roman" w:eastAsia="Times New Roman" w:hAnsi="Times New Roman" w:cs="Times New Roman"/>
+          <w:color w:val="0000FF"/>
+          <w:sz w:val="24"/>
+          <w:szCs w:val="24"/>
+          <w:u w:val="single"/>
+        </w:rPr>
+        <w:t xml:space="preserve">Opens in a new window </w:t>
+      </w:r>
+      <w:r>
+        <w:rPr>
+          <w:rFonts w:ascii="Times New Roman" w:eastAsia="Times New Roman" w:hAnsi="Times New Roman" w:cs="Times New Roman"/>
+          <w:sz w:val="24"/>
+          <w:szCs w:val="24"/>
+        </w:rPr>
+        <w:fldChar w:fldCharType="end"/>
+      </w:r>
+      <w:r>
+        <w:rPr>
+          <w:rFonts w:ascii="Times New Roman" w:eastAsia="Times New Roman" w:hAnsi="Times New Roman" w:cs="Times New Roman"/>
+          <w:sz w:val="24"/>
+          <w:szCs w:val="24"/>
+        </w:rPr>
+        <w:fldChar w:fldCharType="begin"/>
+      </w:r>
+      <w:r>
+        <w:rPr>
+          <w:rFonts w:ascii="Times New Roman" w:eastAsia="Times New Roman" w:hAnsi="Times New Roman" w:cs="Times New Roman"/>
+          <w:sz w:val="24"/>
+          <w:szCs w:val="24"/>
+        </w:rPr>
+        <w:instrText xml:space="preserve"> HYPERLINK "https://www.grc.nasa.gov/www/k-12/airplane/turbth.html" \t "_blank" </w:instrText>
+      </w:r>
+      <w:r>
+        <w:rPr>
+          <w:rFonts w:ascii="Times New Roman" w:eastAsia="Times New Roman" w:hAnsi="Times New Roman" w:cs="Times New Roman"/>
+          <w:sz w:val="24"/>
+          <w:szCs w:val="24"/>
+        </w:rPr>
+        <w:fldChar w:fldCharType="separate"/>
+      </w:r>
+    </w:p>
+    <w:p>
+      <w:pPr>
+        <w:spacing w:after="0" w:line="240" w:lineRule="auto"/>
+        <w:rPr>
+          <w:rFonts w:ascii="Times New Roman" w:eastAsia="Times New Roman" w:hAnsi="Times New Roman" w:cs="Times New Roman"/>
+          <w:sz w:val="24"/>
+          <w:szCs w:val="24"/>
+        </w:rPr>
+      </w:pPr>
+      <w:r>
+        <w:rPr>
+          <w:rFonts w:ascii="Times New Roman" w:eastAsia="Times New Roman" w:hAnsi="Times New Roman" w:cs="Times New Roman"/>
+          <w:noProof/>
+          <w:color w:val="0000FF"/>
+          <w:sz w:val="24"/>
+          <w:szCs w:val="24"/>
+        </w:rPr>
+        <w:drawing>
+          <wp:inline distT="0" distB="0" distL="0" distR="0">
+            <wp:extent cx="152400" cy="152400"/>
+            <wp:effectExtent l="0" t="0" r="0" b="0"/>
+            <wp:docPr id="322" name="Picture 322" descr="https://t2.gstatic.com/faviconV2?url=https://www.grc.nasa.gov/&amp;client=BARD&amp;type=FAVICON&amp;size=256&amp;fallback_opts=TYPE,SIZE,URL"/>
+            <wp:cNvGraphicFramePr>
+              <a:graphicFrameLocks xmlns:a="http://schemas.openxmlformats.org/drawingml/2006/main" noChangeAspect="1"/>
+            </wp:cNvGraphicFramePr>
+            <a:graphic xmlns:a="http://schemas.openxmlformats.org/drawingml/2006/main">
+              <a:graphicData uri="http://schemas.openxmlformats.org/drawingml/2006/picture">
+                <pic:pic xmlns:pic="http://schemas.openxmlformats.org/drawingml/2006/picture">
+                  <pic:nvPicPr>
+                    <pic:cNvPr id="0" name="Picture 322" descr="https://t2.gstatic.com/faviconV2?url=https://www.grc.nasa.gov/&amp;client=BARD&amp;type=FAVICON&amp;size=256&amp;fallback_opts=TYPE,SIZE,URL"/>
+                    <pic:cNvPicPr>
+                      <a:picLocks noChangeAspect="1" noChangeArrowheads="1"/>
+                    </pic:cNvPicPr>
+                  </pic:nvPicPr>
+                  <pic:blipFill>
+                    <a:blip r:embed="rId42"/>
+                    <a:srcRect/>
+                    <a:stretch>
+                      <a:fillRect/>
+                    </a:stretch>
+                  </pic:blipFill>
+                  <pic:spPr bwMode="auto">
+                    <a:xfrm>
+                      <a:off x="0" y="0"/>
+                      <a:ext cx="152400" cy="152400"/>
+                    </a:xfrm>
+                    <a:prstGeom prst="rect">
+                      <a:avLst/>
+                    </a:prstGeom>
+                    <a:noFill/>
+                    <a:ln w="9525">
+                      <a:noFill/>
+                      <a:miter lim="800000"/>
+                      <a:headEnd/>
+                      <a:tailEnd/>
+                    </a:ln>
+                  </pic:spPr>
+                </pic:pic>
+              </a:graphicData>
+            </a:graphic>
+          </wp:inline>
+        </w:drawing>
+      </w:r>
+    </w:p>
+    <w:p>
+      <w:pPr>
+        <w:spacing w:after="0" w:line="240" w:lineRule="auto"/>
+        <w:rPr>
+          <w:rFonts w:ascii="Times New Roman" w:eastAsia="Times New Roman" w:hAnsi="Times New Roman" w:cs="Times New Roman"/>
+          <w:color w:val="0000FF"/>
+          <w:sz w:val="24"/>
+          <w:szCs w:val="24"/>
+          <w:u w:val="single"/>
+        </w:rPr>
+      </w:pPr>
+      <w:r>
+        <w:rPr>
+          <w:rFonts w:ascii="Times New Roman" w:eastAsia="Times New Roman" w:hAnsi="Times New Roman" w:cs="Times New Roman"/>
+          <w:color w:val="0000FF"/>
+          <w:sz w:val="24"/>
+          <w:szCs w:val="24"/>
+          <w:u w:val="single"/>
+        </w:rPr>
+        <w:t>grc.nasa.gov</w:t>
+      </w:r>
+    </w:p>
+    <w:p>
+      <w:pPr>
+        <w:spacing w:after="0" w:line="240" w:lineRule="auto"/>
+        <w:rPr>
+          <w:rFonts w:ascii="Times New Roman" w:eastAsia="Times New Roman" w:hAnsi="Times New Roman" w:cs="Times New Roman"/>
+          <w:color w:val="0000FF"/>
+          <w:sz w:val="24"/>
+          <w:szCs w:val="24"/>
+          <w:u w:val="single"/>
+        </w:rPr>
+      </w:pPr>
+      <w:r>
+        <w:rPr>
+          <w:rFonts w:ascii="Times New Roman" w:eastAsia="Times New Roman" w:hAnsi="Times New Roman" w:cs="Times New Roman"/>
+          <w:color w:val="0000FF"/>
+          <w:sz w:val="24"/>
+          <w:szCs w:val="24"/>
+          <w:u w:val="single"/>
+        </w:rPr>
+        <w:t>Turbojet Thrust</w:t>
+      </w:r>
+    </w:p>
+    <w:p>
+      <w:pPr>
+        <w:spacing w:after="0" w:line="240" w:lineRule="auto"/>
+        <w:rPr>
+          <w:rFonts w:ascii="Times New Roman" w:eastAsia="Times New Roman" w:hAnsi="Times New Roman" w:cs="Times New Roman"/>
+          <w:sz w:val="24"/>
+          <w:szCs w:val="24"/>
+        </w:rPr>
+      </w:pPr>
+      <w:r>
+        <w:rPr>
+          <w:rFonts w:ascii="Times New Roman" w:eastAsia="Times New Roman" w:hAnsi="Times New Roman" w:cs="Times New Roman"/>
+          <w:color w:val="0000FF"/>
+          <w:sz w:val="24"/>
+          <w:szCs w:val="24"/>
+          <w:u w:val="single"/>
+        </w:rPr>
+        <w:t xml:space="preserve">Opens in a new window </w:t>
+      </w:r>
+      <w:r>
+        <w:rPr>
+          <w:rFonts w:ascii="Times New Roman" w:eastAsia="Times New Roman" w:hAnsi="Times New Roman" w:cs="Times New Roman"/>
+          <w:sz w:val="24"/>
+          <w:szCs w:val="24"/>
+        </w:rPr>
+        <w:fldChar w:fldCharType="end"/>
+      </w:r>
+      <w:r>
+        <w:rPr>
+          <w:rFonts w:ascii="Times New Roman" w:eastAsia="Times New Roman" w:hAnsi="Times New Roman" w:cs="Times New Roman"/>
+          <w:sz w:val="24"/>
+          <w:szCs w:val="24"/>
+        </w:rPr>
+        <w:fldChar w:fldCharType="begin"/>
+      </w:r>
+      <w:r>
+        <w:rPr>
+          <w:rFonts w:ascii="Times New Roman" w:eastAsia="Times New Roman" w:hAnsi="Times New Roman" w:cs="Times New Roman"/>
+          <w:sz w:val="24"/>
+          <w:szCs w:val="24"/>
+        </w:rPr>
+        <w:instrText xml:space="preserve"> HYPERLINK "https://wseas.us/e-library/conferences/2010/Iasi/ICAI/ICAI-24.pdf" \t "_blank" </w:instrText>
+      </w:r>
+      <w:r>
+        <w:rPr>
+          <w:rFonts w:ascii="Times New Roman" w:eastAsia="Times New Roman" w:hAnsi="Times New Roman" w:cs="Times New Roman"/>
+          <w:sz w:val="24"/>
+          <w:szCs w:val="24"/>
+        </w:rPr>
+        <w:fldChar w:fldCharType="separate"/>
+      </w:r>
+    </w:p>
+    <w:p>
+      <w:pPr>
+        <w:spacing w:after="0" w:line="240" w:lineRule="auto"/>
+        <w:rPr>
+          <w:rFonts w:ascii="Times New Roman" w:eastAsia="Times New Roman" w:hAnsi="Times New Roman" w:cs="Times New Roman"/>
+          <w:sz w:val="24"/>
+          <w:szCs w:val="24"/>
+        </w:rPr>
+      </w:pPr>
+      <w:r>
+        <w:rPr>
+          <w:rFonts w:ascii="Times New Roman" w:eastAsia="Times New Roman" w:hAnsi="Times New Roman" w:cs="Times New Roman"/>
+          <w:noProof/>
+          <w:color w:val="0000FF"/>
+          <w:sz w:val="24"/>
+          <w:szCs w:val="24"/>
+        </w:rPr>
+        <w:lastRenderedPageBreak/>
+        <w:drawing>
+          <wp:inline distT="0" distB="0" distL="0" distR="0">
+            <wp:extent cx="1714500" cy="1714500"/>
+            <wp:effectExtent l="19050" t="0" r="0" b="0"/>
+            <wp:docPr id="323" name="Picture 323" descr="https://t3.gstatic.com/faviconV2?url=https://wseas.us/&amp;client=BARD&amp;type=FAVICON&amp;size=256&amp;fallback_opts=TYPE,SIZE,URL"/>
+            <wp:cNvGraphicFramePr>
+              <a:graphicFrameLocks xmlns:a="http://schemas.openxmlformats.org/drawingml/2006/main" noChangeAspect="1"/>
+            </wp:cNvGraphicFramePr>
+            <a:graphic xmlns:a="http://schemas.openxmlformats.org/drawingml/2006/main">
+              <a:graphicData uri="http://schemas.openxmlformats.org/drawingml/2006/picture">
+                <pic:pic xmlns:pic="http://schemas.openxmlformats.org/drawingml/2006/picture">
+                  <pic:nvPicPr>
+                    <pic:cNvPr id="0" name="Picture 323" descr="https://t3.gstatic.com/faviconV2?url=https://wseas.us/&amp;client=BARD&amp;type=FAVICON&amp;size=256&amp;fallback_opts=TYPE,SIZE,URL"/>
+                    <pic:cNvPicPr>
+                      <a:picLocks noChangeAspect="1" noChangeArrowheads="1"/>
+                    </pic:cNvPicPr>
+                  </pic:nvPicPr>
+                  <pic:blipFill>
+                    <a:blip r:embed="rId43"/>
+                    <a:srcRect/>
+                    <a:stretch>
+                      <a:fillRect/>
+                    </a:stretch>
+                  </pic:blipFill>
+                  <pic:spPr bwMode="auto">
+                    <a:xfrm>
+                      <a:off x="0" y="0"/>
+                      <a:ext cx="1714500" cy="1714500"/>
+                    </a:xfrm>
+                    <a:prstGeom prst="rect">
+                      <a:avLst/>
+                    </a:prstGeom>
+                    <a:noFill/>
+                    <a:ln w="9525">
+                      <a:noFill/>
+                      <a:miter lim="800000"/>
+                      <a:headEnd/>
+                      <a:tailEnd/>
+                    </a:ln>
+                  </pic:spPr>
+                </pic:pic>
+              </a:graphicData>
+            </a:graphic>
+          </wp:inline>
+        </w:drawing>
+      </w:r>
+    </w:p>
+    <w:p>
+      <w:pPr>
+        <w:spacing w:after="0" w:line="240" w:lineRule="auto"/>
+        <w:rPr>
+          <w:rFonts w:ascii="Times New Roman" w:eastAsia="Times New Roman" w:hAnsi="Times New Roman" w:cs="Times New Roman"/>
+          <w:color w:val="0000FF"/>
+          <w:sz w:val="24"/>
+          <w:szCs w:val="24"/>
+          <w:u w:val="single"/>
+        </w:rPr>
+      </w:pPr>
+      <w:r>
+        <w:rPr>
+          <w:rFonts w:ascii="Times New Roman" w:eastAsia="Times New Roman" w:hAnsi="Times New Roman" w:cs="Times New Roman"/>
+          <w:color w:val="0000FF"/>
+          <w:sz w:val="24"/>
+          <w:szCs w:val="24"/>
+          <w:u w:val="single"/>
+        </w:rPr>
+        <w:t>wseas.us</w:t>
+      </w:r>
+    </w:p>
+    <w:p>
+      <w:pPr>
+        <w:spacing w:after="0" w:line="240" w:lineRule="auto"/>
+        <w:rPr>
+          <w:rFonts w:ascii="Times New Roman" w:eastAsia="Times New Roman" w:hAnsi="Times New Roman" w:cs="Times New Roman"/>
+          <w:color w:val="0000FF"/>
+          <w:sz w:val="24"/>
+          <w:szCs w:val="24"/>
+          <w:u w:val="single"/>
+        </w:rPr>
+      </w:pPr>
+      <w:r>
+        <w:rPr>
+          <w:rFonts w:ascii="Times New Roman" w:eastAsia="Times New Roman" w:hAnsi="Times New Roman" w:cs="Times New Roman"/>
+          <w:color w:val="0000FF"/>
+          <w:sz w:val="24"/>
+          <w:szCs w:val="24"/>
+          <w:u w:val="single"/>
+        </w:rPr>
+        <w:t>Mathematical Model of a Jet Engine Afterburning Fuel ... - WSEAS US</w:t>
+      </w:r>
+    </w:p>
+    <w:p>
+      <w:pPr>
+        <w:spacing w:after="0" w:line="240" w:lineRule="auto"/>
+        <w:rPr>
+          <w:rFonts w:ascii="Times New Roman" w:eastAsia="Times New Roman" w:hAnsi="Times New Roman" w:cs="Times New Roman"/>
+          <w:sz w:val="24"/>
+          <w:szCs w:val="24"/>
+        </w:rPr>
+      </w:pPr>
+      <w:r>
+        <w:rPr>
+          <w:rFonts w:ascii="Times New Roman" w:eastAsia="Times New Roman" w:hAnsi="Times New Roman" w:cs="Times New Roman"/>
+          <w:color w:val="0000FF"/>
+          <w:sz w:val="24"/>
+          <w:szCs w:val="24"/>
+          <w:u w:val="single"/>
+        </w:rPr>
+        <w:t xml:space="preserve">Opens in a new window </w:t>
+      </w:r>
+      <w:r>
+        <w:rPr>
+          <w:rFonts w:ascii="Times New Roman" w:eastAsia="Times New Roman" w:hAnsi="Times New Roman" w:cs="Times New Roman"/>
+          <w:sz w:val="24"/>
+          <w:szCs w:val="24"/>
+        </w:rPr>
+        <w:fldChar w:fldCharType="end"/>
+      </w:r>
+      <w:r>
+        <w:rPr>
+          <w:rFonts w:ascii="Times New Roman" w:eastAsia="Times New Roman" w:hAnsi="Times New Roman" w:cs="Times New Roman"/>
+          <w:sz w:val="24"/>
+          <w:szCs w:val="24"/>
+        </w:rPr>
+        <w:fldChar w:fldCharType="begin"/>
+      </w:r>
+      <w:r>
+        <w:rPr>
+          <w:rFonts w:ascii="Times New Roman" w:eastAsia="Times New Roman" w:hAnsi="Times New Roman" w:cs="Times New Roman"/>
+          <w:sz w:val="24"/>
+          <w:szCs w:val="24"/>
+        </w:rPr>
+        <w:instrText xml:space="preserve"> HYPERLINK "https://www.faa.gov/sites/faa.gov/files/04_amtp_ch2.pdf" \t "_blank" </w:instrText>
+      </w:r>
+      <w:r>
+        <w:rPr>
+          <w:rFonts w:ascii="Times New Roman" w:eastAsia="Times New Roman" w:hAnsi="Times New Roman" w:cs="Times New Roman"/>
+          <w:sz w:val="24"/>
+          <w:szCs w:val="24"/>
+        </w:rPr>
+        <w:fldChar w:fldCharType="separate"/>
+      </w:r>
+    </w:p>
+    <w:p>
+      <w:pPr>
+        <w:spacing w:after="0" w:line="240" w:lineRule="auto"/>
+        <w:rPr>
+          <w:rFonts w:ascii="Times New Roman" w:eastAsia="Times New Roman" w:hAnsi="Times New Roman" w:cs="Times New Roman"/>
+          <w:sz w:val="24"/>
+          <w:szCs w:val="24"/>
+        </w:rPr>
+      </w:pPr>
+      <w:r>
+        <w:rPr>
+          <w:rFonts w:ascii="Times New Roman" w:eastAsia="Times New Roman" w:hAnsi="Times New Roman" w:cs="Times New Roman"/>
+          <w:noProof/>
+          <w:color w:val="0000FF"/>
+          <w:sz w:val="24"/>
+          <w:szCs w:val="24"/>
+        </w:rPr>
+        <w:drawing>
+          <wp:inline distT="0" distB="0" distL="0" distR="0">
+            <wp:extent cx="304800" cy="304800"/>
+            <wp:effectExtent l="19050" t="0" r="0" b="0"/>
+            <wp:docPr id="324" name="Picture 324" descr="https://t1.gstatic.com/faviconV2?url=https://www.faa.gov/&amp;client=BARD&amp;type=FAVICON&amp;size=256&amp;fallback_opts=TYPE,SIZE,URL"/>
+            <wp:cNvGraphicFramePr>
+              <a:graphicFrameLocks xmlns:a="http://schemas.openxmlformats.org/drawingml/2006/main" noChangeAspect="1"/>
+            </wp:cNvGraphicFramePr>
+            <a:graphic xmlns:a="http://schemas.openxmlformats.org/drawingml/2006/main">
+              <a:graphicData uri="http://schemas.openxmlformats.org/drawingml/2006/picture">
+                <pic:pic xmlns:pic="http://schemas.openxmlformats.org/drawingml/2006/picture">
+                  <pic:nvPicPr>
+                    <pic:cNvPr id="0" name="Picture 324" descr="https://t1.gstatic.com/faviconV2?url=https://www.faa.gov/&amp;client=BARD&amp;type=FAVICON&amp;size=256&amp;fallback_opts=TYPE,SIZE,URL"/>
+                    <pic:cNvPicPr>
+                      <a:picLocks noChangeAspect="1" noChangeArrowheads="1"/>
+                    </pic:cNvPicPr>
+                  </pic:nvPicPr>
+                  <pic:blipFill>
+                    <a:blip r:embed="rId44"/>
+                    <a:srcRect/>
+                    <a:stretch>
+                      <a:fillRect/>
+                    </a:stretch>
+                  </pic:blipFill>
+                  <pic:spPr bwMode="auto">
+                    <a:xfrm>
+                      <a:off x="0" y="0"/>
+                      <a:ext cx="304800" cy="304800"/>
+                    </a:xfrm>
+                    <a:prstGeom prst="rect">
+                      <a:avLst/>
+                    </a:prstGeom>
+                    <a:noFill/>
+                    <a:ln w="9525">
+                      <a:noFill/>
+                      <a:miter lim="800000"/>
+                      <a:headEnd/>
+                      <a:tailEnd/>
+                    </a:ln>
+                  </pic:spPr>
+                </pic:pic>
+              </a:graphicData>
+            </a:graphic>
+          </wp:inline>
+        </w:drawing>
+      </w:r>
+    </w:p>
+    <w:p>
+      <w:pPr>
+        <w:spacing w:after="0" w:line="240" w:lineRule="auto"/>
+        <w:rPr>
+          <w:rFonts w:ascii="Times New Roman" w:eastAsia="Times New Roman" w:hAnsi="Times New Roman" w:cs="Times New Roman"/>
+          <w:color w:val="0000FF"/>
+          <w:sz w:val="24"/>
+          <w:szCs w:val="24"/>
+          <w:u w:val="single"/>
+        </w:rPr>
+      </w:pPr>
+      <w:r>
+        <w:rPr>
+          <w:rFonts w:ascii="Times New Roman" w:eastAsia="Times New Roman" w:hAnsi="Times New Roman" w:cs="Times New Roman"/>
+          <w:color w:val="0000FF"/>
+          <w:sz w:val="24"/>
+          <w:szCs w:val="24"/>
+          <w:u w:val="single"/>
+        </w:rPr>
+        <w:t>faa.gov</w:t>
+      </w:r>
+    </w:p>
+    <w:p>
+      <w:pPr>
+        <w:spacing w:after="0" w:line="240" w:lineRule="auto"/>
+        <w:rPr>
+          <w:rFonts w:ascii="Times New Roman" w:eastAsia="Times New Roman" w:hAnsi="Times New Roman" w:cs="Times New Roman"/>
+          <w:color w:val="0000FF"/>
+          <w:sz w:val="24"/>
+          <w:szCs w:val="24"/>
+          <w:u w:val="single"/>
+        </w:rPr>
+      </w:pPr>
+      <w:r>
+        <w:rPr>
+          <w:rFonts w:ascii="Times New Roman" w:eastAsia="Times New Roman" w:hAnsi="Times New Roman" w:cs="Times New Roman"/>
+          <w:color w:val="0000FF"/>
+          <w:sz w:val="24"/>
+          <w:szCs w:val="24"/>
+          <w:u w:val="single"/>
+        </w:rPr>
+        <w:t>Engine Fuel &amp; Fuel Metering Systems</w:t>
+      </w:r>
+    </w:p>
+    <w:p>
+      <w:pPr>
+        <w:spacing w:after="0" w:line="240" w:lineRule="auto"/>
+        <w:rPr>
+          <w:rFonts w:ascii="Times New Roman" w:eastAsia="Times New Roman" w:hAnsi="Times New Roman" w:cs="Times New Roman"/>
+          <w:sz w:val="24"/>
+          <w:szCs w:val="24"/>
+        </w:rPr>
+      </w:pPr>
+      <w:r>
+        <w:rPr>
+          <w:rFonts w:ascii="Times New Roman" w:eastAsia="Times New Roman" w:hAnsi="Times New Roman" w:cs="Times New Roman"/>
+          <w:color w:val="0000FF"/>
+          <w:sz w:val="24"/>
+          <w:szCs w:val="24"/>
+          <w:u w:val="single"/>
+        </w:rPr>
+        <w:t xml:space="preserve">Opens in a new window </w:t>
+      </w:r>
+      <w:r>
+        <w:rPr>
+          <w:rFonts w:ascii="Times New Roman" w:eastAsia="Times New Roman" w:hAnsi="Times New Roman" w:cs="Times New Roman"/>
+          <w:sz w:val="24"/>
+          <w:szCs w:val="24"/>
+        </w:rPr>
+        <w:fldChar w:fldCharType="end"/>
+      </w:r>
+      <w:r>
+        <w:rPr>
+          <w:rFonts w:ascii="Times New Roman" w:eastAsia="Times New Roman" w:hAnsi="Times New Roman" w:cs="Times New Roman"/>
+          <w:sz w:val="24"/>
+          <w:szCs w:val="24"/>
+        </w:rPr>
+        <w:fldChar w:fldCharType="begin"/>
+      </w:r>
+      <w:r>
+        <w:rPr>
+          <w:rFonts w:ascii="Times New Roman" w:eastAsia="Times New Roman" w:hAnsi="Times New Roman" w:cs="Times New Roman"/>
+          <w:sz w:val="24"/>
+          <w:szCs w:val="24"/>
+        </w:rPr>
+        <w:instrText xml:space="preserve"> HYPERLINK "http://hibdz.skydiving.co.uk/757/767_tech/fuel/description.htm" \t "_blank" </w:instrText>
+      </w:r>
+      <w:r>
+        <w:rPr>
+          <w:rFonts w:ascii="Times New Roman" w:eastAsia="Times New Roman" w:hAnsi="Times New Roman" w:cs="Times New Roman"/>
+          <w:sz w:val="24"/>
+          <w:szCs w:val="24"/>
+        </w:rPr>
+        <w:fldChar w:fldCharType="separate"/>
+      </w:r>
+    </w:p>
+    <w:p>
+      <w:pPr>
+        <w:spacing w:after="0" w:line="240" w:lineRule="auto"/>
+        <w:rPr>
+          <w:rFonts w:ascii="Times New Roman" w:eastAsia="Times New Roman" w:hAnsi="Times New Roman" w:cs="Times New Roman"/>
+          <w:sz w:val="24"/>
+          <w:szCs w:val="24"/>
+        </w:rPr>
+      </w:pPr>
+      <w:r>
+        <w:rPr>
+          <w:rFonts w:ascii="Times New Roman" w:eastAsia="Times New Roman" w:hAnsi="Times New Roman" w:cs="Times New Roman"/>
+          <w:noProof/>
+          <w:color w:val="0000FF"/>
+          <w:sz w:val="24"/>
+          <w:szCs w:val="24"/>
+        </w:rPr>
+        <w:drawing>
+          <wp:inline distT="0" distB="0" distL="0" distR="0">
+            <wp:extent cx="152400" cy="152400"/>
+            <wp:effectExtent l="19050" t="0" r="0" b="0"/>
+            <wp:docPr id="325" name="Picture 325" descr="https://t0.gstatic.com/faviconV2?url=http://hibdz.skydiving.co.uk/&amp;client=BARD&amp;type=FAVICON&amp;size=256&amp;fallback_opts=TYPE,SIZE,URL"/>
+            <wp:cNvGraphicFramePr>
+              <a:graphicFrameLocks xmlns:a="http://schemas.openxmlformats.org/drawingml/2006/main" noChangeAspect="1"/>
+            </wp:cNvGraphicFramePr>
+            <a:graphic xmlns:a="http://schemas.openxmlformats.org/drawingml/2006/main">
+              <a:graphicData uri="http://schemas.openxmlformats.org/drawingml/2006/picture">
+                <pic:pic xmlns:pic="http://schemas.openxmlformats.org/drawingml/2006/picture">
+                  <pic:nvPicPr>
+                    <pic:cNvPr id="0" name="Picture 325" descr="https://t0.gstatic.com/faviconV2?url=http://hibdz.skydiving.co.uk/&amp;client=BARD&amp;type=FAVICON&amp;size=256&amp;fallback_opts=TYPE,SIZE,URL"/>
+                    <pic:cNvPicPr>
+                      <a:picLocks noChangeAspect="1" noChangeArrowheads="1"/>
+                    </pic:cNvPicPr>
+                  </pic:nvPicPr>
+                  <pic:blipFill>
+                    <a:blip r:embed="rId45"/>
+                    <a:srcRect/>
+                    <a:stretch>
+                      <a:fillRect/>
+                    </a:stretch>
+                  </pic:blipFill>
+                  <pic:spPr bwMode="auto">
+                    <a:xfrm>
+                      <a:off x="0" y="0"/>
+                      <a:ext cx="152400" cy="152400"/>
+                    </a:xfrm>
+                    <a:prstGeom prst="rect">
+                      <a:avLst/>
+                    </a:prstGeom>
+                    <a:noFill/>
+                    <a:ln w="9525">
+                      <a:noFill/>
+                      <a:miter lim="800000"/>
+                      <a:headEnd/>
+                      <a:tailEnd/>
+                    </a:ln>
+                  </pic:spPr>
+                </pic:pic>
+              </a:graphicData>
+            </a:graphic>
+          </wp:inline>
+        </w:drawing>
+      </w:r>
+    </w:p>
+    <w:p>
+      <w:pPr>
+        <w:spacing w:after="0" w:line="240" w:lineRule="auto"/>
+        <w:rPr>
+          <w:rFonts w:ascii="Times New Roman" w:eastAsia="Times New Roman" w:hAnsi="Times New Roman" w:cs="Times New Roman"/>
+          <w:color w:val="0000FF"/>
+          <w:sz w:val="24"/>
+          <w:szCs w:val="24"/>
+          <w:u w:val="single"/>
+        </w:rPr>
+      </w:pPr>
+      <w:r>
+        <w:rPr>
+          <w:rFonts w:ascii="Times New Roman" w:eastAsia="Times New Roman" w:hAnsi="Times New Roman" w:cs="Times New Roman"/>
+          <w:color w:val="0000FF"/>
+          <w:sz w:val="24"/>
+          <w:szCs w:val="24"/>
+          <w:u w:val="single"/>
+        </w:rPr>
+        <w:t>hibdz.skydiving.co.uk</w:t>
+      </w:r>
+    </w:p>
+    <w:p>
+      <w:pPr>
+        <w:spacing w:after="0" w:line="240" w:lineRule="auto"/>
+        <w:rPr>
+          <w:rFonts w:ascii="Times New Roman" w:eastAsia="Times New Roman" w:hAnsi="Times New Roman" w:cs="Times New Roman"/>
+          <w:color w:val="0000FF"/>
+          <w:sz w:val="24"/>
+          <w:szCs w:val="24"/>
+          <w:u w:val="single"/>
+        </w:rPr>
+      </w:pPr>
+      <w:r>
+        <w:rPr>
+          <w:rFonts w:ascii="Times New Roman" w:eastAsia="Times New Roman" w:hAnsi="Times New Roman" w:cs="Times New Roman"/>
+          <w:color w:val="0000FF"/>
+          <w:sz w:val="24"/>
+          <w:szCs w:val="24"/>
+          <w:u w:val="single"/>
+        </w:rPr>
+        <w:t>Fuel System :: Description</w:t>
+      </w:r>
+    </w:p>
+    <w:p>
+      <w:pPr>
+        <w:spacing w:after="0" w:line="240" w:lineRule="auto"/>
+        <w:rPr>
+          <w:rFonts w:ascii="Times New Roman" w:eastAsia="Times New Roman" w:hAnsi="Times New Roman" w:cs="Times New Roman"/>
+          <w:sz w:val="24"/>
+          <w:szCs w:val="24"/>
+        </w:rPr>
+      </w:pPr>
+      <w:r>
+        <w:rPr>
+          <w:rFonts w:ascii="Times New Roman" w:eastAsia="Times New Roman" w:hAnsi="Times New Roman" w:cs="Times New Roman"/>
+          <w:color w:val="0000FF"/>
+          <w:sz w:val="24"/>
+          <w:szCs w:val="24"/>
+          <w:u w:val="single"/>
+        </w:rPr>
+        <w:t xml:space="preserve">Opens in a new window </w:t>
+      </w:r>
+      <w:r>
+        <w:rPr>
+          <w:rFonts w:ascii="Times New Roman" w:eastAsia="Times New Roman" w:hAnsi="Times New Roman" w:cs="Times New Roman"/>
+          <w:sz w:val="24"/>
+          <w:szCs w:val="24"/>
+        </w:rPr>
+        <w:fldChar w:fldCharType="end"/>
+      </w:r>
+      <w:r>
+        <w:rPr>
+          <w:rFonts w:ascii="Times New Roman" w:eastAsia="Times New Roman" w:hAnsi="Times New Roman" w:cs="Times New Roman"/>
+          <w:sz w:val="24"/>
+          <w:szCs w:val="24"/>
+        </w:rPr>
+        <w:fldChar w:fldCharType="begin"/>
+      </w:r>
+      <w:r>
+        <w:rPr>
+          <w:rFonts w:ascii="Times New Roman" w:eastAsia="Times New Roman" w:hAnsi="Times New Roman" w:cs="Times New Roman"/>
+          <w:sz w:val="24"/>
+          <w:szCs w:val="24"/>
+        </w:rPr>
+        <w:instrText xml:space="preserve"> HYPERLINK "https://www.bonanza.org/contentassets/ddb8c0d6ae2b4bafb6f0db38d018356b/fuel-injection-systems.pdf" \t "_blank" </w:instrText>
+      </w:r>
+      <w:r>
+        <w:rPr>
+          <w:rFonts w:ascii="Times New Roman" w:eastAsia="Times New Roman" w:hAnsi="Times New Roman" w:cs="Times New Roman"/>
+          <w:sz w:val="24"/>
+          <w:szCs w:val="24"/>
+        </w:rPr>
+        <w:fldChar w:fldCharType="separate"/>
+      </w:r>
+    </w:p>
+    <w:p>
+      <w:pPr>
+        <w:spacing w:after="0" w:line="240" w:lineRule="auto"/>
+        <w:rPr>
+          <w:rFonts w:ascii="Times New Roman" w:eastAsia="Times New Roman" w:hAnsi="Times New Roman" w:cs="Times New Roman"/>
+          <w:sz w:val="24"/>
+          <w:szCs w:val="24"/>
+        </w:rPr>
+      </w:pPr>
+      <w:r>
+        <w:rPr>
+          <w:rFonts w:ascii="Times New Roman" w:eastAsia="Times New Roman" w:hAnsi="Times New Roman" w:cs="Times New Roman"/>
+          <w:noProof/>
+          <w:color w:val="0000FF"/>
+          <w:sz w:val="24"/>
+          <w:szCs w:val="24"/>
+        </w:rPr>
+        <w:drawing>
+          <wp:inline distT="0" distB="0" distL="0" distR="0">
+            <wp:extent cx="1828800" cy="1828800"/>
+            <wp:effectExtent l="19050" t="0" r="0" b="0"/>
+            <wp:docPr id="326" name="Picture 326" descr="https://t0.gstatic.com/faviconV2?url=https://www.bonanza.org/&amp;client=BARD&amp;type=FAVICON&amp;size=256&amp;fallback_opts=TYPE,SIZE,URL"/>
+            <wp:cNvGraphicFramePr>
+              <a:graphicFrameLocks xmlns:a="http://schemas.openxmlformats.org/drawingml/2006/main" noChangeAspect="1"/>
+            </wp:cNvGraphicFramePr>
+            <a:graphic xmlns:a="http://schemas.openxmlformats.org/drawingml/2006/main">
+              <a:graphicData uri="http://schemas.openxmlformats.org/drawingml/2006/picture">
+                <pic:pic xmlns:pic="http://schemas.openxmlformats.org/drawingml/2006/picture">
+                  <pic:nvPicPr>
+                    <pic:cNvPr id="0" name="Picture 326" descr="https://t0.gstatic.com/faviconV2?url=https://www.bonanza.org/&amp;client=BARD&amp;type=FAVICON&amp;size=256&amp;fallback_opts=TYPE,SIZE,URL"/>
+                    <pic:cNvPicPr>
+                      <a:picLocks noChangeAspect="1" noChangeArrowheads="1"/>
+                    </pic:cNvPicPr>
+                  </pic:nvPicPr>
+                  <pic:blipFill>
+                    <a:blip r:embed="rId46"/>
+                    <a:srcRect/>
+                    <a:stretch>
+                      <a:fillRect/>
+                    </a:stretch>
+                  </pic:blipFill>
+                  <pic:spPr bwMode="auto">
+                    <a:xfrm>
+                      <a:off x="0" y="0"/>
+                      <a:ext cx="1828800" cy="1828800"/>
+                    </a:xfrm>
+                    <a:prstGeom prst="rect">
+                      <a:avLst/>
+                    </a:prstGeom>
+                    <a:noFill/>
+                    <a:ln w="9525">
+                      <a:noFill/>
+                      <a:miter lim="800000"/>
+                      <a:headEnd/>
+                      <a:tailEnd/>
+                    </a:ln>
+                  </pic:spPr>
+                </pic:pic>
+              </a:graphicData>
+            </a:graphic>
+          </wp:inline>
+        </w:drawing>
+      </w:r>
+    </w:p>
+    <w:p>
+      <w:pPr>
+        <w:spacing w:after="0" w:line="240" w:lineRule="auto"/>
+        <w:rPr>
+          <w:rFonts w:ascii="Times New Roman" w:eastAsia="Times New Roman" w:hAnsi="Times New Roman" w:cs="Times New Roman"/>
+          <w:color w:val="0000FF"/>
+          <w:sz w:val="24"/>
+          <w:szCs w:val="24"/>
+          <w:u w:val="single"/>
+        </w:rPr>
+      </w:pPr>
+      <w:r>
+        <w:rPr>
+          <w:rFonts w:ascii="Times New Roman" w:eastAsia="Times New Roman" w:hAnsi="Times New Roman" w:cs="Times New Roman"/>
+          <w:color w:val="0000FF"/>
+          <w:sz w:val="24"/>
+          <w:szCs w:val="24"/>
+          <w:u w:val="single"/>
+        </w:rPr>
+        <w:t>bonanza.org</w:t>
+      </w:r>
+    </w:p>
+    <w:p>
+      <w:pPr>
+        <w:spacing w:after="0" w:line="240" w:lineRule="auto"/>
+        <w:rPr>
+          <w:rFonts w:ascii="Times New Roman" w:eastAsia="Times New Roman" w:hAnsi="Times New Roman" w:cs="Times New Roman"/>
+          <w:color w:val="0000FF"/>
+          <w:sz w:val="24"/>
+          <w:szCs w:val="24"/>
+          <w:u w:val="single"/>
+        </w:rPr>
+      </w:pPr>
+      <w:r>
+        <w:rPr>
+          <w:rFonts w:ascii="Times New Roman" w:eastAsia="Times New Roman" w:hAnsi="Times New Roman" w:cs="Times New Roman"/>
+          <w:color w:val="0000FF"/>
+          <w:sz w:val="24"/>
+          <w:szCs w:val="24"/>
+          <w:u w:val="single"/>
+        </w:rPr>
+        <w:t>fuel-injection-systems.pdf</w:t>
+      </w:r>
+    </w:p>
+    <w:p>
+      <w:pPr>
+        <w:spacing w:after="0" w:line="240" w:lineRule="auto"/>
+        <w:rPr>
+          <w:rFonts w:ascii="Times New Roman" w:eastAsia="Times New Roman" w:hAnsi="Times New Roman" w:cs="Times New Roman"/>
+          <w:sz w:val="24"/>
+          <w:szCs w:val="24"/>
+        </w:rPr>
+      </w:pPr>
+      <w:r>
+        <w:rPr>
+          <w:rFonts w:ascii="Times New Roman" w:eastAsia="Times New Roman" w:hAnsi="Times New Roman" w:cs="Times New Roman"/>
+          <w:color w:val="0000FF"/>
+          <w:sz w:val="24"/>
+          <w:szCs w:val="24"/>
+          <w:u w:val="single"/>
+        </w:rPr>
+        <w:t xml:space="preserve">Opens in a new window </w:t>
+      </w:r>
+      <w:r>
+        <w:rPr>
+          <w:rFonts w:ascii="Times New Roman" w:eastAsia="Times New Roman" w:hAnsi="Times New Roman" w:cs="Times New Roman"/>
+          <w:sz w:val="24"/>
+          <w:szCs w:val="24"/>
+        </w:rPr>
+        <w:fldChar w:fldCharType="end"/>
+      </w:r>
+      <w:r>
+        <w:rPr>
+          <w:rFonts w:ascii="Times New Roman" w:eastAsia="Times New Roman" w:hAnsi="Times New Roman" w:cs="Times New Roman"/>
+          <w:sz w:val="24"/>
+          <w:szCs w:val="24"/>
+        </w:rPr>
+        <w:fldChar w:fldCharType="begin"/>
+      </w:r>
+      <w:r>
+        <w:rPr>
+          <w:rFonts w:ascii="Times New Roman" w:eastAsia="Times New Roman" w:hAnsi="Times New Roman" w:cs="Times New Roman"/>
+          <w:sz w:val="24"/>
+          <w:szCs w:val="24"/>
+        </w:rPr>
+        <w:instrText xml:space="preserve"> HYPERLINK "https://www.aivon.com/blog/aerospace-electronics/f-35-multisensor-fusion-and-avionics-overview/" \t "_blank" </w:instrText>
+      </w:r>
+      <w:r>
+        <w:rPr>
+          <w:rFonts w:ascii="Times New Roman" w:eastAsia="Times New Roman" w:hAnsi="Times New Roman" w:cs="Times New Roman"/>
+          <w:sz w:val="24"/>
+          <w:szCs w:val="24"/>
+        </w:rPr>
+        <w:fldChar w:fldCharType="separate"/>
+      </w:r>
+    </w:p>
+    <w:p>
+      <w:pPr>
+        <w:spacing w:after="0" w:line="240" w:lineRule="auto"/>
+        <w:rPr>
+          <w:rFonts w:ascii="Times New Roman" w:eastAsia="Times New Roman" w:hAnsi="Times New Roman" w:cs="Times New Roman"/>
+          <w:sz w:val="24"/>
+          <w:szCs w:val="24"/>
+        </w:rPr>
+      </w:pPr>
+      <w:r>
+        <w:rPr>
+          <w:rFonts w:ascii="Times New Roman" w:eastAsia="Times New Roman" w:hAnsi="Times New Roman" w:cs="Times New Roman"/>
+          <w:noProof/>
+          <w:color w:val="0000FF"/>
+          <w:sz w:val="24"/>
+          <w:szCs w:val="24"/>
+        </w:rPr>
+        <w:drawing>
+          <wp:inline distT="0" distB="0" distL="0" distR="0">
+            <wp:extent cx="609600" cy="609600"/>
+            <wp:effectExtent l="19050" t="0" r="0" b="0"/>
+            <wp:docPr id="327" name="Picture 327" descr="https://t2.gstatic.com/faviconV2?url=https://www.aivon.com/&amp;client=BARD&amp;type=FAVICON&amp;size=256&amp;fallback_opts=TYPE,SIZE,URL"/>
+            <wp:cNvGraphicFramePr>
+              <a:graphicFrameLocks xmlns:a="http://schemas.openxmlformats.org/drawingml/2006/main" noChangeAspect="1"/>
+            </wp:cNvGraphicFramePr>
+            <a:graphic xmlns:a="http://schemas.openxmlformats.org/drawingml/2006/main">
+              <a:graphicData uri="http://schemas.openxmlformats.org/drawingml/2006/picture">
+                <pic:pic xmlns:pic="http://schemas.openxmlformats.org/drawingml/2006/picture">
+                  <pic:nvPicPr>
+                    <pic:cNvPr id="0" name="Picture 327" descr="https://t2.gstatic.com/faviconV2?url=https://www.aivon.com/&amp;client=BARD&amp;type=FAVICON&amp;size=256&amp;fallback_opts=TYPE,SIZE,URL"/>
+                    <pic:cNvPicPr>
+                      <a:picLocks noChangeAspect="1" noChangeArrowheads="1"/>
+                    </pic:cNvPicPr>
+                  </pic:nvPicPr>
+                  <pic:blipFill>
+                    <a:blip r:embed="rId47"/>
+                    <a:srcRect/>
+                    <a:stretch>
+                      <a:fillRect/>
+                    </a:stretch>
+                  </pic:blipFill>
+                  <pic:spPr bwMode="auto">
+                    <a:xfrm>
+                      <a:off x="0" y="0"/>
+                      <a:ext cx="609600" cy="609600"/>
+                    </a:xfrm>
+                    <a:prstGeom prst="rect">
+                      <a:avLst/>
+                    </a:prstGeom>
+                    <a:noFill/>
+                    <a:ln w="9525">
+                      <a:noFill/>
+                      <a:miter lim="800000"/>
+                      <a:headEnd/>
+                      <a:tailEnd/>
+                    </a:ln>
+                  </pic:spPr>
+                </pic:pic>
+              </a:graphicData>
+            </a:graphic>
+          </wp:inline>
+        </w:drawing>
+      </w:r>
+    </w:p>
+    <w:p>
+      <w:pPr>
+        <w:spacing w:after="0" w:line="240" w:lineRule="auto"/>
+        <w:rPr>
+          <w:rFonts w:ascii="Times New Roman" w:eastAsia="Times New Roman" w:hAnsi="Times New Roman" w:cs="Times New Roman"/>
+          <w:color w:val="0000FF"/>
+          <w:sz w:val="24"/>
+          <w:szCs w:val="24"/>
+          <w:u w:val="single"/>
+        </w:rPr>
+      </w:pPr>
+      <w:r>
+        <w:rPr>
+          <w:rFonts w:ascii="Times New Roman" w:eastAsia="Times New Roman" w:hAnsi="Times New Roman" w:cs="Times New Roman"/>
+          <w:color w:val="0000FF"/>
+          <w:sz w:val="24"/>
+          <w:szCs w:val="24"/>
+          <w:u w:val="single"/>
+        </w:rPr>
+        <w:t>aivon.com</w:t>
+      </w:r>
+    </w:p>
+    <w:p>
+      <w:pPr>
+        <w:spacing w:after="0" w:line="240" w:lineRule="auto"/>
+        <w:rPr>
+          <w:rFonts w:ascii="Times New Roman" w:eastAsia="Times New Roman" w:hAnsi="Times New Roman" w:cs="Times New Roman"/>
+          <w:color w:val="0000FF"/>
+          <w:sz w:val="24"/>
+          <w:szCs w:val="24"/>
+          <w:u w:val="single"/>
+        </w:rPr>
+      </w:pPr>
+      <w:r>
+        <w:rPr>
+          <w:rFonts w:ascii="Times New Roman" w:eastAsia="Times New Roman" w:hAnsi="Times New Roman" w:cs="Times New Roman"/>
+          <w:color w:val="0000FF"/>
+          <w:sz w:val="24"/>
+          <w:szCs w:val="24"/>
+          <w:u w:val="single"/>
+        </w:rPr>
+        <w:t>F-35 Multisensor Fusion and Avionics Overview - aivon</w:t>
+      </w:r>
+    </w:p>
+    <w:p>
+      <w:pPr>
+        <w:spacing w:after="0" w:line="240" w:lineRule="auto"/>
+        <w:rPr>
+          <w:rFonts w:ascii="Times New Roman" w:eastAsia="Times New Roman" w:hAnsi="Times New Roman" w:cs="Times New Roman"/>
+          <w:sz w:val="24"/>
+          <w:szCs w:val="24"/>
+        </w:rPr>
+      </w:pPr>
+      <w:r>
+        <w:rPr>
+          <w:rFonts w:ascii="Times New Roman" w:eastAsia="Times New Roman" w:hAnsi="Times New Roman" w:cs="Times New Roman"/>
+          <w:color w:val="0000FF"/>
+          <w:sz w:val="24"/>
+          <w:szCs w:val="24"/>
+          <w:u w:val="single"/>
+        </w:rPr>
+        <w:t xml:space="preserve">Opens in a new window </w:t>
+      </w:r>
+      <w:r>
+        <w:rPr>
+          <w:rFonts w:ascii="Times New Roman" w:eastAsia="Times New Roman" w:hAnsi="Times New Roman" w:cs="Times New Roman"/>
+          <w:sz w:val="24"/>
+          <w:szCs w:val="24"/>
+        </w:rPr>
+        <w:fldChar w:fldCharType="end"/>
+      </w:r>
+      <w:r>
+        <w:rPr>
+          <w:rFonts w:ascii="Times New Roman" w:eastAsia="Times New Roman" w:hAnsi="Times New Roman" w:cs="Times New Roman"/>
+          <w:sz w:val="24"/>
+          <w:szCs w:val="24"/>
+        </w:rPr>
+        <w:fldChar w:fldCharType="begin"/>
+      </w:r>
+      <w:r>
+        <w:rPr>
+          <w:rFonts w:ascii="Times New Roman" w:eastAsia="Times New Roman" w:hAnsi="Times New Roman" w:cs="Times New Roman"/>
+          <w:sz w:val="24"/>
+          <w:szCs w:val="24"/>
+        </w:rPr>
+        <w:instrText xml:space="preserve"> HYPERLINK "https://www.f35.com/f35/news-and-features/f35-sensor-fusion-in-focus.html" \t "_blank" </w:instrText>
+      </w:r>
+      <w:r>
+        <w:rPr>
+          <w:rFonts w:ascii="Times New Roman" w:eastAsia="Times New Roman" w:hAnsi="Times New Roman" w:cs="Times New Roman"/>
+          <w:sz w:val="24"/>
+          <w:szCs w:val="24"/>
+        </w:rPr>
+        <w:fldChar w:fldCharType="separate"/>
+      </w:r>
+    </w:p>
+    <w:p>
+      <w:pPr>
+        <w:spacing w:after="0" w:line="240" w:lineRule="auto"/>
+        <w:rPr>
+          <w:rFonts w:ascii="Times New Roman" w:eastAsia="Times New Roman" w:hAnsi="Times New Roman" w:cs="Times New Roman"/>
+          <w:sz w:val="24"/>
+          <w:szCs w:val="24"/>
+        </w:rPr>
+      </w:pPr>
+      <w:r>
+        <w:rPr>
+          <w:rFonts w:ascii="Times New Roman" w:eastAsia="Times New Roman" w:hAnsi="Times New Roman" w:cs="Times New Roman"/>
+          <w:noProof/>
+          <w:color w:val="0000FF"/>
+          <w:sz w:val="24"/>
+          <w:szCs w:val="24"/>
+        </w:rPr>
+        <w:lastRenderedPageBreak/>
+        <w:drawing>
+          <wp:inline distT="0" distB="0" distL="0" distR="0">
+            <wp:extent cx="304800" cy="304800"/>
+            <wp:effectExtent l="19050" t="0" r="0" b="0"/>
+            <wp:docPr id="328" name="Picture 328" descr="https://t0.gstatic.com/faviconV2?url=https://www.f35.com/&amp;client=BARD&amp;type=FAVICON&amp;size=256&amp;fallback_opts=TYPE,SIZE,URL"/>
+            <wp:cNvGraphicFramePr>
+              <a:graphicFrameLocks xmlns:a="http://schemas.openxmlformats.org/drawingml/2006/main" noChangeAspect="1"/>
+            </wp:cNvGraphicFramePr>
+            <a:graphic xmlns:a="http://schemas.openxmlformats.org/drawingml/2006/main">
+              <a:graphicData uri="http://schemas.openxmlformats.org/drawingml/2006/picture">
+                <pic:pic xmlns:pic="http://schemas.openxmlformats.org/drawingml/2006/picture">
+                  <pic:nvPicPr>
+                    <pic:cNvPr id="0" name="Picture 328" descr="https://t0.gstatic.com/faviconV2?url=https://www.f35.com/&amp;client=BARD&amp;type=FAVICON&amp;size=256&amp;fallback_opts=TYPE,SIZE,URL"/>
+                    <pic:cNvPicPr>
+                      <a:picLocks noChangeAspect="1" noChangeArrowheads="1"/>
+                    </pic:cNvPicPr>
+                  </pic:nvPicPr>
+                  <pic:blipFill>
+                    <a:blip r:embed="rId48"/>
+                    <a:srcRect/>
+                    <a:stretch>
+                      <a:fillRect/>
+                    </a:stretch>
+                  </pic:blipFill>
+                  <pic:spPr bwMode="auto">
+                    <a:xfrm>
+                      <a:off x="0" y="0"/>
+                      <a:ext cx="304800" cy="304800"/>
+                    </a:xfrm>
+                    <a:prstGeom prst="rect">
+                      <a:avLst/>
+                    </a:prstGeom>
+                    <a:noFill/>
+                    <a:ln w="9525">
+                      <a:noFill/>
+                      <a:miter lim="800000"/>
+                      <a:headEnd/>
+                      <a:tailEnd/>
+                    </a:ln>
+                  </pic:spPr>
+                </pic:pic>
+              </a:graphicData>
+            </a:graphic>
+          </wp:inline>
+        </w:drawing>
+      </w:r>
+    </w:p>
+    <w:p>
+      <w:pPr>
+        <w:spacing w:after="0" w:line="240" w:lineRule="auto"/>
+        <w:rPr>
+          <w:rFonts w:ascii="Times New Roman" w:eastAsia="Times New Roman" w:hAnsi="Times New Roman" w:cs="Times New Roman"/>
+          <w:color w:val="0000FF"/>
+          <w:sz w:val="24"/>
+          <w:szCs w:val="24"/>
+          <w:u w:val="single"/>
+        </w:rPr>
+      </w:pPr>
+      <w:r>
+        <w:rPr>
+          <w:rFonts w:ascii="Times New Roman" w:eastAsia="Times New Roman" w:hAnsi="Times New Roman" w:cs="Times New Roman"/>
+          <w:color w:val="0000FF"/>
+          <w:sz w:val="24"/>
+          <w:szCs w:val="24"/>
+          <w:u w:val="single"/>
+        </w:rPr>
+        <w:t>f35.com</w:t>
+      </w:r>
+    </w:p>
+    <w:p>
+      <w:pPr>
+        <w:spacing w:after="0" w:line="240" w:lineRule="auto"/>
+        <w:rPr>
+          <w:rFonts w:ascii="Times New Roman" w:eastAsia="Times New Roman" w:hAnsi="Times New Roman" w:cs="Times New Roman"/>
+          <w:color w:val="0000FF"/>
+          <w:sz w:val="24"/>
+          <w:szCs w:val="24"/>
+          <w:u w:val="single"/>
+        </w:rPr>
+      </w:pPr>
+      <w:r>
+        <w:rPr>
+          <w:rFonts w:ascii="Times New Roman" w:eastAsia="Times New Roman" w:hAnsi="Times New Roman" w:cs="Times New Roman"/>
+          <w:color w:val="0000FF"/>
+          <w:sz w:val="24"/>
+          <w:szCs w:val="24"/>
+          <w:u w:val="single"/>
+        </w:rPr>
+        <w:t>Outsight In: F-35 Sensor Fusion in Focus</w:t>
+      </w:r>
+    </w:p>
+    <w:p>
+      <w:pPr>
+        <w:spacing w:after="0" w:line="240" w:lineRule="auto"/>
+        <w:rPr>
+          <w:rFonts w:ascii="Times New Roman" w:eastAsia="Times New Roman" w:hAnsi="Times New Roman" w:cs="Times New Roman"/>
+          <w:sz w:val="24"/>
+          <w:szCs w:val="24"/>
+        </w:rPr>
+      </w:pPr>
+      <w:r>
+        <w:rPr>
+          <w:rFonts w:ascii="Times New Roman" w:eastAsia="Times New Roman" w:hAnsi="Times New Roman" w:cs="Times New Roman"/>
+          <w:color w:val="0000FF"/>
+          <w:sz w:val="24"/>
+          <w:szCs w:val="24"/>
+          <w:u w:val="single"/>
+        </w:rPr>
+        <w:t xml:space="preserve">Opens in a new window </w:t>
+      </w:r>
+      <w:r>
+        <w:rPr>
+          <w:rFonts w:ascii="Times New Roman" w:eastAsia="Times New Roman" w:hAnsi="Times New Roman" w:cs="Times New Roman"/>
+          <w:sz w:val="24"/>
+          <w:szCs w:val="24"/>
+        </w:rPr>
+        <w:fldChar w:fldCharType="end"/>
+      </w:r>
+      <w:r>
+        <w:rPr>
+          <w:rFonts w:ascii="Times New Roman" w:eastAsia="Times New Roman" w:hAnsi="Times New Roman" w:cs="Times New Roman"/>
+          <w:sz w:val="24"/>
+          <w:szCs w:val="24"/>
+        </w:rPr>
+        <w:fldChar w:fldCharType="begin"/>
+      </w:r>
+      <w:r>
+        <w:rPr>
+          <w:rFonts w:ascii="Times New Roman" w:eastAsia="Times New Roman" w:hAnsi="Times New Roman" w:cs="Times New Roman"/>
+          <w:sz w:val="24"/>
+          <w:szCs w:val="24"/>
+        </w:rPr>
+        <w:instrText xml:space="preserve"> HYPERLINK "https://www.youtube.com/watch?v=WbtlNafCGrk" \t "_blank" </w:instrText>
+      </w:r>
+      <w:r>
+        <w:rPr>
+          <w:rFonts w:ascii="Times New Roman" w:eastAsia="Times New Roman" w:hAnsi="Times New Roman" w:cs="Times New Roman"/>
+          <w:sz w:val="24"/>
+          <w:szCs w:val="24"/>
+        </w:rPr>
+        <w:fldChar w:fldCharType="separate"/>
+      </w:r>
+    </w:p>
+    <w:p>
+      <w:pPr>
+        <w:spacing w:after="0" w:line="240" w:lineRule="auto"/>
+        <w:rPr>
+          <w:rFonts w:ascii="Times New Roman" w:eastAsia="Times New Roman" w:hAnsi="Times New Roman" w:cs="Times New Roman"/>
+          <w:sz w:val="24"/>
+          <w:szCs w:val="24"/>
+        </w:rPr>
+      </w:pPr>
+      <w:r>
+        <w:rPr>
+          <w:rFonts w:ascii="Times New Roman" w:eastAsia="Times New Roman" w:hAnsi="Times New Roman" w:cs="Times New Roman"/>
+          <w:noProof/>
+          <w:color w:val="0000FF"/>
+          <w:sz w:val="24"/>
+          <w:szCs w:val="24"/>
+        </w:rPr>
+        <w:drawing>
+          <wp:inline distT="0" distB="0" distL="0" distR="0">
+            <wp:extent cx="1371600" cy="1371600"/>
+            <wp:effectExtent l="19050" t="0" r="0" b="0"/>
+            <wp:docPr id="329" name="Picture 329" descr="https://t0.gstatic.com/faviconV2?url=https://www.youtube.com/&amp;client=BARD&amp;type=FAVICON&amp;size=256&amp;fallback_opts=TYPE,SIZE,URL"/>
+            <wp:cNvGraphicFramePr>
+              <a:graphicFrameLocks xmlns:a="http://schemas.openxmlformats.org/drawingml/2006/main" noChangeAspect="1"/>
+            </wp:cNvGraphicFramePr>
+            <a:graphic xmlns:a="http://schemas.openxmlformats.org/drawingml/2006/main">
+              <a:graphicData uri="http://schemas.openxmlformats.org/drawingml/2006/picture">
+                <pic:pic xmlns:pic="http://schemas.openxmlformats.org/drawingml/2006/picture">
+                  <pic:nvPicPr>
+                    <pic:cNvPr id="0" name="Picture 329" descr="https://t0.gstatic.com/faviconV2?url=https://www.youtube.com/&amp;client=BARD&amp;type=FAVICON&amp;size=256&amp;fallback_opts=TYPE,SIZE,URL"/>
+                    <pic:cNvPicPr>
+                      <a:picLocks noChangeAspect="1" noChangeArrowheads="1"/>
+                    </pic:cNvPicPr>
+                  </pic:nvPicPr>
+                  <pic:blipFill>
+                    <a:blip r:embed="rId49"/>
+                    <a:srcRect/>
+                    <a:stretch>
+                      <a:fillRect/>
+                    </a:stretch>
+                  </pic:blipFill>
+                  <pic:spPr bwMode="auto">
+                    <a:xfrm>
+                      <a:off x="0" y="0"/>
+                      <a:ext cx="1371600" cy="1371600"/>
+                    </a:xfrm>
+                    <a:prstGeom prst="rect">
+                      <a:avLst/>
+                    </a:prstGeom>
+                    <a:noFill/>
+                    <a:ln w="9525">
+                      <a:noFill/>
+                      <a:miter lim="800000"/>
+                      <a:headEnd/>
+                      <a:tailEnd/>
+                    </a:ln>
+                  </pic:spPr>
+                </pic:pic>
+              </a:graphicData>
+            </a:graphic>
+          </wp:inline>
+        </w:drawing>
+      </w:r>
+    </w:p>
+    <w:p>
+      <w:pPr>
+        <w:spacing w:after="0" w:line="240" w:lineRule="auto"/>
+        <w:rPr>
+          <w:rFonts w:ascii="Times New Roman" w:eastAsia="Times New Roman" w:hAnsi="Times New Roman" w:cs="Times New Roman"/>
+          <w:color w:val="0000FF"/>
+          <w:sz w:val="24"/>
+          <w:szCs w:val="24"/>
+          <w:u w:val="single"/>
+        </w:rPr>
+      </w:pPr>
+      <w:r>
+        <w:rPr>
+          <w:rFonts w:ascii="Times New Roman" w:eastAsia="Times New Roman" w:hAnsi="Times New Roman" w:cs="Times New Roman"/>
+          <w:color w:val="0000FF"/>
+          <w:sz w:val="24"/>
+          <w:szCs w:val="24"/>
+          <w:u w:val="single"/>
+        </w:rPr>
+        <w:t>youtube.com</w:t>
+      </w:r>
+    </w:p>
+    <w:p>
+      <w:pPr>
+        <w:spacing w:after="0" w:line="240" w:lineRule="auto"/>
+        <w:rPr>
+          <w:rFonts w:ascii="Times New Roman" w:eastAsia="Times New Roman" w:hAnsi="Times New Roman" w:cs="Times New Roman"/>
+          <w:color w:val="0000FF"/>
+          <w:sz w:val="24"/>
+          <w:szCs w:val="24"/>
+          <w:u w:val="single"/>
+        </w:rPr>
+      </w:pPr>
+      <w:r>
+        <w:rPr>
+          <w:rFonts w:ascii="Times New Roman" w:eastAsia="Times New Roman" w:hAnsi="Times New Roman" w:cs="Times New Roman"/>
+          <w:color w:val="0000FF"/>
+          <w:sz w:val="24"/>
+          <w:szCs w:val="24"/>
+          <w:u w:val="single"/>
+        </w:rPr>
+        <w:t>AESA Radar Explained: How Modern Fighter Jets Detect Targets - YouTube</w:t>
+      </w:r>
+    </w:p>
+    <w:p>
+      <w:pPr>
+        <w:spacing w:after="0" w:line="240" w:lineRule="auto"/>
+        <w:rPr>
+          <w:rFonts w:ascii="Times New Roman" w:eastAsia="Times New Roman" w:hAnsi="Times New Roman" w:cs="Times New Roman"/>
+          <w:sz w:val="24"/>
+          <w:szCs w:val="24"/>
+        </w:rPr>
+      </w:pPr>
+      <w:r>
+        <w:rPr>
+          <w:rFonts w:ascii="Times New Roman" w:eastAsia="Times New Roman" w:hAnsi="Times New Roman" w:cs="Times New Roman"/>
+          <w:color w:val="0000FF"/>
+          <w:sz w:val="24"/>
+          <w:szCs w:val="24"/>
+          <w:u w:val="single"/>
+        </w:rPr>
+        <w:t xml:space="preserve">Opens in a new window </w:t>
+      </w:r>
+      <w:r>
+        <w:rPr>
+          <w:rFonts w:ascii="Times New Roman" w:eastAsia="Times New Roman" w:hAnsi="Times New Roman" w:cs="Times New Roman"/>
+          <w:sz w:val="24"/>
+          <w:szCs w:val="24"/>
+        </w:rPr>
+        <w:fldChar w:fldCharType="end"/>
+      </w:r>
+      <w:r>
+        <w:rPr>
+          <w:rFonts w:ascii="Times New Roman" w:eastAsia="Times New Roman" w:hAnsi="Times New Roman" w:cs="Times New Roman"/>
+          <w:sz w:val="24"/>
+          <w:szCs w:val="24"/>
+        </w:rPr>
+        <w:fldChar w:fldCharType="begin"/>
+      </w:r>
+      <w:r>
+        <w:rPr>
+          <w:rFonts w:ascii="Times New Roman" w:eastAsia="Times New Roman" w:hAnsi="Times New Roman" w:cs="Times New Roman"/>
+          <w:sz w:val="24"/>
+          <w:szCs w:val="24"/>
+        </w:rPr>
+        <w:instrText xml:space="preserve"> HYPERLINK "https://thedefensewatch.com/aerospace-aviation/6-fighter-jets-with-the-most-advanced-radar-systems/" \t "_blank" </w:instrText>
+      </w:r>
+      <w:r>
+        <w:rPr>
+          <w:rFonts w:ascii="Times New Roman" w:eastAsia="Times New Roman" w:hAnsi="Times New Roman" w:cs="Times New Roman"/>
+          <w:sz w:val="24"/>
+          <w:szCs w:val="24"/>
+        </w:rPr>
+        <w:fldChar w:fldCharType="separate"/>
+      </w:r>
+    </w:p>
+    <w:p>
+      <w:pPr>
+        <w:spacing w:after="0" w:line="240" w:lineRule="auto"/>
+        <w:rPr>
+          <w:rFonts w:ascii="Times New Roman" w:eastAsia="Times New Roman" w:hAnsi="Times New Roman" w:cs="Times New Roman"/>
+          <w:sz w:val="24"/>
+          <w:szCs w:val="24"/>
+        </w:rPr>
+      </w:pPr>
+      <w:r>
+        <w:rPr>
+          <w:rFonts w:ascii="Times New Roman" w:eastAsia="Times New Roman" w:hAnsi="Times New Roman" w:cs="Times New Roman"/>
+          <w:noProof/>
+          <w:color w:val="0000FF"/>
+          <w:sz w:val="24"/>
+          <w:szCs w:val="24"/>
+        </w:rPr>
+        <w:drawing>
+          <wp:inline distT="0" distB="0" distL="0" distR="0">
+            <wp:extent cx="2438400" cy="2438400"/>
+            <wp:effectExtent l="19050" t="0" r="0" b="0"/>
+            <wp:docPr id="330" name="Picture 330" descr="https://t3.gstatic.com/faviconV2?url=https://thedefensewatch.com/&amp;client=BARD&amp;type=FAVICON&amp;size=256&amp;fallback_opts=TYPE,SIZE,URL"/>
+            <wp:cNvGraphicFramePr>
+              <a:graphicFrameLocks xmlns:a="http://schemas.openxmlformats.org/drawingml/2006/main" noChangeAspect="1"/>
+            </wp:cNvGraphicFramePr>
+            <a:graphic xmlns:a="http://schemas.openxmlformats.org/drawingml/2006/main">
+              <a:graphicData uri="http://schemas.openxmlformats.org/drawingml/2006/picture">
+                <pic:pic xmlns:pic="http://schemas.openxmlformats.org/drawingml/2006/picture">
+                  <pic:nvPicPr>
+                    <pic:cNvPr id="0" name="Picture 330" descr="https://t3.gstatic.com/faviconV2?url=https://thedefensewatch.com/&amp;client=BARD&amp;type=FAVICON&amp;size=256&amp;fallback_opts=TYPE,SIZE,URL"/>
+                    <pic:cNvPicPr>
+                      <a:picLocks noChangeAspect="1" noChangeArrowheads="1"/>
+                    </pic:cNvPicPr>
+                  </pic:nvPicPr>
+                  <pic:blipFill>
+                    <a:blip r:embed="rId50"/>
+                    <a:srcRect/>
+                    <a:stretch>
+                      <a:fillRect/>
+                    </a:stretch>
+                  </pic:blipFill>
+                  <pic:spPr bwMode="auto">
+                    <a:xfrm>
+                      <a:off x="0" y="0"/>
+                      <a:ext cx="2438400" cy="2438400"/>
+                    </a:xfrm>
+                    <a:prstGeom prst="rect">
+                      <a:avLst/>
+                    </a:prstGeom>
+                    <a:noFill/>
+                    <a:ln w="9525">
+                      <a:noFill/>
+                      <a:miter lim="800000"/>
+                      <a:headEnd/>
+                      <a:tailEnd/>
+                    </a:ln>
+                  </pic:spPr>
+                </pic:pic>
+              </a:graphicData>
+            </a:graphic>
+          </wp:inline>
+        </w:drawing>
+      </w:r>
+    </w:p>
+    <w:p>
+      <w:pPr>
+        <w:spacing w:after="0" w:line="240" w:lineRule="auto"/>
+        <w:rPr>
+          <w:rFonts w:ascii="Times New Roman" w:eastAsia="Times New Roman" w:hAnsi="Times New Roman" w:cs="Times New Roman"/>
+          <w:color w:val="0000FF"/>
+          <w:sz w:val="24"/>
+          <w:szCs w:val="24"/>
+          <w:u w:val="single"/>
+        </w:rPr>
+      </w:pPr>
+      <w:r>
+        <w:rPr>
+          <w:rFonts w:ascii="Times New Roman" w:eastAsia="Times New Roman" w:hAnsi="Times New Roman" w:cs="Times New Roman"/>
+          <w:color w:val="0000FF"/>
+          <w:sz w:val="24"/>
+          <w:szCs w:val="24"/>
+          <w:u w:val="single"/>
+        </w:rPr>
+        <w:t>thedefensewatch.com</w:t>
+      </w:r>
+    </w:p>
+    <w:p>
+      <w:pPr>
+        <w:spacing w:after="0" w:line="240" w:lineRule="auto"/>
+        <w:rPr>
+          <w:rFonts w:ascii="Times New Roman" w:eastAsia="Times New Roman" w:hAnsi="Times New Roman" w:cs="Times New Roman"/>
+          <w:color w:val="0000FF"/>
+          <w:sz w:val="24"/>
+          <w:szCs w:val="24"/>
+          <w:u w:val="single"/>
+        </w:rPr>
+      </w:pPr>
+      <w:r>
+        <w:rPr>
+          <w:rFonts w:ascii="Times New Roman" w:eastAsia="Times New Roman" w:hAnsi="Times New Roman" w:cs="Times New Roman"/>
+          <w:color w:val="0000FF"/>
+          <w:sz w:val="24"/>
+          <w:szCs w:val="24"/>
+          <w:u w:val="single"/>
+        </w:rPr>
+        <w:t>6 Fighter Jets With the Most Advanced Radar Systems in Service Today 2026 - The Defense Watch</w:t>
+      </w:r>
+    </w:p>
+    <w:p>
+      <w:pPr>
+        <w:spacing w:after="0" w:line="240" w:lineRule="auto"/>
+        <w:rPr>
+          <w:rFonts w:ascii="Times New Roman" w:eastAsia="Times New Roman" w:hAnsi="Times New Roman" w:cs="Times New Roman"/>
+          <w:sz w:val="24"/>
+          <w:szCs w:val="24"/>
+        </w:rPr>
+      </w:pPr>
+      <w:r>
+        <w:rPr>
+          <w:rFonts w:ascii="Times New Roman" w:eastAsia="Times New Roman" w:hAnsi="Times New Roman" w:cs="Times New Roman"/>
+          <w:color w:val="0000FF"/>
+          <w:sz w:val="24"/>
+          <w:szCs w:val="24"/>
+          <w:u w:val="single"/>
+        </w:rPr>
+        <w:t xml:space="preserve">Opens in a new window </w:t>
+      </w:r>
+      <w:r>
+        <w:rPr>
+          <w:rFonts w:ascii="Times New Roman" w:eastAsia="Times New Roman" w:hAnsi="Times New Roman" w:cs="Times New Roman"/>
+          <w:sz w:val="24"/>
+          <w:szCs w:val="24"/>
+        </w:rPr>
+        <w:fldChar w:fldCharType="end"/>
+      </w:r>
+      <w:r>
+        <w:rPr>
+          <w:rFonts w:ascii="Times New Roman" w:eastAsia="Times New Roman" w:hAnsi="Times New Roman" w:cs="Times New Roman"/>
+          <w:sz w:val="24"/>
+          <w:szCs w:val="24"/>
+        </w:rPr>
+        <w:fldChar w:fldCharType="begin"/>
+      </w:r>
+      <w:r>
+        <w:rPr>
+          <w:rFonts w:ascii="Times New Roman" w:eastAsia="Times New Roman" w:hAnsi="Times New Roman" w:cs="Times New Roman"/>
+          <w:sz w:val="24"/>
+          <w:szCs w:val="24"/>
+        </w:rPr>
+        <w:instrText xml:space="preserve"> HYPERLINK "https://sitaltech.com/mil-std-1760-vs-mil-std-1553-a-side-by-side-comparison/" \t "_blank" </w:instrText>
+      </w:r>
+      <w:r>
+        <w:rPr>
+          <w:rFonts w:ascii="Times New Roman" w:eastAsia="Times New Roman" w:hAnsi="Times New Roman" w:cs="Times New Roman"/>
+          <w:sz w:val="24"/>
+          <w:szCs w:val="24"/>
+        </w:rPr>
+        <w:fldChar w:fldCharType="separate"/>
+      </w:r>
+    </w:p>
+    <w:p>
+      <w:pPr>
+        <w:spacing w:after="0" w:line="240" w:lineRule="auto"/>
+        <w:rPr>
+          <w:rFonts w:ascii="Times New Roman" w:eastAsia="Times New Roman" w:hAnsi="Times New Roman" w:cs="Times New Roman"/>
+          <w:sz w:val="24"/>
+          <w:szCs w:val="24"/>
+        </w:rPr>
+      </w:pPr>
+      <w:r>
+        <w:rPr>
+          <w:rFonts w:ascii="Times New Roman" w:eastAsia="Times New Roman" w:hAnsi="Times New Roman" w:cs="Times New Roman"/>
+          <w:noProof/>
+          <w:color w:val="0000FF"/>
+          <w:sz w:val="24"/>
+          <w:szCs w:val="24"/>
+        </w:rPr>
+        <w:drawing>
+          <wp:inline distT="0" distB="0" distL="0" distR="0">
+            <wp:extent cx="1447800" cy="1438275"/>
+            <wp:effectExtent l="19050" t="0" r="0" b="0"/>
+            <wp:docPr id="331" name="Picture 331" descr="https://t3.gstatic.com/faviconV2?url=https://sitaltech.com/&amp;client=BARD&amp;type=FAVICON&amp;size=256&amp;fallback_opts=TYPE,SIZE,URL"/>
+            <wp:cNvGraphicFramePr>
+              <a:graphicFrameLocks xmlns:a="http://schemas.openxmlformats.org/drawingml/2006/main" noChangeAspect="1"/>
+            </wp:cNvGraphicFramePr>
+            <a:graphic xmlns:a="http://schemas.openxmlformats.org/drawingml/2006/main">
+              <a:graphicData uri="http://schemas.openxmlformats.org/drawingml/2006/picture">
+                <pic:pic xmlns:pic="http://schemas.openxmlformats.org/drawingml/2006/picture">
+                  <pic:nvPicPr>
+                    <pic:cNvPr id="0" name="Picture 331" descr="https://t3.gstatic.com/faviconV2?url=https://sitaltech.com/&amp;client=BARD&amp;type=FAVICON&amp;size=256&amp;fallback_opts=TYPE,SIZE,URL"/>
+                    <pic:cNvPicPr>
+                      <a:picLocks noChangeAspect="1" noChangeArrowheads="1"/>
+                    </pic:cNvPicPr>
+                  </pic:nvPicPr>
+                  <pic:blipFill>
+                    <a:blip r:embed="rId51"/>
+                    <a:srcRect/>
+                    <a:stretch>
+                      <a:fillRect/>
+                    </a:stretch>
+                  </pic:blipFill>
+                  <pic:spPr bwMode="auto">
+                    <a:xfrm>
+                      <a:off x="0" y="0"/>
+                      <a:ext cx="1447800" cy="1438275"/>
+                    </a:xfrm>
+                    <a:prstGeom prst="rect">
+                      <a:avLst/>
+                    </a:prstGeom>
+                    <a:noFill/>
+                    <a:ln w="9525">
+                      <a:noFill/>
+                      <a:miter lim="800000"/>
+                      <a:headEnd/>
+                      <a:tailEnd/>
+                    </a:ln>
+                  </pic:spPr>
+                </pic:pic>
+              </a:graphicData>
+            </a:graphic>
+          </wp:inline>
+        </w:drawing>
+      </w:r>
+    </w:p>
+    <w:p>
+      <w:pPr>
+        <w:spacing w:after="0" w:line="240" w:lineRule="auto"/>
+        <w:rPr>
+          <w:rFonts w:ascii="Times New Roman" w:eastAsia="Times New Roman" w:hAnsi="Times New Roman" w:cs="Times New Roman"/>
+          <w:color w:val="0000FF"/>
+          <w:sz w:val="24"/>
+          <w:szCs w:val="24"/>
+          <w:u w:val="single"/>
+        </w:rPr>
+      </w:pPr>
+      <w:r>
+        <w:rPr>
+          <w:rFonts w:ascii="Times New Roman" w:eastAsia="Times New Roman" w:hAnsi="Times New Roman" w:cs="Times New Roman"/>
+          <w:color w:val="0000FF"/>
+          <w:sz w:val="24"/>
+          <w:szCs w:val="24"/>
+          <w:u w:val="single"/>
+        </w:rPr>
+        <w:lastRenderedPageBreak/>
+        <w:t>sitaltech.com</w:t>
+      </w:r>
+    </w:p>
+    <w:p>
+      <w:pPr>
+        <w:spacing w:after="0" w:line="240" w:lineRule="auto"/>
+        <w:rPr>
+          <w:rFonts w:ascii="Times New Roman" w:eastAsia="Times New Roman" w:hAnsi="Times New Roman" w:cs="Times New Roman"/>
+          <w:color w:val="0000FF"/>
+          <w:sz w:val="24"/>
+          <w:szCs w:val="24"/>
+          <w:u w:val="single"/>
+        </w:rPr>
+      </w:pPr>
+      <w:r>
+        <w:rPr>
+          <w:rFonts w:ascii="Times New Roman" w:eastAsia="Times New Roman" w:hAnsi="Times New Roman" w:cs="Times New Roman"/>
+          <w:color w:val="0000FF"/>
+          <w:sz w:val="24"/>
+          <w:szCs w:val="24"/>
+          <w:u w:val="single"/>
+        </w:rPr>
+        <w:t>MIL-STD-1760 Vs. MIL-STD-1553: A Side-By-Side Comparison - Sital Technology - Databus Communication Solutions</w:t>
+      </w:r>
+    </w:p>
+    <w:p>
+      <w:pPr>
+        <w:spacing w:after="0" w:line="240" w:lineRule="auto"/>
+        <w:rPr>
+          <w:rFonts w:ascii="Times New Roman" w:eastAsia="Times New Roman" w:hAnsi="Times New Roman" w:cs="Times New Roman"/>
+          <w:sz w:val="24"/>
+          <w:szCs w:val="24"/>
+        </w:rPr>
+      </w:pPr>
+      <w:r>
+        <w:rPr>
+          <w:rFonts w:ascii="Times New Roman" w:eastAsia="Times New Roman" w:hAnsi="Times New Roman" w:cs="Times New Roman"/>
+          <w:color w:val="0000FF"/>
+          <w:sz w:val="24"/>
+          <w:szCs w:val="24"/>
+          <w:u w:val="single"/>
+        </w:rPr>
+        <w:t xml:space="preserve">Opens in a new window </w:t>
+      </w:r>
+      <w:r>
+        <w:rPr>
+          <w:rFonts w:ascii="Times New Roman" w:eastAsia="Times New Roman" w:hAnsi="Times New Roman" w:cs="Times New Roman"/>
+          <w:sz w:val="24"/>
+          <w:szCs w:val="24"/>
+        </w:rPr>
+        <w:fldChar w:fldCharType="end"/>
+      </w:r>
+      <w:r>
+        <w:rPr>
+          <w:rFonts w:ascii="Times New Roman" w:eastAsia="Times New Roman" w:hAnsi="Times New Roman" w:cs="Times New Roman"/>
+          <w:sz w:val="24"/>
+          <w:szCs w:val="24"/>
+        </w:rPr>
+        <w:fldChar w:fldCharType="begin"/>
+      </w:r>
+      <w:r>
+        <w:rPr>
+          <w:rFonts w:ascii="Times New Roman" w:eastAsia="Times New Roman" w:hAnsi="Times New Roman" w:cs="Times New Roman"/>
+          <w:sz w:val="24"/>
+          <w:szCs w:val="24"/>
+        </w:rPr>
+        <w:instrText xml:space="preserve"> HYPERLINK "https://en.wikipedia.org/wiki/MIL-STD-1553" \t "_blank" </w:instrText>
+      </w:r>
+      <w:r>
+        <w:rPr>
+          <w:rFonts w:ascii="Times New Roman" w:eastAsia="Times New Roman" w:hAnsi="Times New Roman" w:cs="Times New Roman"/>
+          <w:sz w:val="24"/>
+          <w:szCs w:val="24"/>
+        </w:rPr>
+        <w:fldChar w:fldCharType="separate"/>
+      </w:r>
+    </w:p>
+    <w:p>
+      <w:pPr>
+        <w:spacing w:after="0" w:line="240" w:lineRule="auto"/>
+        <w:rPr>
+          <w:rFonts w:ascii="Times New Roman" w:eastAsia="Times New Roman" w:hAnsi="Times New Roman" w:cs="Times New Roman"/>
+          <w:sz w:val="24"/>
+          <w:szCs w:val="24"/>
+        </w:rPr>
+      </w:pPr>
+      <w:r>
+        <w:rPr>
+          <w:rFonts w:ascii="Times New Roman" w:eastAsia="Times New Roman" w:hAnsi="Times New Roman" w:cs="Times New Roman"/>
+          <w:noProof/>
+          <w:color w:val="0000FF"/>
+          <w:sz w:val="24"/>
+          <w:szCs w:val="24"/>
+        </w:rPr>
+        <w:drawing>
+          <wp:inline distT="0" distB="0" distL="0" distR="0">
+            <wp:extent cx="1524000" cy="1524000"/>
+            <wp:effectExtent l="19050" t="0" r="0" b="0"/>
+            <wp:docPr id="332" name="Picture 332" descr="https://t2.gstatic.com/faviconV2?url=https://en.wikipedia.org/&amp;client=BARD&amp;type=FAVICON&amp;size=256&amp;fallback_opts=TYPE,SIZE,URL"/>
+            <wp:cNvGraphicFramePr>
+              <a:graphicFrameLocks xmlns:a="http://schemas.openxmlformats.org/drawingml/2006/main" noChangeAspect="1"/>
+            </wp:cNvGraphicFramePr>
+            <a:graphic xmlns:a="http://schemas.openxmlformats.org/drawingml/2006/main">
+              <a:graphicData uri="http://schemas.openxmlformats.org/drawingml/2006/picture">
+                <pic:pic xmlns:pic="http://schemas.openxmlformats.org/drawingml/2006/picture">
+                  <pic:nvPicPr>
+                    <pic:cNvPr id="0" name="Picture 332" descr="https://t2.gstatic.com/faviconV2?url=https://en.wikipedia.org/&amp;client=BARD&amp;type=FAVICON&amp;size=256&amp;fallback_opts=TYPE,SIZE,URL"/>
+                    <pic:cNvPicPr>
+                      <a:picLocks noChangeAspect="1" noChangeArrowheads="1"/>
+                    </pic:cNvPicPr>
+                  </pic:nvPicPr>
+                  <pic:blipFill>
+                    <a:blip r:embed="rId37"/>
+                    <a:srcRect/>
+                    <a:stretch>
+                      <a:fillRect/>
+                    </a:stretch>
+                  </pic:blipFill>
+                  <pic:spPr bwMode="auto">
+                    <a:xfrm>
+                      <a:off x="0" y="0"/>
+                      <a:ext cx="1524000" cy="1524000"/>
+                    </a:xfrm>
+                    <a:prstGeom prst="rect">
+                      <a:avLst/>
+                    </a:prstGeom>
+                    <a:noFill/>
+                    <a:ln w="9525">
+                      <a:noFill/>
+                      <a:miter lim="800000"/>
+                      <a:headEnd/>
+                      <a:tailEnd/>
+                    </a:ln>
+                  </pic:spPr>
+                </pic:pic>
+              </a:graphicData>
+            </a:graphic>
+          </wp:inline>
+        </w:drawing>
+      </w:r>
+    </w:p>
+    <w:p>
+      <w:pPr>
+        <w:spacing w:after="0" w:line="240" w:lineRule="auto"/>
+        <w:rPr>
+          <w:rFonts w:ascii="Times New Roman" w:eastAsia="Times New Roman" w:hAnsi="Times New Roman" w:cs="Times New Roman"/>
+          <w:color w:val="0000FF"/>
+          <w:sz w:val="24"/>
+          <w:szCs w:val="24"/>
+          <w:u w:val="single"/>
+        </w:rPr>
+      </w:pPr>
+      <w:r>
+        <w:rPr>
+          <w:rFonts w:ascii="Times New Roman" w:eastAsia="Times New Roman" w:hAnsi="Times New Roman" w:cs="Times New Roman"/>
+          <w:color w:val="0000FF"/>
+          <w:sz w:val="24"/>
+          <w:szCs w:val="24"/>
+          <w:u w:val="single"/>
+        </w:rPr>
+        <w:t>en.wikipedia.org</w:t>
+      </w:r>
+    </w:p>
+    <w:p>
+      <w:pPr>
+        <w:spacing w:after="0" w:line="240" w:lineRule="auto"/>
+        <w:rPr>
+          <w:rFonts w:ascii="Times New Roman" w:eastAsia="Times New Roman" w:hAnsi="Times New Roman" w:cs="Times New Roman"/>
+          <w:color w:val="0000FF"/>
+          <w:sz w:val="24"/>
+          <w:szCs w:val="24"/>
+          <w:u w:val="single"/>
+        </w:rPr>
+      </w:pPr>
+      <w:r>
+        <w:rPr>
+          <w:rFonts w:ascii="Times New Roman" w:eastAsia="Times New Roman" w:hAnsi="Times New Roman" w:cs="Times New Roman"/>
+          <w:color w:val="0000FF"/>
+          <w:sz w:val="24"/>
+          <w:szCs w:val="24"/>
+          <w:u w:val="single"/>
+        </w:rPr>
+        <w:t>MIL-STD-1553 - Wikipedia</w:t>
+      </w:r>
+    </w:p>
+    <w:p>
+      <w:pPr>
+        <w:spacing w:after="0" w:line="240" w:lineRule="auto"/>
+        <w:rPr>
+          <w:rFonts w:ascii="Times New Roman" w:eastAsia="Times New Roman" w:hAnsi="Times New Roman" w:cs="Times New Roman"/>
+          <w:sz w:val="24"/>
+          <w:szCs w:val="24"/>
+        </w:rPr>
+      </w:pPr>
+      <w:r>
+        <w:rPr>
+          <w:rFonts w:ascii="Times New Roman" w:eastAsia="Times New Roman" w:hAnsi="Times New Roman" w:cs="Times New Roman"/>
+          <w:color w:val="0000FF"/>
+          <w:sz w:val="24"/>
+          <w:szCs w:val="24"/>
+          <w:u w:val="single"/>
+        </w:rPr>
+        <w:t xml:space="preserve">Opens in a new window </w:t>
+      </w:r>
+      <w:r>
+        <w:rPr>
+          <w:rFonts w:ascii="Times New Roman" w:eastAsia="Times New Roman" w:hAnsi="Times New Roman" w:cs="Times New Roman"/>
+          <w:sz w:val="24"/>
+          <w:szCs w:val="24"/>
+        </w:rPr>
+        <w:fldChar w:fldCharType="end"/>
+      </w:r>
+      <w:r>
+        <w:rPr>
+          <w:rFonts w:ascii="Times New Roman" w:eastAsia="Times New Roman" w:hAnsi="Times New Roman" w:cs="Times New Roman"/>
+          <w:sz w:val="24"/>
+          <w:szCs w:val="24"/>
+        </w:rPr>
+        <w:fldChar w:fldCharType="begin"/>
+      </w:r>
+      <w:r>
+        <w:rPr>
+          <w:rFonts w:ascii="Times New Roman" w:eastAsia="Times New Roman" w:hAnsi="Times New Roman" w:cs="Times New Roman"/>
+          <w:sz w:val="24"/>
+          <w:szCs w:val="24"/>
+        </w:rPr>
+        <w:instrText xml:space="preserve"> HYPERLINK "http://www.iqytechnicalcollege.com/MIL-STD-1760_%20Overview%20And%20Application%20Guidelines.pdf" \t "_blank" </w:instrText>
+      </w:r>
+      <w:r>
+        <w:rPr>
+          <w:rFonts w:ascii="Times New Roman" w:eastAsia="Times New Roman" w:hAnsi="Times New Roman" w:cs="Times New Roman"/>
+          <w:sz w:val="24"/>
+          <w:szCs w:val="24"/>
+        </w:rPr>
+        <w:fldChar w:fldCharType="separate"/>
+      </w:r>
+    </w:p>
+    <w:p>
+      <w:pPr>
+        <w:spacing w:after="0" w:line="240" w:lineRule="auto"/>
+        <w:rPr>
+          <w:rFonts w:ascii="Times New Roman" w:eastAsia="Times New Roman" w:hAnsi="Times New Roman" w:cs="Times New Roman"/>
+          <w:sz w:val="24"/>
+          <w:szCs w:val="24"/>
+        </w:rPr>
+      </w:pPr>
+      <w:r>
+        <w:rPr>
+          <w:rFonts w:ascii="Times New Roman" w:eastAsia="Times New Roman" w:hAnsi="Times New Roman" w:cs="Times New Roman"/>
+          <w:color w:val="0000FF"/>
+          <w:sz w:val="24"/>
+          <w:szCs w:val="24"/>
+        </w:rPr>
+        <w:pict>
+          <v:shape id="_x0000_i1027" type="#_x0000_t75" alt="" style="width:24pt;height:24pt"/>
+        </w:pict>
+      </w:r>
+    </w:p>
+    <w:p>
+      <w:pPr>
+        <w:spacing w:after="0" w:line="240" w:lineRule="auto"/>
+        <w:rPr>
+          <w:rFonts w:ascii="Times New Roman" w:eastAsia="Times New Roman" w:hAnsi="Times New Roman" w:cs="Times New Roman"/>
+          <w:color w:val="0000FF"/>
+          <w:sz w:val="24"/>
+          <w:szCs w:val="24"/>
+          <w:u w:val="single"/>
+        </w:rPr>
+      </w:pPr>
+      <w:r>
+        <w:rPr>
+          <w:rFonts w:ascii="Times New Roman" w:eastAsia="Times New Roman" w:hAnsi="Times New Roman" w:cs="Times New Roman"/>
+          <w:color w:val="0000FF"/>
+          <w:sz w:val="24"/>
+          <w:szCs w:val="24"/>
+          <w:u w:val="single"/>
+        </w:rPr>
+        <w:t>iqytechnicalcollege.com</w:t>
+      </w:r>
+    </w:p>
+    <w:p>
+      <w:pPr>
+        <w:spacing w:after="0" w:line="240" w:lineRule="auto"/>
+        <w:rPr>
+          <w:rFonts w:ascii="Times New Roman" w:eastAsia="Times New Roman" w:hAnsi="Times New Roman" w:cs="Times New Roman"/>
+          <w:color w:val="0000FF"/>
+          <w:sz w:val="24"/>
+          <w:szCs w:val="24"/>
+          <w:u w:val="single"/>
+        </w:rPr>
+      </w:pPr>
+      <w:r>
+        <w:rPr>
+          <w:rFonts w:ascii="Times New Roman" w:eastAsia="Times New Roman" w:hAnsi="Times New Roman" w:cs="Times New Roman"/>
+          <w:color w:val="0000FF"/>
+          <w:sz w:val="24"/>
+          <w:szCs w:val="24"/>
+          <w:u w:val="single"/>
+        </w:rPr>
+        <w:t>MIL-STD-1760: Overview And Application Guidelines - Sital Technology - IQY Technical College</w:t>
+      </w:r>
+    </w:p>
+    <w:p>
+      <w:pPr>
+        <w:spacing w:after="0" w:line="240" w:lineRule="auto"/>
+        <w:rPr>
+          <w:rFonts w:ascii="Times New Roman" w:eastAsia="Times New Roman" w:hAnsi="Times New Roman" w:cs="Times New Roman"/>
+          <w:sz w:val="24"/>
+          <w:szCs w:val="24"/>
+        </w:rPr>
+      </w:pPr>
+      <w:r>
+        <w:rPr>
+          <w:rFonts w:ascii="Times New Roman" w:eastAsia="Times New Roman" w:hAnsi="Times New Roman" w:cs="Times New Roman"/>
+          <w:color w:val="0000FF"/>
+          <w:sz w:val="24"/>
+          <w:szCs w:val="24"/>
+          <w:u w:val="single"/>
+        </w:rPr>
+        <w:t xml:space="preserve">Opens in a new window </w:t>
+      </w:r>
+      <w:r>
+        <w:rPr>
+          <w:rFonts w:ascii="Times New Roman" w:eastAsia="Times New Roman" w:hAnsi="Times New Roman" w:cs="Times New Roman"/>
+          <w:sz w:val="24"/>
+          <w:szCs w:val="24"/>
+        </w:rPr>
+        <w:fldChar w:fldCharType="end"/>
+      </w:r>
+      <w:r>
+        <w:rPr>
+          <w:rFonts w:ascii="Times New Roman" w:eastAsia="Times New Roman" w:hAnsi="Times New Roman" w:cs="Times New Roman"/>
+          <w:sz w:val="24"/>
+          <w:szCs w:val="24"/>
+        </w:rPr>
+        <w:fldChar w:fldCharType="begin"/>
+      </w:r>
+      <w:r>
+        <w:rPr>
+          <w:rFonts w:ascii="Times New Roman" w:eastAsia="Times New Roman" w:hAnsi="Times New Roman" w:cs="Times New Roman"/>
+          <w:sz w:val="24"/>
+          <w:szCs w:val="24"/>
+        </w:rPr>
+        <w:instrText xml:space="preserve"> HYPERLINK "https://pmc.ncbi.nlm.nih.gov/articles/PMC10646258/" \t "_blank" </w:instrText>
+      </w:r>
+      <w:r>
+        <w:rPr>
+          <w:rFonts w:ascii="Times New Roman" w:eastAsia="Times New Roman" w:hAnsi="Times New Roman" w:cs="Times New Roman"/>
+          <w:sz w:val="24"/>
+          <w:szCs w:val="24"/>
+        </w:rPr>
+        <w:fldChar w:fldCharType="separate"/>
+      </w:r>
+    </w:p>
+    <w:p>
+      <w:pPr>
+        <w:spacing w:after="0" w:line="240" w:lineRule="auto"/>
+        <w:rPr>
+          <w:rFonts w:ascii="Times New Roman" w:eastAsia="Times New Roman" w:hAnsi="Times New Roman" w:cs="Times New Roman"/>
+          <w:sz w:val="24"/>
+          <w:szCs w:val="24"/>
+        </w:rPr>
+      </w:pPr>
+      <w:r>
+        <w:rPr>
+          <w:rFonts w:ascii="Times New Roman" w:eastAsia="Times New Roman" w:hAnsi="Times New Roman" w:cs="Times New Roman"/>
+          <w:noProof/>
+          <w:color w:val="0000FF"/>
+          <w:sz w:val="24"/>
+          <w:szCs w:val="24"/>
+        </w:rPr>
+        <w:drawing>
+          <wp:inline distT="0" distB="0" distL="0" distR="0">
+            <wp:extent cx="1714500" cy="1714500"/>
+            <wp:effectExtent l="19050" t="0" r="0" b="0"/>
+            <wp:docPr id="334" name="Picture 334" descr="https://t2.gstatic.com/faviconV2?url=https://pmc.ncbi.nlm.nih.gov/&amp;client=BARD&amp;type=FAVICON&amp;size=256&amp;fallback_opts=TYPE,SIZE,URL"/>
+            <wp:cNvGraphicFramePr>
+              <a:graphicFrameLocks xmlns:a="http://schemas.openxmlformats.org/drawingml/2006/main" noChangeAspect="1"/>
+            </wp:cNvGraphicFramePr>
+            <a:graphic xmlns:a="http://schemas.openxmlformats.org/drawingml/2006/main">
+              <a:graphicData uri="http://schemas.openxmlformats.org/drawingml/2006/picture">
+                <pic:pic xmlns:pic="http://schemas.openxmlformats.org/drawingml/2006/picture">
+                  <pic:nvPicPr>
+                    <pic:cNvPr id="0" name="Picture 334" descr="https://t2.gstatic.com/faviconV2?url=https://pmc.ncbi.nlm.nih.gov/&amp;client=BARD&amp;type=FAVICON&amp;size=256&amp;fallback_opts=TYPE,SIZE,URL"/>
+                    <pic:cNvPicPr>
+                      <a:picLocks noChangeAspect="1" noChangeArrowheads="1"/>
+                    </pic:cNvPicPr>
+                  </pic:nvPicPr>
+                  <pic:blipFill>
+                    <a:blip r:embed="rId52"/>
+                    <a:srcRect/>
+                    <a:stretch>
+                      <a:fillRect/>
+                    </a:stretch>
+                  </pic:blipFill>
+                  <pic:spPr bwMode="auto">
+                    <a:xfrm>
+                      <a:off x="0" y="0"/>
+                      <a:ext cx="1714500" cy="1714500"/>
+                    </a:xfrm>
+                    <a:prstGeom prst="rect">
+                      <a:avLst/>
+                    </a:prstGeom>
+                    <a:noFill/>
+                    <a:ln w="9525">
+                      <a:noFill/>
+                      <a:miter lim="800000"/>
+                      <a:headEnd/>
+                      <a:tailEnd/>
+                    </a:ln>
+                  </pic:spPr>
+                </pic:pic>
+              </a:graphicData>
+            </a:graphic>
+          </wp:inline>
+        </w:drawing>
+      </w:r>
+    </w:p>
+    <w:p>
+      <w:pPr>
+        <w:spacing w:after="0" w:line="240" w:lineRule="auto"/>
+        <w:rPr>
+          <w:rFonts w:ascii="Times New Roman" w:eastAsia="Times New Roman" w:hAnsi="Times New Roman" w:cs="Times New Roman"/>
+          <w:color w:val="0000FF"/>
+          <w:sz w:val="24"/>
+          <w:szCs w:val="24"/>
+          <w:u w:val="single"/>
+        </w:rPr>
+      </w:pPr>
+      <w:r>
+        <w:rPr>
+          <w:rFonts w:ascii="Times New Roman" w:eastAsia="Times New Roman" w:hAnsi="Times New Roman" w:cs="Times New Roman"/>
+          <w:color w:val="0000FF"/>
+          <w:sz w:val="24"/>
+          <w:szCs w:val="24"/>
+          <w:u w:val="single"/>
+        </w:rPr>
+        <w:t>pmc.ncbi.nlm.nih.gov</w:t>
+      </w:r>
+    </w:p>
+    <w:p>
+      <w:pPr>
+        <w:spacing w:after="0" w:line="240" w:lineRule="auto"/>
+        <w:rPr>
+          <w:rFonts w:ascii="Times New Roman" w:eastAsia="Times New Roman" w:hAnsi="Times New Roman" w:cs="Times New Roman"/>
+          <w:color w:val="0000FF"/>
+          <w:sz w:val="24"/>
+          <w:szCs w:val="24"/>
+          <w:u w:val="single"/>
+        </w:rPr>
+      </w:pPr>
+      <w:r>
+        <w:rPr>
+          <w:rFonts w:ascii="Times New Roman" w:eastAsia="Times New Roman" w:hAnsi="Times New Roman" w:cs="Times New Roman"/>
+          <w:color w:val="0000FF"/>
+          <w:sz w:val="24"/>
+          <w:szCs w:val="24"/>
+          <w:u w:val="single"/>
+        </w:rPr>
+        <w:t>Carbon‐Based Radar Absorbing Materials toward Stealth ...</w:t>
+      </w:r>
+    </w:p>
+    <w:p>
+      <w:pPr>
+        <w:spacing w:after="0" w:line="240" w:lineRule="auto"/>
+        <w:rPr>
+          <w:rFonts w:ascii="Times New Roman" w:eastAsia="Times New Roman" w:hAnsi="Times New Roman" w:cs="Times New Roman"/>
+          <w:sz w:val="24"/>
+          <w:szCs w:val="24"/>
+        </w:rPr>
+      </w:pPr>
+      <w:r>
+        <w:rPr>
+          <w:rFonts w:ascii="Times New Roman" w:eastAsia="Times New Roman" w:hAnsi="Times New Roman" w:cs="Times New Roman"/>
+          <w:color w:val="0000FF"/>
+          <w:sz w:val="24"/>
+          <w:szCs w:val="24"/>
+          <w:u w:val="single"/>
+        </w:rPr>
+        <w:t xml:space="preserve">Opens in a new window </w:t>
+      </w:r>
+      <w:r>
+        <w:rPr>
+          <w:rFonts w:ascii="Times New Roman" w:eastAsia="Times New Roman" w:hAnsi="Times New Roman" w:cs="Times New Roman"/>
+          <w:sz w:val="24"/>
+          <w:szCs w:val="24"/>
+        </w:rPr>
+        <w:fldChar w:fldCharType="end"/>
+      </w:r>
+      <w:r>
+        <w:rPr>
+          <w:rFonts w:ascii="Times New Roman" w:eastAsia="Times New Roman" w:hAnsi="Times New Roman" w:cs="Times New Roman"/>
+          <w:sz w:val="24"/>
+          <w:szCs w:val="24"/>
+        </w:rPr>
+        <w:fldChar w:fldCharType="begin"/>
+      </w:r>
+      <w:r>
+        <w:rPr>
+          <w:rFonts w:ascii="Times New Roman" w:eastAsia="Times New Roman" w:hAnsi="Times New Roman" w:cs="Times New Roman"/>
+          <w:sz w:val="24"/>
+          <w:szCs w:val="24"/>
+        </w:rPr>
+        <w:instrText xml:space="preserve"> HYPERLINK "https://www.addcomposites.com/post/the-b-2-spirit-how-advanced-composite-manufacturing-created-the-worlds-most-expensive-aircraft---and-how-modern-technology-could-democratize-stealth" \t "_blank" </w:instrText>
+      </w:r>
+      <w:r>
+        <w:rPr>
+          <w:rFonts w:ascii="Times New Roman" w:eastAsia="Times New Roman" w:hAnsi="Times New Roman" w:cs="Times New Roman"/>
+          <w:sz w:val="24"/>
+          <w:szCs w:val="24"/>
+        </w:rPr>
+        <w:fldChar w:fldCharType="separate"/>
+      </w:r>
+    </w:p>
+    <w:p>
+      <w:pPr>
+        <w:spacing w:after="0" w:line="240" w:lineRule="auto"/>
+        <w:rPr>
+          <w:rFonts w:ascii="Times New Roman" w:eastAsia="Times New Roman" w:hAnsi="Times New Roman" w:cs="Times New Roman"/>
+          <w:sz w:val="24"/>
+          <w:szCs w:val="24"/>
+        </w:rPr>
+      </w:pPr>
+      <w:r>
+        <w:rPr>
+          <w:rFonts w:ascii="Times New Roman" w:eastAsia="Times New Roman" w:hAnsi="Times New Roman" w:cs="Times New Roman"/>
+          <w:noProof/>
+          <w:color w:val="0000FF"/>
+          <w:sz w:val="24"/>
+          <w:szCs w:val="24"/>
+        </w:rPr>
+        <w:lastRenderedPageBreak/>
+        <w:drawing>
+          <wp:inline distT="0" distB="0" distL="0" distR="0">
+            <wp:extent cx="2438400" cy="2438400"/>
+            <wp:effectExtent l="19050" t="0" r="0" b="0"/>
+            <wp:docPr id="335" name="Picture 335" descr="https://t3.gstatic.com/faviconV2?url=https://www.addcomposites.com/&amp;client=BARD&amp;type=FAVICON&amp;size=256&amp;fallback_opts=TYPE,SIZE,URL"/>
+            <wp:cNvGraphicFramePr>
+              <a:graphicFrameLocks xmlns:a="http://schemas.openxmlformats.org/drawingml/2006/main" noChangeAspect="1"/>
+            </wp:cNvGraphicFramePr>
+            <a:graphic xmlns:a="http://schemas.openxmlformats.org/drawingml/2006/main">
+              <a:graphicData uri="http://schemas.openxmlformats.org/drawingml/2006/picture">
+                <pic:pic xmlns:pic="http://schemas.openxmlformats.org/drawingml/2006/picture">
+                  <pic:nvPicPr>
+                    <pic:cNvPr id="0" name="Picture 335" descr="https://t3.gstatic.com/faviconV2?url=https://www.addcomposites.com/&amp;client=BARD&amp;type=FAVICON&amp;size=256&amp;fallback_opts=TYPE,SIZE,URL"/>
+                    <pic:cNvPicPr>
+                      <a:picLocks noChangeAspect="1" noChangeArrowheads="1"/>
+                    </pic:cNvPicPr>
+                  </pic:nvPicPr>
+                  <pic:blipFill>
+                    <a:blip r:embed="rId53"/>
+                    <a:srcRect/>
+                    <a:stretch>
+                      <a:fillRect/>
+                    </a:stretch>
+                  </pic:blipFill>
+                  <pic:spPr bwMode="auto">
+                    <a:xfrm>
+                      <a:off x="0" y="0"/>
+                      <a:ext cx="2438400" cy="2438400"/>
+                    </a:xfrm>
+                    <a:prstGeom prst="rect">
+                      <a:avLst/>
+                    </a:prstGeom>
+                    <a:noFill/>
+                    <a:ln w="9525">
+                      <a:noFill/>
+                      <a:miter lim="800000"/>
+                      <a:headEnd/>
+                      <a:tailEnd/>
+                    </a:ln>
+                  </pic:spPr>
+                </pic:pic>
+              </a:graphicData>
+            </a:graphic>
+          </wp:inline>
+        </w:drawing>
+      </w:r>
+    </w:p>
+    <w:p>
+      <w:pPr>
+        <w:spacing w:after="0" w:line="240" w:lineRule="auto"/>
+        <w:rPr>
+          <w:rFonts w:ascii="Times New Roman" w:eastAsia="Times New Roman" w:hAnsi="Times New Roman" w:cs="Times New Roman"/>
+          <w:color w:val="0000FF"/>
+          <w:sz w:val="24"/>
+          <w:szCs w:val="24"/>
+          <w:u w:val="single"/>
+        </w:rPr>
+      </w:pPr>
+      <w:r>
+        <w:rPr>
+          <w:rFonts w:ascii="Times New Roman" w:eastAsia="Times New Roman" w:hAnsi="Times New Roman" w:cs="Times New Roman"/>
+          <w:color w:val="0000FF"/>
+          <w:sz w:val="24"/>
+          <w:szCs w:val="24"/>
+          <w:u w:val="single"/>
+        </w:rPr>
+        <w:t>addcomposites.com</w:t>
+      </w:r>
+    </w:p>
+    <w:p>
+      <w:pPr>
+        <w:spacing w:after="0" w:line="240" w:lineRule="auto"/>
+        <w:rPr>
+          <w:rFonts w:ascii="Times New Roman" w:eastAsia="Times New Roman" w:hAnsi="Times New Roman" w:cs="Times New Roman"/>
+          <w:color w:val="0000FF"/>
+          <w:sz w:val="24"/>
+          <w:szCs w:val="24"/>
+          <w:u w:val="single"/>
+        </w:rPr>
+      </w:pPr>
+      <w:r>
+        <w:rPr>
+          <w:rFonts w:ascii="Times New Roman" w:eastAsia="Times New Roman" w:hAnsi="Times New Roman" w:cs="Times New Roman"/>
+          <w:color w:val="0000FF"/>
+          <w:sz w:val="24"/>
+          <w:szCs w:val="24"/>
+          <w:u w:val="single"/>
+        </w:rPr>
+        <w:t>The B-2 Spirit: How Advanced Composite Manufacturing Created the World's Most Expensive Aircraft – And How Modern Technology Could Democratize Stealth - Addcomposite</w:t>
+      </w:r>
+    </w:p>
+    <w:p>
+      <w:pPr>
+        <w:spacing w:after="0" w:line="240" w:lineRule="auto"/>
+        <w:rPr>
+          <w:rFonts w:ascii="Times New Roman" w:eastAsia="Times New Roman" w:hAnsi="Times New Roman" w:cs="Times New Roman"/>
+          <w:sz w:val="24"/>
+          <w:szCs w:val="24"/>
+        </w:rPr>
+      </w:pPr>
+      <w:r>
+        <w:rPr>
+          <w:rFonts w:ascii="Times New Roman" w:eastAsia="Times New Roman" w:hAnsi="Times New Roman" w:cs="Times New Roman"/>
+          <w:color w:val="0000FF"/>
+          <w:sz w:val="24"/>
+          <w:szCs w:val="24"/>
+          <w:u w:val="single"/>
+        </w:rPr>
+        <w:t xml:space="preserve">Opens in a new window </w:t>
+      </w:r>
+      <w:r>
+        <w:rPr>
+          <w:rFonts w:ascii="Times New Roman" w:eastAsia="Times New Roman" w:hAnsi="Times New Roman" w:cs="Times New Roman"/>
+          <w:sz w:val="24"/>
+          <w:szCs w:val="24"/>
+        </w:rPr>
+        <w:fldChar w:fldCharType="end"/>
+      </w:r>
+      <w:r>
+        <w:rPr>
+          <w:rFonts w:ascii="Times New Roman" w:eastAsia="Times New Roman" w:hAnsi="Times New Roman" w:cs="Times New Roman"/>
+          <w:sz w:val="24"/>
+          <w:szCs w:val="24"/>
+        </w:rPr>
+        <w:fldChar w:fldCharType="begin"/>
+      </w:r>
+      <w:r>
+        <w:rPr>
+          <w:rFonts w:ascii="Times New Roman" w:eastAsia="Times New Roman" w:hAnsi="Times New Roman" w:cs="Times New Roman"/>
+          <w:sz w:val="24"/>
+          <w:szCs w:val="24"/>
+        </w:rPr>
+        <w:instrText xml:space="preserve"> HYPERLINK "https://xray.greyb.com/paint/radar-absorbing-materials-aircraft" \t "_blank" </w:instrText>
+      </w:r>
+      <w:r>
+        <w:rPr>
+          <w:rFonts w:ascii="Times New Roman" w:eastAsia="Times New Roman" w:hAnsi="Times New Roman" w:cs="Times New Roman"/>
+          <w:sz w:val="24"/>
+          <w:szCs w:val="24"/>
+        </w:rPr>
+        <w:fldChar w:fldCharType="separate"/>
+      </w:r>
+    </w:p>
+    <w:p>
+      <w:pPr>
+        <w:spacing w:after="0" w:line="240" w:lineRule="auto"/>
+        <w:rPr>
+          <w:rFonts w:ascii="Times New Roman" w:eastAsia="Times New Roman" w:hAnsi="Times New Roman" w:cs="Times New Roman"/>
+          <w:sz w:val="24"/>
+          <w:szCs w:val="24"/>
+        </w:rPr>
+      </w:pPr>
+      <w:r>
+        <w:rPr>
+          <w:rFonts w:ascii="Times New Roman" w:eastAsia="Times New Roman" w:hAnsi="Times New Roman" w:cs="Times New Roman"/>
+          <w:noProof/>
+          <w:color w:val="0000FF"/>
+          <w:sz w:val="24"/>
+          <w:szCs w:val="24"/>
+        </w:rPr>
+        <w:drawing>
+          <wp:inline distT="0" distB="0" distL="0" distR="0">
+            <wp:extent cx="571500" cy="571500"/>
+            <wp:effectExtent l="0" t="0" r="0" b="0"/>
+            <wp:docPr id="336" name="Picture 336" descr="https://t0.gstatic.com/faviconV2?url=https://xray.greyb.com/&amp;client=BARD&amp;type=FAVICON&amp;size=256&amp;fallback_opts=TYPE,SIZE,URL"/>
+            <wp:cNvGraphicFramePr>
+              <a:graphicFrameLocks xmlns:a="http://schemas.openxmlformats.org/drawingml/2006/main" noChangeAspect="1"/>
+            </wp:cNvGraphicFramePr>
+            <a:graphic xmlns:a="http://schemas.openxmlformats.org/drawingml/2006/main">
+              <a:graphicData uri="http://schemas.openxmlformats.org/drawingml/2006/picture">
+                <pic:pic xmlns:pic="http://schemas.openxmlformats.org/drawingml/2006/picture">
+                  <pic:nvPicPr>
+                    <pic:cNvPr id="0" name="Picture 336" descr="https://t0.gstatic.com/faviconV2?url=https://xray.greyb.com/&amp;client=BARD&amp;type=FAVICON&amp;size=256&amp;fallback_opts=TYPE,SIZE,URL"/>
+                    <pic:cNvPicPr>
+                      <a:picLocks noChangeAspect="1" noChangeArrowheads="1"/>
+                    </pic:cNvPicPr>
+                  </pic:nvPicPr>
+                  <pic:blipFill>
+                    <a:blip r:embed="rId54"/>
+                    <a:srcRect/>
+                    <a:stretch>
+                      <a:fillRect/>
+                    </a:stretch>
+                  </pic:blipFill>
+                  <pic:spPr bwMode="auto">
+                    <a:xfrm>
+                      <a:off x="0" y="0"/>
+                      <a:ext cx="571500" cy="571500"/>
+                    </a:xfrm>
+                    <a:prstGeom prst="rect">
+                      <a:avLst/>
+                    </a:prstGeom>
+                    <a:noFill/>
+                    <a:ln w="9525">
+                      <a:noFill/>
+                      <a:miter lim="800000"/>
+                      <a:headEnd/>
+                      <a:tailEnd/>
+                    </a:ln>
+                  </pic:spPr>
+                </pic:pic>
+              </a:graphicData>
+            </a:graphic>
+          </wp:inline>
+        </w:drawing>
+      </w:r>
+    </w:p>
+    <w:p>
+      <w:pPr>
+        <w:spacing w:after="0" w:line="240" w:lineRule="auto"/>
+        <w:rPr>
+          <w:rFonts w:ascii="Times New Roman" w:eastAsia="Times New Roman" w:hAnsi="Times New Roman" w:cs="Times New Roman"/>
+          <w:color w:val="0000FF"/>
+          <w:sz w:val="24"/>
+          <w:szCs w:val="24"/>
+          <w:u w:val="single"/>
+        </w:rPr>
+      </w:pPr>
+      <w:r>
+        <w:rPr>
+          <w:rFonts w:ascii="Times New Roman" w:eastAsia="Times New Roman" w:hAnsi="Times New Roman" w:cs="Times New Roman"/>
+          <w:color w:val="0000FF"/>
+          <w:sz w:val="24"/>
+          <w:szCs w:val="24"/>
+          <w:u w:val="single"/>
+        </w:rPr>
+        <w:t>xray.greyb.com</w:t>
+      </w:r>
+    </w:p>
+    <w:p>
+      <w:pPr>
+        <w:spacing w:after="0" w:line="240" w:lineRule="auto"/>
+        <w:rPr>
+          <w:rFonts w:ascii="Times New Roman" w:eastAsia="Times New Roman" w:hAnsi="Times New Roman" w:cs="Times New Roman"/>
+          <w:color w:val="0000FF"/>
+          <w:sz w:val="24"/>
+          <w:szCs w:val="24"/>
+          <w:u w:val="single"/>
+        </w:rPr>
+      </w:pPr>
+      <w:r>
+        <w:rPr>
+          <w:rFonts w:ascii="Times New Roman" w:eastAsia="Times New Roman" w:hAnsi="Times New Roman" w:cs="Times New Roman"/>
+          <w:color w:val="0000FF"/>
+          <w:sz w:val="24"/>
+          <w:szCs w:val="24"/>
+          <w:u w:val="single"/>
+        </w:rPr>
+        <w:t>Radar Absorbing Materials (RAM) for Aircraft - GreyB</w:t>
+      </w:r>
+    </w:p>
+    <w:p>
+      <w:pPr>
+        <w:spacing w:after="0" w:line="240" w:lineRule="auto"/>
+        <w:rPr>
+          <w:rFonts w:ascii="Times New Roman" w:eastAsia="Times New Roman" w:hAnsi="Times New Roman" w:cs="Times New Roman"/>
+          <w:sz w:val="24"/>
+          <w:szCs w:val="24"/>
+        </w:rPr>
+      </w:pPr>
+      <w:r>
+        <w:rPr>
+          <w:rFonts w:ascii="Times New Roman" w:eastAsia="Times New Roman" w:hAnsi="Times New Roman" w:cs="Times New Roman"/>
+          <w:color w:val="0000FF"/>
+          <w:sz w:val="24"/>
+          <w:szCs w:val="24"/>
+          <w:u w:val="single"/>
+        </w:rPr>
+        <w:t xml:space="preserve">Opens in a new window </w:t>
+      </w:r>
+      <w:r>
+        <w:rPr>
+          <w:rFonts w:ascii="Times New Roman" w:eastAsia="Times New Roman" w:hAnsi="Times New Roman" w:cs="Times New Roman"/>
+          <w:sz w:val="24"/>
+          <w:szCs w:val="24"/>
+        </w:rPr>
+        <w:fldChar w:fldCharType="end"/>
+      </w:r>
+      <w:r>
+        <w:rPr>
+          <w:rFonts w:ascii="Times New Roman" w:eastAsia="Times New Roman" w:hAnsi="Times New Roman" w:cs="Times New Roman"/>
+          <w:sz w:val="24"/>
+          <w:szCs w:val="24"/>
+        </w:rPr>
+        <w:fldChar w:fldCharType="begin"/>
+      </w:r>
+      <w:r>
+        <w:rPr>
+          <w:rFonts w:ascii="Times New Roman" w:eastAsia="Times New Roman" w:hAnsi="Times New Roman" w:cs="Times New Roman"/>
+          <w:sz w:val="24"/>
+          <w:szCs w:val="24"/>
+        </w:rPr>
+        <w:instrText xml:space="preserve"> HYPERLINK "https://en.wikipedia.org/wiki/Stealth_technology" \t "_blank" </w:instrText>
+      </w:r>
+      <w:r>
+        <w:rPr>
+          <w:rFonts w:ascii="Times New Roman" w:eastAsia="Times New Roman" w:hAnsi="Times New Roman" w:cs="Times New Roman"/>
+          <w:sz w:val="24"/>
+          <w:szCs w:val="24"/>
+        </w:rPr>
+        <w:fldChar w:fldCharType="separate"/>
+      </w:r>
+    </w:p>
+    <w:p>
+      <w:pPr>
+        <w:spacing w:after="0" w:line="240" w:lineRule="auto"/>
+        <w:rPr>
+          <w:rFonts w:ascii="Times New Roman" w:eastAsia="Times New Roman" w:hAnsi="Times New Roman" w:cs="Times New Roman"/>
+          <w:sz w:val="24"/>
+          <w:szCs w:val="24"/>
+        </w:rPr>
+      </w:pPr>
+      <w:r>
+        <w:rPr>
+          <w:rFonts w:ascii="Times New Roman" w:eastAsia="Times New Roman" w:hAnsi="Times New Roman" w:cs="Times New Roman"/>
+          <w:noProof/>
+          <w:color w:val="0000FF"/>
+          <w:sz w:val="24"/>
+          <w:szCs w:val="24"/>
+        </w:rPr>
+        <w:drawing>
+          <wp:inline distT="0" distB="0" distL="0" distR="0">
+            <wp:extent cx="1524000" cy="1524000"/>
+            <wp:effectExtent l="19050" t="0" r="0" b="0"/>
+            <wp:docPr id="337" name="Picture 337" descr="https://t2.gstatic.com/faviconV2?url=https://en.wikipedia.org/&amp;client=BARD&amp;type=FAVICON&amp;size=256&amp;fallback_opts=TYPE,SIZE,URL"/>
+            <wp:cNvGraphicFramePr>
+              <a:graphicFrameLocks xmlns:a="http://schemas.openxmlformats.org/drawingml/2006/main" noChangeAspect="1"/>
+            </wp:cNvGraphicFramePr>
+            <a:graphic xmlns:a="http://schemas.openxmlformats.org/drawingml/2006/main">
+              <a:graphicData uri="http://schemas.openxmlformats.org/drawingml/2006/picture">
+                <pic:pic xmlns:pic="http://schemas.openxmlformats.org/drawingml/2006/picture">
+                  <pic:nvPicPr>
+                    <pic:cNvPr id="0" name="Picture 337" descr="https://t2.gstatic.com/faviconV2?url=https://en.wikipedia.org/&amp;client=BARD&amp;type=FAVICON&amp;size=256&amp;fallback_opts=TYPE,SIZE,URL"/>
+                    <pic:cNvPicPr>
+                      <a:picLocks noChangeAspect="1" noChangeArrowheads="1"/>
+                    </pic:cNvPicPr>
+                  </pic:nvPicPr>
+                  <pic:blipFill>
+                    <a:blip r:embed="rId37"/>
+                    <a:srcRect/>
+                    <a:stretch>
+                      <a:fillRect/>
+                    </a:stretch>
+                  </pic:blipFill>
+                  <pic:spPr bwMode="auto">
+                    <a:xfrm>
+                      <a:off x="0" y="0"/>
+                      <a:ext cx="1524000" cy="1524000"/>
+                    </a:xfrm>
+                    <a:prstGeom prst="rect">
+                      <a:avLst/>
+                    </a:prstGeom>
+                    <a:noFill/>
+                    <a:ln w="9525">
+                      <a:noFill/>
+                      <a:miter lim="800000"/>
+                      <a:headEnd/>
+                      <a:tailEnd/>
+                    </a:ln>
+                  </pic:spPr>
+                </pic:pic>
+              </a:graphicData>
+            </a:graphic>
+          </wp:inline>
+        </w:drawing>
+      </w:r>
+    </w:p>
+    <w:p>
+      <w:pPr>
+        <w:spacing w:after="0" w:line="240" w:lineRule="auto"/>
+        <w:rPr>
+          <w:rFonts w:ascii="Times New Roman" w:eastAsia="Times New Roman" w:hAnsi="Times New Roman" w:cs="Times New Roman"/>
+          <w:color w:val="0000FF"/>
+          <w:sz w:val="24"/>
+          <w:szCs w:val="24"/>
+          <w:u w:val="single"/>
+        </w:rPr>
+      </w:pPr>
+      <w:r>
+        <w:rPr>
+          <w:rFonts w:ascii="Times New Roman" w:eastAsia="Times New Roman" w:hAnsi="Times New Roman" w:cs="Times New Roman"/>
+          <w:color w:val="0000FF"/>
+          <w:sz w:val="24"/>
+          <w:szCs w:val="24"/>
+          <w:u w:val="single"/>
+        </w:rPr>
+        <w:t>en.wikipedia.org</w:t>
+      </w:r>
+    </w:p>
+    <w:p>
+      <w:pPr>
+        <w:spacing w:after="0" w:line="240" w:lineRule="auto"/>
+        <w:rPr>
+          <w:rFonts w:ascii="Times New Roman" w:eastAsia="Times New Roman" w:hAnsi="Times New Roman" w:cs="Times New Roman"/>
+          <w:color w:val="0000FF"/>
+          <w:sz w:val="24"/>
+          <w:szCs w:val="24"/>
+          <w:u w:val="single"/>
+        </w:rPr>
+      </w:pPr>
+      <w:r>
+        <w:rPr>
+          <w:rFonts w:ascii="Times New Roman" w:eastAsia="Times New Roman" w:hAnsi="Times New Roman" w:cs="Times New Roman"/>
+          <w:color w:val="0000FF"/>
+          <w:sz w:val="24"/>
+          <w:szCs w:val="24"/>
+          <w:u w:val="single"/>
+        </w:rPr>
+        <w:t>Stealth technology - Wikipedia</w:t>
+      </w:r>
+    </w:p>
+    <w:p>
+      <w:pPr>
+        <w:spacing w:after="0" w:line="240" w:lineRule="auto"/>
+        <w:rPr>
+          <w:rFonts w:ascii="Times New Roman" w:eastAsia="Times New Roman" w:hAnsi="Times New Roman" w:cs="Times New Roman"/>
+          <w:sz w:val="24"/>
+          <w:szCs w:val="24"/>
+        </w:rPr>
+      </w:pPr>
+      <w:r>
+        <w:rPr>
+          <w:rFonts w:ascii="Times New Roman" w:eastAsia="Times New Roman" w:hAnsi="Times New Roman" w:cs="Times New Roman"/>
+          <w:color w:val="0000FF"/>
+          <w:sz w:val="24"/>
+          <w:szCs w:val="24"/>
+          <w:u w:val="single"/>
+        </w:rPr>
+        <w:t xml:space="preserve">Opens in a new window </w:t>
+      </w:r>
+      <w:r>
+        <w:rPr>
+          <w:rFonts w:ascii="Times New Roman" w:eastAsia="Times New Roman" w:hAnsi="Times New Roman" w:cs="Times New Roman"/>
+          <w:sz w:val="24"/>
+          <w:szCs w:val="24"/>
+        </w:rPr>
+        <w:fldChar w:fldCharType="end"/>
+      </w:r>
+      <w:r>
+        <w:rPr>
+          <w:rFonts w:ascii="Times New Roman" w:eastAsia="Times New Roman" w:hAnsi="Times New Roman" w:cs="Times New Roman"/>
+          <w:sz w:val="24"/>
+          <w:szCs w:val="24"/>
+        </w:rPr>
+        <w:fldChar w:fldCharType="begin"/>
+      </w:r>
+      <w:r>
+        <w:rPr>
+          <w:rFonts w:ascii="Times New Roman" w:eastAsia="Times New Roman" w:hAnsi="Times New Roman" w:cs="Times New Roman"/>
+          <w:sz w:val="24"/>
+          <w:szCs w:val="24"/>
+        </w:rPr>
+        <w:instrText xml:space="preserve"> HYPERLINK "https://www.scribd.com/document/403454784/IR-basics" \t "_blank" </w:instrText>
+      </w:r>
+      <w:r>
+        <w:rPr>
+          <w:rFonts w:ascii="Times New Roman" w:eastAsia="Times New Roman" w:hAnsi="Times New Roman" w:cs="Times New Roman"/>
+          <w:sz w:val="24"/>
+          <w:szCs w:val="24"/>
+        </w:rPr>
+        <w:fldChar w:fldCharType="separate"/>
+      </w:r>
+    </w:p>
+    <w:p>
+      <w:pPr>
+        <w:spacing w:after="0" w:line="240" w:lineRule="auto"/>
+        <w:rPr>
+          <w:rFonts w:ascii="Times New Roman" w:eastAsia="Times New Roman" w:hAnsi="Times New Roman" w:cs="Times New Roman"/>
+          <w:sz w:val="24"/>
+          <w:szCs w:val="24"/>
+        </w:rPr>
+      </w:pPr>
+      <w:r>
+        <w:rPr>
+          <w:rFonts w:ascii="Times New Roman" w:eastAsia="Times New Roman" w:hAnsi="Times New Roman" w:cs="Times New Roman"/>
+          <w:noProof/>
+          <w:color w:val="0000FF"/>
+          <w:sz w:val="24"/>
+          <w:szCs w:val="24"/>
+        </w:rPr>
+        <w:lastRenderedPageBreak/>
+        <w:drawing>
+          <wp:inline distT="0" distB="0" distL="0" distR="0">
+            <wp:extent cx="457200" cy="457200"/>
+            <wp:effectExtent l="19050" t="0" r="0" b="0"/>
+            <wp:docPr id="338" name="Picture 338" descr="https://t2.gstatic.com/faviconV2?url=https://www.scribd.com/&amp;client=BARD&amp;type=FAVICON&amp;size=256&amp;fallback_opts=TYPE,SIZE,URL"/>
+            <wp:cNvGraphicFramePr>
+              <a:graphicFrameLocks xmlns:a="http://schemas.openxmlformats.org/drawingml/2006/main" noChangeAspect="1"/>
+            </wp:cNvGraphicFramePr>
+            <a:graphic xmlns:a="http://schemas.openxmlformats.org/drawingml/2006/main">
+              <a:graphicData uri="http://schemas.openxmlformats.org/drawingml/2006/picture">
+                <pic:pic xmlns:pic="http://schemas.openxmlformats.org/drawingml/2006/picture">
+                  <pic:nvPicPr>
+                    <pic:cNvPr id="0" name="Picture 338" descr="https://t2.gstatic.com/faviconV2?url=https://www.scribd.com/&amp;client=BARD&amp;type=FAVICON&amp;size=256&amp;fallback_opts=TYPE,SIZE,URL"/>
+                    <pic:cNvPicPr>
+                      <a:picLocks noChangeAspect="1" noChangeArrowheads="1"/>
+                    </pic:cNvPicPr>
+                  </pic:nvPicPr>
+                  <pic:blipFill>
+                    <a:blip r:embed="rId55"/>
+                    <a:srcRect/>
+                    <a:stretch>
+                      <a:fillRect/>
+                    </a:stretch>
+                  </pic:blipFill>
+                  <pic:spPr bwMode="auto">
+                    <a:xfrm>
+                      <a:off x="0" y="0"/>
+                      <a:ext cx="457200" cy="457200"/>
+                    </a:xfrm>
+                    <a:prstGeom prst="rect">
+                      <a:avLst/>
+                    </a:prstGeom>
+                    <a:noFill/>
+                    <a:ln w="9525">
+                      <a:noFill/>
+                      <a:miter lim="800000"/>
+                      <a:headEnd/>
+                      <a:tailEnd/>
+                    </a:ln>
+                  </pic:spPr>
+                </pic:pic>
+              </a:graphicData>
+            </a:graphic>
+          </wp:inline>
+        </w:drawing>
+      </w:r>
+    </w:p>
+    <w:p>
+      <w:pPr>
+        <w:spacing w:after="0" w:line="240" w:lineRule="auto"/>
+        <w:rPr>
+          <w:rFonts w:ascii="Times New Roman" w:eastAsia="Times New Roman" w:hAnsi="Times New Roman" w:cs="Times New Roman"/>
+          <w:color w:val="0000FF"/>
+          <w:sz w:val="24"/>
+          <w:szCs w:val="24"/>
+          <w:u w:val="single"/>
+        </w:rPr>
+      </w:pPr>
+      <w:r>
+        <w:rPr>
+          <w:rFonts w:ascii="Times New Roman" w:eastAsia="Times New Roman" w:hAnsi="Times New Roman" w:cs="Times New Roman"/>
+          <w:color w:val="0000FF"/>
+          <w:sz w:val="24"/>
+          <w:szCs w:val="24"/>
+          <w:u w:val="single"/>
+        </w:rPr>
+        <w:t>scribd.com</w:t>
+      </w:r>
+    </w:p>
+    <w:p>
+      <w:pPr>
+        <w:spacing w:after="0" w:line="240" w:lineRule="auto"/>
+        <w:rPr>
+          <w:rFonts w:ascii="Times New Roman" w:eastAsia="Times New Roman" w:hAnsi="Times New Roman" w:cs="Times New Roman"/>
+          <w:color w:val="0000FF"/>
+          <w:sz w:val="24"/>
+          <w:szCs w:val="24"/>
+          <w:u w:val="single"/>
+        </w:rPr>
+      </w:pPr>
+      <w:r>
+        <w:rPr>
+          <w:rFonts w:ascii="Times New Roman" w:eastAsia="Times New Roman" w:hAnsi="Times New Roman" w:cs="Times New Roman"/>
+          <w:color w:val="0000FF"/>
+          <w:sz w:val="24"/>
+          <w:szCs w:val="24"/>
+          <w:u w:val="single"/>
+        </w:rPr>
+        <w:t>Stealth Aircraft Radar Techniques Explained | PDF | Jet Engine | Infrared - Scribd</w:t>
+      </w:r>
+    </w:p>
+    <w:p>
+      <w:pPr>
+        <w:spacing w:after="0" w:line="240" w:lineRule="auto"/>
+        <w:rPr>
+          <w:rFonts w:ascii="Times New Roman" w:eastAsia="Times New Roman" w:hAnsi="Times New Roman" w:cs="Times New Roman"/>
+          <w:sz w:val="24"/>
+          <w:szCs w:val="24"/>
+        </w:rPr>
+      </w:pPr>
+      <w:r>
+        <w:rPr>
+          <w:rFonts w:ascii="Times New Roman" w:eastAsia="Times New Roman" w:hAnsi="Times New Roman" w:cs="Times New Roman"/>
+          <w:color w:val="0000FF"/>
+          <w:sz w:val="24"/>
+          <w:szCs w:val="24"/>
+          <w:u w:val="single"/>
+        </w:rPr>
+        <w:t xml:space="preserve">Opens in a new window </w:t>
+      </w:r>
+      <w:r>
+        <w:rPr>
+          <w:rFonts w:ascii="Times New Roman" w:eastAsia="Times New Roman" w:hAnsi="Times New Roman" w:cs="Times New Roman"/>
+          <w:sz w:val="24"/>
+          <w:szCs w:val="24"/>
+        </w:rPr>
+        <w:fldChar w:fldCharType="end"/>
+      </w:r>
+      <w:r>
+        <w:rPr>
+          <w:rFonts w:ascii="Times New Roman" w:eastAsia="Times New Roman" w:hAnsi="Times New Roman" w:cs="Times New Roman"/>
+          <w:sz w:val="24"/>
+          <w:szCs w:val="24"/>
+        </w:rPr>
+        <w:fldChar w:fldCharType="begin"/>
+      </w:r>
+      <w:r>
+        <w:rPr>
+          <w:rFonts w:ascii="Times New Roman" w:eastAsia="Times New Roman" w:hAnsi="Times New Roman" w:cs="Times New Roman"/>
+          <w:sz w:val="24"/>
+          <w:szCs w:val="24"/>
+        </w:rPr>
+        <w:instrText xml:space="preserve"> HYPERLINK "https://www.quora.com/How-does-having-the-surfaces-of-a-fighter-aircraft-aligned-parallel-and-swept-at-the-same-angles-apparently-reduce-the-radar-cross-section-How-does-Planform-Alignment-work" \t "_blank" </w:instrText>
+      </w:r>
+      <w:r>
+        <w:rPr>
+          <w:rFonts w:ascii="Times New Roman" w:eastAsia="Times New Roman" w:hAnsi="Times New Roman" w:cs="Times New Roman"/>
+          <w:sz w:val="24"/>
+          <w:szCs w:val="24"/>
+        </w:rPr>
+        <w:fldChar w:fldCharType="separate"/>
+      </w:r>
+    </w:p>
+    <w:p>
+      <w:pPr>
+        <w:spacing w:after="0" w:line="240" w:lineRule="auto"/>
+        <w:rPr>
+          <w:rFonts w:ascii="Times New Roman" w:eastAsia="Times New Roman" w:hAnsi="Times New Roman" w:cs="Times New Roman"/>
+          <w:sz w:val="24"/>
+          <w:szCs w:val="24"/>
+        </w:rPr>
+      </w:pPr>
+      <w:r>
+        <w:rPr>
+          <w:rFonts w:ascii="Times New Roman" w:eastAsia="Times New Roman" w:hAnsi="Times New Roman" w:cs="Times New Roman"/>
+          <w:noProof/>
+          <w:color w:val="0000FF"/>
+          <w:sz w:val="24"/>
+          <w:szCs w:val="24"/>
+        </w:rPr>
+        <w:drawing>
+          <wp:inline distT="0" distB="0" distL="0" distR="0">
+            <wp:extent cx="2438400" cy="2438400"/>
+            <wp:effectExtent l="0" t="0" r="0" b="0"/>
+            <wp:docPr id="339" name="Picture 339" descr="https://t2.gstatic.com/faviconV2?url=https://www.quora.com/&amp;client=BARD&amp;type=FAVICON&amp;size=256&amp;fallback_opts=TYPE,SIZE,URL"/>
+            <wp:cNvGraphicFramePr>
+              <a:graphicFrameLocks xmlns:a="http://schemas.openxmlformats.org/drawingml/2006/main" noChangeAspect="1"/>
+            </wp:cNvGraphicFramePr>
+            <a:graphic xmlns:a="http://schemas.openxmlformats.org/drawingml/2006/main">
+              <a:graphicData uri="http://schemas.openxmlformats.org/drawingml/2006/picture">
+                <pic:pic xmlns:pic="http://schemas.openxmlformats.org/drawingml/2006/picture">
+                  <pic:nvPicPr>
+                    <pic:cNvPr id="0" name="Picture 339" descr="https://t2.gstatic.com/faviconV2?url=https://www.quora.com/&amp;client=BARD&amp;type=FAVICON&amp;size=256&amp;fallback_opts=TYPE,SIZE,URL"/>
+                    <pic:cNvPicPr>
+                      <a:picLocks noChangeAspect="1" noChangeArrowheads="1"/>
+                    </pic:cNvPicPr>
+                  </pic:nvPicPr>
+                  <pic:blipFill>
+                    <a:blip r:embed="rId56"/>
+                    <a:srcRect/>
+                    <a:stretch>
+                      <a:fillRect/>
+                    </a:stretch>
+                  </pic:blipFill>
+                  <pic:spPr bwMode="auto">
+                    <a:xfrm>
+                      <a:off x="0" y="0"/>
+                      <a:ext cx="2438400" cy="2438400"/>
+                    </a:xfrm>
+                    <a:prstGeom prst="rect">
+                      <a:avLst/>
+                    </a:prstGeom>
+                    <a:noFill/>
+                    <a:ln w="9525">
+                      <a:noFill/>
+                      <a:miter lim="800000"/>
+                      <a:headEnd/>
+                      <a:tailEnd/>
+                    </a:ln>
+                  </pic:spPr>
+                </pic:pic>
+              </a:graphicData>
+            </a:graphic>
+          </wp:inline>
+        </w:drawing>
+      </w:r>
+    </w:p>
+    <w:p>
+      <w:pPr>
+        <w:spacing w:after="0" w:line="240" w:lineRule="auto"/>
+        <w:rPr>
+          <w:rFonts w:ascii="Times New Roman" w:eastAsia="Times New Roman" w:hAnsi="Times New Roman" w:cs="Times New Roman"/>
+          <w:color w:val="0000FF"/>
+          <w:sz w:val="24"/>
+          <w:szCs w:val="24"/>
+          <w:u w:val="single"/>
+        </w:rPr>
+      </w:pPr>
+      <w:r>
+        <w:rPr>
+          <w:rFonts w:ascii="Times New Roman" w:eastAsia="Times New Roman" w:hAnsi="Times New Roman" w:cs="Times New Roman"/>
+          <w:color w:val="0000FF"/>
+          <w:sz w:val="24"/>
+          <w:szCs w:val="24"/>
+          <w:u w:val="single"/>
+        </w:rPr>
+        <w:t>quora.com</w:t>
+      </w:r>
+    </w:p>
+    <w:p>
+      <w:pPr>
+        <w:spacing w:after="0" w:line="240" w:lineRule="auto"/>
+        <w:rPr>
+          <w:rFonts w:ascii="Times New Roman" w:eastAsia="Times New Roman" w:hAnsi="Times New Roman" w:cs="Times New Roman"/>
+          <w:color w:val="0000FF"/>
+          <w:sz w:val="24"/>
+          <w:szCs w:val="24"/>
+          <w:u w:val="single"/>
+        </w:rPr>
+      </w:pPr>
+      <w:r>
+        <w:rPr>
+          <w:rFonts w:ascii="Times New Roman" w:eastAsia="Times New Roman" w:hAnsi="Times New Roman" w:cs="Times New Roman"/>
+          <w:color w:val="0000FF"/>
+          <w:sz w:val="24"/>
+          <w:szCs w:val="24"/>
+          <w:u w:val="single"/>
+        </w:rPr>
+        <w:t>How does having the surfaces of a fighter aircraft aligned parallel and swept at the same angles apparently reduce the radar cross-section? (How does Planform Alignment work?) - Quora</w:t>
+      </w:r>
+    </w:p>
+    <w:p>
+      <w:pPr>
+        <w:spacing w:after="0" w:line="240" w:lineRule="auto"/>
+        <w:rPr>
+          <w:rFonts w:ascii="Times New Roman" w:eastAsia="Times New Roman" w:hAnsi="Times New Roman" w:cs="Times New Roman"/>
+          <w:sz w:val="24"/>
+          <w:szCs w:val="24"/>
+        </w:rPr>
+      </w:pPr>
+      <w:r>
+        <w:rPr>
+          <w:rFonts w:ascii="Times New Roman" w:eastAsia="Times New Roman" w:hAnsi="Times New Roman" w:cs="Times New Roman"/>
+          <w:color w:val="0000FF"/>
+          <w:sz w:val="24"/>
+          <w:szCs w:val="24"/>
+          <w:u w:val="single"/>
+        </w:rPr>
+        <w:t xml:space="preserve">Opens in a new window </w:t>
+      </w:r>
+      <w:r>
+        <w:rPr>
+          <w:rFonts w:ascii="Times New Roman" w:eastAsia="Times New Roman" w:hAnsi="Times New Roman" w:cs="Times New Roman"/>
+          <w:sz w:val="24"/>
+          <w:szCs w:val="24"/>
+        </w:rPr>
+        <w:fldChar w:fldCharType="end"/>
+      </w:r>
+      <w:r>
+        <w:rPr>
+          <w:rFonts w:ascii="Times New Roman" w:eastAsia="Times New Roman" w:hAnsi="Times New Roman" w:cs="Times New Roman"/>
+          <w:sz w:val="24"/>
+          <w:szCs w:val="24"/>
+        </w:rPr>
+        <w:fldChar w:fldCharType="begin"/>
+      </w:r>
+      <w:r>
+        <w:rPr>
+          <w:rFonts w:ascii="Times New Roman" w:eastAsia="Times New Roman" w:hAnsi="Times New Roman" w:cs="Times New Roman"/>
+          <w:sz w:val="24"/>
+          <w:szCs w:val="24"/>
+        </w:rPr>
+        <w:instrText xml:space="preserve"> HYPERLINK "https://apps.dtic.mil/sti/tr/pdf/ADA343828.pdf" \t "_blank" </w:instrText>
+      </w:r>
+      <w:r>
+        <w:rPr>
+          <w:rFonts w:ascii="Times New Roman" w:eastAsia="Times New Roman" w:hAnsi="Times New Roman" w:cs="Times New Roman"/>
+          <w:sz w:val="24"/>
+          <w:szCs w:val="24"/>
+        </w:rPr>
+        <w:fldChar w:fldCharType="separate"/>
+      </w:r>
+    </w:p>
+    <w:p>
+      <w:pPr>
+        <w:spacing w:after="0" w:line="240" w:lineRule="auto"/>
+        <w:rPr>
+          <w:rFonts w:ascii="Times New Roman" w:eastAsia="Times New Roman" w:hAnsi="Times New Roman" w:cs="Times New Roman"/>
+          <w:sz w:val="24"/>
+          <w:szCs w:val="24"/>
+        </w:rPr>
+      </w:pPr>
+      <w:r>
+        <w:rPr>
+          <w:rFonts w:ascii="Times New Roman" w:eastAsia="Times New Roman" w:hAnsi="Times New Roman" w:cs="Times New Roman"/>
+          <w:color w:val="0000FF"/>
+          <w:sz w:val="24"/>
+          <w:szCs w:val="24"/>
+        </w:rPr>
+        <w:pict>
+          <v:shape id="_x0000_i1028" type="#_x0000_t75" alt="" style="width:24pt;height:24pt"/>
+        </w:pict>
+      </w:r>
+    </w:p>
+    <w:p>
+      <w:pPr>
+        <w:spacing w:after="0" w:line="240" w:lineRule="auto"/>
+        <w:rPr>
+          <w:rFonts w:ascii="Times New Roman" w:eastAsia="Times New Roman" w:hAnsi="Times New Roman" w:cs="Times New Roman"/>
+          <w:color w:val="0000FF"/>
+          <w:sz w:val="24"/>
+          <w:szCs w:val="24"/>
+          <w:u w:val="single"/>
+        </w:rPr>
+      </w:pPr>
+      <w:r>
+        <w:rPr>
+          <w:rFonts w:ascii="Times New Roman" w:eastAsia="Times New Roman" w:hAnsi="Times New Roman" w:cs="Times New Roman"/>
+          <w:color w:val="0000FF"/>
+          <w:sz w:val="24"/>
+          <w:szCs w:val="24"/>
+          <w:u w:val="single"/>
+        </w:rPr>
+        <w:t>apps.dtic.mil</w:t>
+      </w:r>
+    </w:p>
+    <w:p>
+      <w:pPr>
+        <w:spacing w:after="0" w:line="240" w:lineRule="auto"/>
+        <w:rPr>
+          <w:rFonts w:ascii="Times New Roman" w:eastAsia="Times New Roman" w:hAnsi="Times New Roman" w:cs="Times New Roman"/>
+          <w:color w:val="0000FF"/>
+          <w:sz w:val="24"/>
+          <w:szCs w:val="24"/>
+          <w:u w:val="single"/>
+        </w:rPr>
+      </w:pPr>
+      <w:r>
+        <w:rPr>
+          <w:rFonts w:ascii="Times New Roman" w:eastAsia="Times New Roman" w:hAnsi="Times New Roman" w:cs="Times New Roman"/>
+          <w:color w:val="0000FF"/>
+          <w:sz w:val="24"/>
+          <w:szCs w:val="24"/>
+          <w:u w:val="single"/>
+        </w:rPr>
+        <w:t>Radar Cross Section Reduction: Geometric control of Discontinunities Using Serrated Edges - DTIC</w:t>
+      </w:r>
+    </w:p>
+    <w:p>
+      <w:pPr>
+        <w:spacing w:after="0" w:line="240" w:lineRule="auto"/>
+        <w:rPr>
+          <w:rFonts w:ascii="Times New Roman" w:eastAsia="Times New Roman" w:hAnsi="Times New Roman" w:cs="Times New Roman"/>
+          <w:sz w:val="24"/>
+          <w:szCs w:val="24"/>
+        </w:rPr>
+      </w:pPr>
+      <w:r>
+        <w:rPr>
+          <w:rFonts w:ascii="Times New Roman" w:eastAsia="Times New Roman" w:hAnsi="Times New Roman" w:cs="Times New Roman"/>
+          <w:color w:val="0000FF"/>
+          <w:sz w:val="24"/>
+          <w:szCs w:val="24"/>
+          <w:u w:val="single"/>
+        </w:rPr>
+        <w:t xml:space="preserve">Opens in a new window </w:t>
+      </w:r>
+      <w:r>
+        <w:rPr>
+          <w:rFonts w:ascii="Times New Roman" w:eastAsia="Times New Roman" w:hAnsi="Times New Roman" w:cs="Times New Roman"/>
+          <w:sz w:val="24"/>
+          <w:szCs w:val="24"/>
+        </w:rPr>
+        <w:fldChar w:fldCharType="end"/>
+      </w:r>
+      <w:r>
+        <w:rPr>
+          <w:rFonts w:ascii="Times New Roman" w:eastAsia="Times New Roman" w:hAnsi="Times New Roman" w:cs="Times New Roman"/>
+          <w:sz w:val="24"/>
+          <w:szCs w:val="24"/>
+        </w:rPr>
+        <w:fldChar w:fldCharType="begin"/>
+      </w:r>
+      <w:r>
+        <w:rPr>
+          <w:rFonts w:ascii="Times New Roman" w:eastAsia="Times New Roman" w:hAnsi="Times New Roman" w:cs="Times New Roman"/>
+          <w:sz w:val="24"/>
+          <w:szCs w:val="24"/>
+        </w:rPr>
+        <w:instrText xml:space="preserve"> HYPERLINK "https://basicsaboutaerodynamicsandavionics.wordpress.com/2016/03/04/stealth-techniques-and-benefits/" \t "_blank" </w:instrText>
+      </w:r>
+      <w:r>
+        <w:rPr>
+          <w:rFonts w:ascii="Times New Roman" w:eastAsia="Times New Roman" w:hAnsi="Times New Roman" w:cs="Times New Roman"/>
+          <w:sz w:val="24"/>
+          <w:szCs w:val="24"/>
+        </w:rPr>
+        <w:fldChar w:fldCharType="separate"/>
+      </w:r>
+    </w:p>
+    <w:p>
+      <w:pPr>
+        <w:spacing w:after="0" w:line="240" w:lineRule="auto"/>
+        <w:rPr>
+          <w:rFonts w:ascii="Times New Roman" w:eastAsia="Times New Roman" w:hAnsi="Times New Roman" w:cs="Times New Roman"/>
+          <w:sz w:val="24"/>
+          <w:szCs w:val="24"/>
+        </w:rPr>
+      </w:pPr>
+      <w:r>
+        <w:rPr>
+          <w:rFonts w:ascii="Times New Roman" w:eastAsia="Times New Roman" w:hAnsi="Times New Roman" w:cs="Times New Roman"/>
+          <w:noProof/>
+          <w:color w:val="0000FF"/>
+          <w:sz w:val="24"/>
+          <w:szCs w:val="24"/>
+        </w:rPr>
+        <w:lastRenderedPageBreak/>
+        <w:drawing>
+          <wp:inline distT="0" distB="0" distL="0" distR="0">
+            <wp:extent cx="1085850" cy="1085850"/>
+            <wp:effectExtent l="19050" t="0" r="0" b="0"/>
+            <wp:docPr id="341" name="Picture 341" descr="https://t0.gstatic.com/faviconV2?url=https://basicsaboutaerodynamicsandavionics.wordpress.com/&amp;client=BARD&amp;type=FAVICON&amp;size=256&amp;fallback_opts=TYPE,SIZE,URL"/>
+            <wp:cNvGraphicFramePr>
+              <a:graphicFrameLocks xmlns:a="http://schemas.openxmlformats.org/drawingml/2006/main" noChangeAspect="1"/>
+            </wp:cNvGraphicFramePr>
+            <a:graphic xmlns:a="http://schemas.openxmlformats.org/drawingml/2006/main">
+              <a:graphicData uri="http://schemas.openxmlformats.org/drawingml/2006/picture">
+                <pic:pic xmlns:pic="http://schemas.openxmlformats.org/drawingml/2006/picture">
+                  <pic:nvPicPr>
+                    <pic:cNvPr id="0" name="Picture 341" descr="https://t0.gstatic.com/faviconV2?url=https://basicsaboutaerodynamicsandavionics.wordpress.com/&amp;client=BARD&amp;type=FAVICON&amp;size=256&amp;fallback_opts=TYPE,SIZE,URL"/>
+                    <pic:cNvPicPr>
+                      <a:picLocks noChangeAspect="1" noChangeArrowheads="1"/>
+                    </pic:cNvPicPr>
+                  </pic:nvPicPr>
+                  <pic:blipFill>
+                    <a:blip r:embed="rId57"/>
+                    <a:srcRect/>
+                    <a:stretch>
+                      <a:fillRect/>
+                    </a:stretch>
+                  </pic:blipFill>
+                  <pic:spPr bwMode="auto">
+                    <a:xfrm>
+                      <a:off x="0" y="0"/>
+                      <a:ext cx="1085850" cy="1085850"/>
+                    </a:xfrm>
+                    <a:prstGeom prst="rect">
+                      <a:avLst/>
+                    </a:prstGeom>
+                    <a:noFill/>
+                    <a:ln w="9525">
+                      <a:noFill/>
+                      <a:miter lim="800000"/>
+                      <a:headEnd/>
+                      <a:tailEnd/>
+                    </a:ln>
+                  </pic:spPr>
+                </pic:pic>
+              </a:graphicData>
+            </a:graphic>
+          </wp:inline>
+        </w:drawing>
+      </w:r>
+    </w:p>
+    <w:p>
+      <w:pPr>
+        <w:spacing w:after="0" w:line="240" w:lineRule="auto"/>
+        <w:rPr>
+          <w:rFonts w:ascii="Times New Roman" w:eastAsia="Times New Roman" w:hAnsi="Times New Roman" w:cs="Times New Roman"/>
+          <w:color w:val="0000FF"/>
+          <w:sz w:val="24"/>
+          <w:szCs w:val="24"/>
+          <w:u w:val="single"/>
+        </w:rPr>
+      </w:pPr>
+      <w:r>
+        <w:rPr>
+          <w:rFonts w:ascii="Times New Roman" w:eastAsia="Times New Roman" w:hAnsi="Times New Roman" w:cs="Times New Roman"/>
+          <w:color w:val="0000FF"/>
+          <w:sz w:val="24"/>
+          <w:szCs w:val="24"/>
+          <w:u w:val="single"/>
+        </w:rPr>
+        <w:t>basicsaboutaerodynamicsandavionics.wordpress.com</w:t>
+      </w:r>
+    </w:p>
+    <w:p>
+      <w:pPr>
+        <w:spacing w:after="0" w:line="240" w:lineRule="auto"/>
+        <w:rPr>
+          <w:rFonts w:ascii="Times New Roman" w:eastAsia="Times New Roman" w:hAnsi="Times New Roman" w:cs="Times New Roman"/>
+          <w:color w:val="0000FF"/>
+          <w:sz w:val="24"/>
+          <w:szCs w:val="24"/>
+          <w:u w:val="single"/>
+        </w:rPr>
+      </w:pPr>
+      <w:r>
+        <w:rPr>
+          <w:rFonts w:ascii="Times New Roman" w:eastAsia="Times New Roman" w:hAnsi="Times New Roman" w:cs="Times New Roman"/>
+          <w:color w:val="0000FF"/>
+          <w:sz w:val="24"/>
+          <w:szCs w:val="24"/>
+          <w:u w:val="single"/>
+        </w:rPr>
+        <w:t>RF-IR Stealth (Techniques/Benefits) - Aircraft 101</w:t>
+      </w:r>
+    </w:p>
+    <w:p>
+      <w:pPr>
+        <w:spacing w:after="0" w:line="240" w:lineRule="auto"/>
+        <w:rPr>
+          <w:rFonts w:ascii="Times New Roman" w:eastAsia="Times New Roman" w:hAnsi="Times New Roman" w:cs="Times New Roman"/>
+          <w:sz w:val="24"/>
+          <w:szCs w:val="24"/>
+        </w:rPr>
+      </w:pPr>
+      <w:r>
+        <w:rPr>
+          <w:rFonts w:ascii="Times New Roman" w:eastAsia="Times New Roman" w:hAnsi="Times New Roman" w:cs="Times New Roman"/>
+          <w:color w:val="0000FF"/>
+          <w:sz w:val="24"/>
+          <w:szCs w:val="24"/>
+          <w:u w:val="single"/>
+        </w:rPr>
+        <w:t xml:space="preserve">Opens in a new window </w:t>
+      </w:r>
+      <w:r>
+        <w:rPr>
+          <w:rFonts w:ascii="Times New Roman" w:eastAsia="Times New Roman" w:hAnsi="Times New Roman" w:cs="Times New Roman"/>
+          <w:sz w:val="24"/>
+          <w:szCs w:val="24"/>
+        </w:rPr>
+        <w:fldChar w:fldCharType="end"/>
+      </w:r>
+      <w:r>
+        <w:rPr>
+          <w:rFonts w:ascii="Times New Roman" w:eastAsia="Times New Roman" w:hAnsi="Times New Roman" w:cs="Times New Roman"/>
+          <w:sz w:val="24"/>
+          <w:szCs w:val="24"/>
+        </w:rPr>
+        <w:fldChar w:fldCharType="begin"/>
+      </w:r>
+      <w:r>
+        <w:rPr>
+          <w:rFonts w:ascii="Times New Roman" w:eastAsia="Times New Roman" w:hAnsi="Times New Roman" w:cs="Times New Roman"/>
+          <w:sz w:val="24"/>
+          <w:szCs w:val="24"/>
+        </w:rPr>
+        <w:instrText xml:space="preserve"> HYPERLINK "https://acmanet.org/carbon-fiber-skin-being-developed-to-protect-stealth-aircraft/" \t "_blank" </w:instrText>
+      </w:r>
+      <w:r>
+        <w:rPr>
+          <w:rFonts w:ascii="Times New Roman" w:eastAsia="Times New Roman" w:hAnsi="Times New Roman" w:cs="Times New Roman"/>
+          <w:sz w:val="24"/>
+          <w:szCs w:val="24"/>
+        </w:rPr>
+        <w:fldChar w:fldCharType="separate"/>
+      </w:r>
+    </w:p>
+    <w:p>
+      <w:pPr>
+        <w:spacing w:after="0" w:line="240" w:lineRule="auto"/>
+        <w:rPr>
+          <w:rFonts w:ascii="Times New Roman" w:eastAsia="Times New Roman" w:hAnsi="Times New Roman" w:cs="Times New Roman"/>
+          <w:sz w:val="24"/>
+          <w:szCs w:val="24"/>
+        </w:rPr>
+      </w:pPr>
+      <w:r>
+        <w:rPr>
+          <w:rFonts w:ascii="Times New Roman" w:eastAsia="Times New Roman" w:hAnsi="Times New Roman" w:cs="Times New Roman"/>
+          <w:noProof/>
+          <w:color w:val="0000FF"/>
+          <w:sz w:val="24"/>
+          <w:szCs w:val="24"/>
+        </w:rPr>
+        <w:drawing>
+          <wp:inline distT="0" distB="0" distL="0" distR="0">
+            <wp:extent cx="609600" cy="609600"/>
+            <wp:effectExtent l="19050" t="0" r="0" b="0"/>
+            <wp:docPr id="342" name="Picture 342" descr="https://t2.gstatic.com/faviconV2?url=https://acmanet.org/&amp;client=BARD&amp;type=FAVICON&amp;size=256&amp;fallback_opts=TYPE,SIZE,URL"/>
+            <wp:cNvGraphicFramePr>
+              <a:graphicFrameLocks xmlns:a="http://schemas.openxmlformats.org/drawingml/2006/main" noChangeAspect="1"/>
+            </wp:cNvGraphicFramePr>
+            <a:graphic xmlns:a="http://schemas.openxmlformats.org/drawingml/2006/main">
+              <a:graphicData uri="http://schemas.openxmlformats.org/drawingml/2006/picture">
+                <pic:pic xmlns:pic="http://schemas.openxmlformats.org/drawingml/2006/picture">
+                  <pic:nvPicPr>
+                    <pic:cNvPr id="0" name="Picture 342" descr="https://t2.gstatic.com/faviconV2?url=https://acmanet.org/&amp;client=BARD&amp;type=FAVICON&amp;size=256&amp;fallback_opts=TYPE,SIZE,URL"/>
+                    <pic:cNvPicPr>
+                      <a:picLocks noChangeAspect="1" noChangeArrowheads="1"/>
+                    </pic:cNvPicPr>
+                  </pic:nvPicPr>
+                  <pic:blipFill>
+                    <a:blip r:embed="rId58"/>
+                    <a:srcRect/>
+                    <a:stretch>
+                      <a:fillRect/>
+                    </a:stretch>
+                  </pic:blipFill>
+                  <pic:spPr bwMode="auto">
+                    <a:xfrm>
+                      <a:off x="0" y="0"/>
+                      <a:ext cx="609600" cy="609600"/>
+                    </a:xfrm>
+                    <a:prstGeom prst="rect">
+                      <a:avLst/>
+                    </a:prstGeom>
+                    <a:noFill/>
+                    <a:ln w="9525">
+                      <a:noFill/>
+                      <a:miter lim="800000"/>
+                      <a:headEnd/>
+                      <a:tailEnd/>
+                    </a:ln>
+                  </pic:spPr>
+                </pic:pic>
+              </a:graphicData>
+            </a:graphic>
+          </wp:inline>
+        </w:drawing>
+      </w:r>
+    </w:p>
+    <w:p>
+      <w:pPr>
+        <w:spacing w:after="0" w:line="240" w:lineRule="auto"/>
+        <w:rPr>
+          <w:rFonts w:ascii="Times New Roman" w:eastAsia="Times New Roman" w:hAnsi="Times New Roman" w:cs="Times New Roman"/>
+          <w:color w:val="0000FF"/>
+          <w:sz w:val="24"/>
+          <w:szCs w:val="24"/>
+          <w:u w:val="single"/>
+        </w:rPr>
+      </w:pPr>
+      <w:r>
+        <w:rPr>
+          <w:rFonts w:ascii="Times New Roman" w:eastAsia="Times New Roman" w:hAnsi="Times New Roman" w:cs="Times New Roman"/>
+          <w:color w:val="0000FF"/>
+          <w:sz w:val="24"/>
+          <w:szCs w:val="24"/>
+          <w:u w:val="single"/>
+        </w:rPr>
+        <w:t>acmanet.org</w:t>
+      </w:r>
+    </w:p>
+    <w:p>
+      <w:pPr>
+        <w:spacing w:after="0" w:line="240" w:lineRule="auto"/>
+        <w:rPr>
+          <w:rFonts w:ascii="Times New Roman" w:eastAsia="Times New Roman" w:hAnsi="Times New Roman" w:cs="Times New Roman"/>
+          <w:color w:val="0000FF"/>
+          <w:sz w:val="24"/>
+          <w:szCs w:val="24"/>
+          <w:u w:val="single"/>
+        </w:rPr>
+      </w:pPr>
+      <w:r>
+        <w:rPr>
+          <w:rFonts w:ascii="Times New Roman" w:eastAsia="Times New Roman" w:hAnsi="Times New Roman" w:cs="Times New Roman"/>
+          <w:color w:val="0000FF"/>
+          <w:sz w:val="24"/>
+          <w:szCs w:val="24"/>
+          <w:u w:val="single"/>
+        </w:rPr>
+        <w:t>Carbon Fiber Skin Being Developed to Protect Stealth Aircraft</w:t>
+      </w:r>
+    </w:p>
+    <w:p>
+      <w:pPr>
+        <w:spacing w:after="0" w:line="240" w:lineRule="auto"/>
+        <w:rPr>
+          <w:rFonts w:ascii="Times New Roman" w:eastAsia="Times New Roman" w:hAnsi="Times New Roman" w:cs="Times New Roman"/>
+          <w:sz w:val="24"/>
+          <w:szCs w:val="24"/>
+        </w:rPr>
+      </w:pPr>
+      <w:r>
+        <w:rPr>
+          <w:rFonts w:ascii="Times New Roman" w:eastAsia="Times New Roman" w:hAnsi="Times New Roman" w:cs="Times New Roman"/>
+          <w:color w:val="0000FF"/>
+          <w:sz w:val="24"/>
+          <w:szCs w:val="24"/>
+          <w:u w:val="single"/>
+        </w:rPr>
+        <w:t xml:space="preserve">Opens in a new window </w:t>
+      </w:r>
+      <w:r>
+        <w:rPr>
+          <w:rFonts w:ascii="Times New Roman" w:eastAsia="Times New Roman" w:hAnsi="Times New Roman" w:cs="Times New Roman"/>
+          <w:sz w:val="24"/>
+          <w:szCs w:val="24"/>
+        </w:rPr>
+        <w:fldChar w:fldCharType="end"/>
+      </w:r>
+      <w:r>
+        <w:rPr>
+          <w:rFonts w:ascii="Times New Roman" w:eastAsia="Times New Roman" w:hAnsi="Times New Roman" w:cs="Times New Roman"/>
+          <w:sz w:val="24"/>
+          <w:szCs w:val="24"/>
+        </w:rPr>
+        <w:fldChar w:fldCharType="begin"/>
+      </w:r>
+      <w:r>
+        <w:rPr>
+          <w:rFonts w:ascii="Times New Roman" w:eastAsia="Times New Roman" w:hAnsi="Times New Roman" w:cs="Times New Roman"/>
+          <w:sz w:val="24"/>
+          <w:szCs w:val="24"/>
+        </w:rPr>
+        <w:instrText xml:space="preserve"> HYPERLINK "https://www.flyajetfighter.com/how-the-f-16-influenced-modern-fighter-aviation/" \t "_blank" </w:instrText>
+      </w:r>
+      <w:r>
+        <w:rPr>
+          <w:rFonts w:ascii="Times New Roman" w:eastAsia="Times New Roman" w:hAnsi="Times New Roman" w:cs="Times New Roman"/>
+          <w:sz w:val="24"/>
+          <w:szCs w:val="24"/>
+        </w:rPr>
+        <w:fldChar w:fldCharType="separate"/>
+      </w:r>
+    </w:p>
+    <w:p>
+      <w:pPr>
+        <w:spacing w:after="0" w:line="240" w:lineRule="auto"/>
+        <w:rPr>
+          <w:rFonts w:ascii="Times New Roman" w:eastAsia="Times New Roman" w:hAnsi="Times New Roman" w:cs="Times New Roman"/>
+          <w:sz w:val="24"/>
+          <w:szCs w:val="24"/>
+        </w:rPr>
+      </w:pPr>
+      <w:r>
+        <w:rPr>
+          <w:rFonts w:ascii="Times New Roman" w:eastAsia="Times New Roman" w:hAnsi="Times New Roman" w:cs="Times New Roman"/>
+          <w:noProof/>
+          <w:color w:val="0000FF"/>
+          <w:sz w:val="24"/>
+          <w:szCs w:val="24"/>
+        </w:rPr>
+        <w:drawing>
+          <wp:inline distT="0" distB="0" distL="0" distR="0">
+            <wp:extent cx="1828800" cy="1828800"/>
+            <wp:effectExtent l="19050" t="0" r="0" b="0"/>
+            <wp:docPr id="343" name="Picture 343" descr="https://t3.gstatic.com/faviconV2?url=https://www.flyajetfighter.com/&amp;client=BARD&amp;type=FAVICON&amp;size=256&amp;fallback_opts=TYPE,SIZE,URL"/>
+            <wp:cNvGraphicFramePr>
+              <a:graphicFrameLocks xmlns:a="http://schemas.openxmlformats.org/drawingml/2006/main" noChangeAspect="1"/>
+            </wp:cNvGraphicFramePr>
+            <a:graphic xmlns:a="http://schemas.openxmlformats.org/drawingml/2006/main">
+              <a:graphicData uri="http://schemas.openxmlformats.org/drawingml/2006/picture">
+                <pic:pic xmlns:pic="http://schemas.openxmlformats.org/drawingml/2006/picture">
+                  <pic:nvPicPr>
+                    <pic:cNvPr id="0" name="Picture 343" descr="https://t3.gstatic.com/faviconV2?url=https://www.flyajetfighter.com/&amp;client=BARD&amp;type=FAVICON&amp;size=256&amp;fallback_opts=TYPE,SIZE,URL"/>
+                    <pic:cNvPicPr>
+                      <a:picLocks noChangeAspect="1" noChangeArrowheads="1"/>
+                    </pic:cNvPicPr>
+                  </pic:nvPicPr>
+                  <pic:blipFill>
+                    <a:blip r:embed="rId59"/>
+                    <a:srcRect/>
+                    <a:stretch>
+                      <a:fillRect/>
+                    </a:stretch>
+                  </pic:blipFill>
+                  <pic:spPr bwMode="auto">
+                    <a:xfrm>
+                      <a:off x="0" y="0"/>
+                      <a:ext cx="1828800" cy="1828800"/>
+                    </a:xfrm>
+                    <a:prstGeom prst="rect">
+                      <a:avLst/>
+                    </a:prstGeom>
+                    <a:noFill/>
+                    <a:ln w="9525">
+                      <a:noFill/>
+                      <a:miter lim="800000"/>
+                      <a:headEnd/>
+                      <a:tailEnd/>
+                    </a:ln>
+                  </pic:spPr>
+                </pic:pic>
+              </a:graphicData>
+            </a:graphic>
+          </wp:inline>
+        </w:drawing>
+      </w:r>
+    </w:p>
+    <w:p>
+      <w:pPr>
+        <w:spacing w:after="0" w:line="240" w:lineRule="auto"/>
+        <w:rPr>
+          <w:rFonts w:ascii="Times New Roman" w:eastAsia="Times New Roman" w:hAnsi="Times New Roman" w:cs="Times New Roman"/>
+          <w:color w:val="0000FF"/>
+          <w:sz w:val="24"/>
+          <w:szCs w:val="24"/>
+          <w:u w:val="single"/>
+        </w:rPr>
+      </w:pPr>
+      <w:r>
+        <w:rPr>
+          <w:rFonts w:ascii="Times New Roman" w:eastAsia="Times New Roman" w:hAnsi="Times New Roman" w:cs="Times New Roman"/>
+          <w:color w:val="0000FF"/>
+          <w:sz w:val="24"/>
+          <w:szCs w:val="24"/>
+          <w:u w:val="single"/>
+        </w:rPr>
+        <w:t>flyajetfighter.com</w:t>
+      </w:r>
+    </w:p>
+    <w:p>
+      <w:pPr>
+        <w:spacing w:after="0" w:line="240" w:lineRule="auto"/>
+        <w:rPr>
+          <w:rFonts w:ascii="Times New Roman" w:eastAsia="Times New Roman" w:hAnsi="Times New Roman" w:cs="Times New Roman"/>
+          <w:color w:val="0000FF"/>
+          <w:sz w:val="24"/>
+          <w:szCs w:val="24"/>
+          <w:u w:val="single"/>
+        </w:rPr>
+      </w:pPr>
+      <w:r>
+        <w:rPr>
+          <w:rFonts w:ascii="Times New Roman" w:eastAsia="Times New Roman" w:hAnsi="Times New Roman" w:cs="Times New Roman"/>
+          <w:color w:val="0000FF"/>
+          <w:sz w:val="24"/>
+          <w:szCs w:val="24"/>
+          <w:u w:val="single"/>
+        </w:rPr>
+        <w:t>How the F-16 influenced modern fighter aviation - Fly a jet fighter</w:t>
+      </w:r>
+    </w:p>
+    <w:p>
+      <w:pPr>
+        <w:spacing w:after="0" w:line="240" w:lineRule="auto"/>
+        <w:rPr>
+          <w:rFonts w:ascii="Times New Roman" w:eastAsia="Times New Roman" w:hAnsi="Times New Roman" w:cs="Times New Roman"/>
+          <w:sz w:val="24"/>
+          <w:szCs w:val="24"/>
+        </w:rPr>
+      </w:pPr>
+      <w:r>
+        <w:rPr>
+          <w:rFonts w:ascii="Times New Roman" w:eastAsia="Times New Roman" w:hAnsi="Times New Roman" w:cs="Times New Roman"/>
+          <w:color w:val="0000FF"/>
+          <w:sz w:val="24"/>
+          <w:szCs w:val="24"/>
+          <w:u w:val="single"/>
+        </w:rPr>
+        <w:t xml:space="preserve">Opens in a new window </w:t>
+      </w:r>
+      <w:r>
+        <w:rPr>
+          <w:rFonts w:ascii="Times New Roman" w:eastAsia="Times New Roman" w:hAnsi="Times New Roman" w:cs="Times New Roman"/>
+          <w:sz w:val="24"/>
+          <w:szCs w:val="24"/>
+        </w:rPr>
+        <w:fldChar w:fldCharType="end"/>
+      </w:r>
+    </w:p>
+    <w:p>
+      <w:pPr>
+        <w:spacing w:after="0" w:line="240" w:lineRule="auto"/>
+        <w:rPr>
+          <w:rFonts w:ascii="Times New Roman" w:eastAsia="Times New Roman" w:hAnsi="Times New Roman" w:cs="Times New Roman"/>
         </w:rPr>
       </w:pPr>
     </w:p>
@@ -10713,6 +17027,14 @@
     <w:pitch w:val="variable"/>
     <w:sig w:usb0="E00006FF" w:usb1="420024FF" w:usb2="02000000" w:usb3="00000000" w:csb0="0000019F" w:csb1="00000000"/>
   </w:font>
+  <w:font w:name="Eccentric Std">
+    <w:panose1 w:val="00000000000000000000"/>
+    <w:charset w:val="00"/>
+    <w:family w:val="modern"/>
+    <w:notTrueType/>
+    <w:pitch w:val="variable"/>
+    <w:sig w:usb0="800000AF" w:usb1="4000204A" w:usb2="00000000" w:usb3="00000000" w:csb0="00000001" w:csb1="00000000"/>
+  </w:font>
 </w:fonts>
 </file>
 
@@ -11333,11 +17655,30 @@
 </file>
 
 <file path=customXml/item1.xml><?xml version="1.0" encoding="utf-8"?>
+<CoverPageProperties xmlns="http://schemas.microsoft.com/office/2006/coverPageProps">
+  <PublishDate>AND MUCH MORE</PublishDate>
+  <Abstract>A visit to the engineering of Modern Fighter jets</Abstract>
+  <CompanyAddress>Flight mechanisms</CompanyAddress>
+  <CompanyPhone>Maneuverability</CompanyPhone>
+  <CompanyFax>Avionics</CompanyFax>
+  <CompanyEmail/>
+</CoverPageProperties>
+</file>
+
+<file path=customXml/item2.xml><?xml version="1.0" encoding="utf-8"?>
 <b:Sources xmlns:b="http://schemas.openxmlformats.org/officeDocument/2006/bibliography" xmlns="http://schemas.openxmlformats.org/officeDocument/2006/bibliography" SelectedStyle="\APA.XSL" StyleName="APA"/>
 </file>
 
 <file path=customXml/itemProps1.xml><?xml version="1.0" encoding="utf-8"?>
-<ds:datastoreItem xmlns:ds="http://schemas.openxmlformats.org/officeDocument/2006/customXml" ds:itemID="{83D2425A-9B8B-47BB-A7C7-4C90597E33B8}">
+<ds:datastoreItem xmlns:ds="http://schemas.openxmlformats.org/officeDocument/2006/customXml" ds:itemID="{55AF091B-3C7A-41E3-B477-F2FDAA23CFDA}">
+  <ds:schemaRefs>
+    <ds:schemaRef ds:uri="http://schemas.microsoft.com/office/2006/coverPageProps"/>
+  </ds:schemaRefs>
+</ds:datastoreItem>
+</file>
+
+<file path=customXml/itemProps2.xml><?xml version="1.0" encoding="utf-8"?>
+<ds:datastoreItem xmlns:ds="http://schemas.openxmlformats.org/officeDocument/2006/customXml" ds:itemID="{CB658122-7630-4596-B02F-DF33469DDB32}">
   <ds:schemaRefs>
     <ds:schemaRef ds:uri="http://schemas.openxmlformats.org/officeDocument/2006/bibliography"/>
   </ds:schemaRefs>
